--- a/docs/tables/heatmap/cat_index_methotrexate_overdose.docx
+++ b/docs/tables/heatmap/cat_index_methotrexate_overdose.docx
@@ -1276,6 +1276,536 @@
               <w:left w:val="none" w:sz="0" w:space="0" w:color="000000"/>
               <w:right w:val="none" w:sz="0" w:space="0" w:color="000000"/>
             </w:tcBorders>
+            <w:shd w:val="clear" w:color="auto" w:fill="F03B20"/>
+            <w:tcMar>
+              <w:top w:w="0" w:type="dxa"/>
+              <w:bottom w:w="0" w:type="dxa"/>
+              <w:left w:w="0" w:type="dxa"/>
+              <w:right w:w="0" w:type="dxa"/>
+            </w:tcMar>
+            <w:vAlign w:val="center"/>
+          </w:tcPr>
+          <w:p>
+            <w:pPr>
+              <w:pStyle w:val="Normal"/>
+              <w:jc w:val="center"/>
+              <w:pBdr>
+                <w:bottom w:val="none" w:sz="0" w:space="0" w:color="000000"/>
+                <w:top w:val="none" w:sz="0" w:space="0" w:color="000000"/>
+                <w:left w:val="none" w:sz="0" w:space="0" w:color="000000"/>
+                <w:right w:val="none" w:sz="0" w:space="0" w:color="000000"/>
+              </w:pBdr>
+              <w:spacing w:after="100" w:before="100" w:line="240"/>
+              <w:ind w:left="100" w:right="100" w:firstLine="0" w:firstLineChars="0"/>
+              <w:rPr>
+                <w:rFonts w:ascii="Helvetica" w:hAnsi="Helvetica" w:eastAsia="Helvetica" w:cs="Helvetica"/>
+                <w:i w:val="false"/>
+                <w:b w:val="false"/>
+                <w:u w:val="none"/>
+                <w:sz w:val="18"/>
+                <w:szCs w:val="18"/>
+                <w:color w:val="FFFFFF"/>
+              </w:rPr>
+            </w:pPr>
+            <w:r>
+              <w:rPr>
+                <w:rFonts w:ascii="Helvetica" w:hAnsi="Helvetica" w:eastAsia="Helvetica" w:cs="Helvetica"/>
+                <w:i w:val="false"/>
+                <w:b w:val="false"/>
+                <w:u w:val="none"/>
+                <w:sz w:val="18"/>
+                <w:szCs w:val="18"/>
+                <w:color w:val="FFFFFF"/>
+              </w:rPr>
+              <w:t xml:space="preserve">12.8</w:t>
+            </w:r>
+          </w:p>
+        </w:tc>
+        <w:tc>
+          <w:tcPr>
+            <w:tcBorders>
+              <w:bottom w:val="none" w:sz="0" w:space="0" w:color="000000"/>
+              <w:top w:val="single" w:sz="12" w:space="0" w:color="666666"/>
+              <w:left w:val="none" w:sz="0" w:space="0" w:color="000000"/>
+              <w:right w:val="none" w:sz="0" w:space="0" w:color="000000"/>
+            </w:tcBorders>
+            <w:shd w:val="clear" w:color="auto" w:fill="F03B20"/>
+            <w:tcMar>
+              <w:top w:w="0" w:type="dxa"/>
+              <w:bottom w:w="0" w:type="dxa"/>
+              <w:left w:w="0" w:type="dxa"/>
+              <w:right w:w="0" w:type="dxa"/>
+            </w:tcMar>
+            <w:vAlign w:val="center"/>
+          </w:tcPr>
+          <w:p>
+            <w:pPr>
+              <w:pStyle w:val="Normal"/>
+              <w:jc w:val="center"/>
+              <w:pBdr>
+                <w:bottom w:val="none" w:sz="0" w:space="0" w:color="000000"/>
+                <w:top w:val="none" w:sz="0" w:space="0" w:color="000000"/>
+                <w:left w:val="none" w:sz="0" w:space="0" w:color="000000"/>
+                <w:right w:val="none" w:sz="0" w:space="0" w:color="000000"/>
+              </w:pBdr>
+              <w:spacing w:after="100" w:before="100" w:line="240"/>
+              <w:ind w:left="100" w:right="100" w:firstLine="0" w:firstLineChars="0"/>
+              <w:rPr>
+                <w:rFonts w:ascii="Helvetica" w:hAnsi="Helvetica" w:eastAsia="Helvetica" w:cs="Helvetica"/>
+                <w:i w:val="false"/>
+                <w:b w:val="false"/>
+                <w:u w:val="none"/>
+                <w:sz w:val="18"/>
+                <w:szCs w:val="18"/>
+                <w:color w:val="FFFFFF"/>
+              </w:rPr>
+            </w:pPr>
+            <w:r>
+              <w:rPr>
+                <w:rFonts w:ascii="Helvetica" w:hAnsi="Helvetica" w:eastAsia="Helvetica" w:cs="Helvetica"/>
+                <w:i w:val="false"/>
+                <w:b w:val="false"/>
+                <w:u w:val="none"/>
+                <w:sz w:val="18"/>
+                <w:szCs w:val="18"/>
+                <w:color w:val="FFFFFF"/>
+              </w:rPr>
+              <w:t xml:space="preserve">10.9</w:t>
+            </w:r>
+          </w:p>
+        </w:tc>
+        <w:tc>
+          <w:tcPr>
+            <w:tcBorders>
+              <w:bottom w:val="none" w:sz="0" w:space="0" w:color="000000"/>
+              <w:top w:val="single" w:sz="12" w:space="0" w:color="666666"/>
+              <w:left w:val="none" w:sz="0" w:space="0" w:color="000000"/>
+              <w:right w:val="none" w:sz="0" w:space="0" w:color="000000"/>
+            </w:tcBorders>
+            <w:shd w:val="clear" w:color="auto" w:fill="F03B20"/>
+            <w:tcMar>
+              <w:top w:w="0" w:type="dxa"/>
+              <w:bottom w:w="0" w:type="dxa"/>
+              <w:left w:w="0" w:type="dxa"/>
+              <w:right w:w="0" w:type="dxa"/>
+            </w:tcMar>
+            <w:vAlign w:val="center"/>
+          </w:tcPr>
+          <w:p>
+            <w:pPr>
+              <w:pStyle w:val="Normal"/>
+              <w:jc w:val="center"/>
+              <w:pBdr>
+                <w:bottom w:val="none" w:sz="0" w:space="0" w:color="000000"/>
+                <w:top w:val="none" w:sz="0" w:space="0" w:color="000000"/>
+                <w:left w:val="none" w:sz="0" w:space="0" w:color="000000"/>
+                <w:right w:val="none" w:sz="0" w:space="0" w:color="000000"/>
+              </w:pBdr>
+              <w:spacing w:after="100" w:before="100" w:line="240"/>
+              <w:ind w:left="100" w:right="100" w:firstLine="0" w:firstLineChars="0"/>
+              <w:rPr>
+                <w:rFonts w:ascii="Helvetica" w:hAnsi="Helvetica" w:eastAsia="Helvetica" w:cs="Helvetica"/>
+                <w:i w:val="false"/>
+                <w:b w:val="false"/>
+                <w:u w:val="none"/>
+                <w:sz w:val="18"/>
+                <w:szCs w:val="18"/>
+                <w:color w:val="FFFFFF"/>
+              </w:rPr>
+            </w:pPr>
+            <w:r>
+              <w:rPr>
+                <w:rFonts w:ascii="Helvetica" w:hAnsi="Helvetica" w:eastAsia="Helvetica" w:cs="Helvetica"/>
+                <w:i w:val="false"/>
+                <w:b w:val="false"/>
+                <w:u w:val="none"/>
+                <w:sz w:val="18"/>
+                <w:szCs w:val="18"/>
+                <w:color w:val="FFFFFF"/>
+              </w:rPr>
+              <w:t xml:space="preserve">14.7</w:t>
+            </w:r>
+          </w:p>
+        </w:tc>
+        <w:tc>
+          <w:tcPr>
+            <w:tcBorders>
+              <w:bottom w:val="none" w:sz="0" w:space="0" w:color="000000"/>
+              <w:top w:val="single" w:sz="12" w:space="0" w:color="666666"/>
+              <w:left w:val="none" w:sz="0" w:space="0" w:color="000000"/>
+              <w:right w:val="none" w:sz="0" w:space="0" w:color="000000"/>
+            </w:tcBorders>
+            <w:shd w:val="clear" w:color="auto" w:fill="F03B20"/>
+            <w:tcMar>
+              <w:top w:w="0" w:type="dxa"/>
+              <w:bottom w:w="0" w:type="dxa"/>
+              <w:left w:w="0" w:type="dxa"/>
+              <w:right w:w="0" w:type="dxa"/>
+            </w:tcMar>
+            <w:vAlign w:val="center"/>
+          </w:tcPr>
+          <w:p>
+            <w:pPr>
+              <w:pStyle w:val="Normal"/>
+              <w:jc w:val="center"/>
+              <w:pBdr>
+                <w:bottom w:val="none" w:sz="0" w:space="0" w:color="000000"/>
+                <w:top w:val="none" w:sz="0" w:space="0" w:color="000000"/>
+                <w:left w:val="none" w:sz="0" w:space="0" w:color="000000"/>
+                <w:right w:val="none" w:sz="0" w:space="0" w:color="000000"/>
+              </w:pBdr>
+              <w:spacing w:after="100" w:before="100" w:line="240"/>
+              <w:ind w:left="100" w:right="100" w:firstLine="0" w:firstLineChars="0"/>
+              <w:rPr>
+                <w:rFonts w:ascii="Helvetica" w:hAnsi="Helvetica" w:eastAsia="Helvetica" w:cs="Helvetica"/>
+                <w:i w:val="false"/>
+                <w:b w:val="false"/>
+                <w:u w:val="none"/>
+                <w:sz w:val="18"/>
+                <w:szCs w:val="18"/>
+                <w:color w:val="FFFFFF"/>
+              </w:rPr>
+            </w:pPr>
+            <w:r>
+              <w:rPr>
+                <w:rFonts w:ascii="Helvetica" w:hAnsi="Helvetica" w:eastAsia="Helvetica" w:cs="Helvetica"/>
+                <w:i w:val="false"/>
+                <w:b w:val="false"/>
+                <w:u w:val="none"/>
+                <w:sz w:val="18"/>
+                <w:szCs w:val="18"/>
+                <w:color w:val="FFFFFF"/>
+              </w:rPr>
+              <w:t xml:space="preserve">14.8</w:t>
+            </w:r>
+          </w:p>
+        </w:tc>
+        <w:tc>
+          <w:tcPr>
+            <w:tcBorders>
+              <w:bottom w:val="none" w:sz="0" w:space="0" w:color="000000"/>
+              <w:top w:val="single" w:sz="12" w:space="0" w:color="666666"/>
+              <w:left w:val="none" w:sz="0" w:space="0" w:color="000000"/>
+              <w:right w:val="none" w:sz="0" w:space="0" w:color="000000"/>
+            </w:tcBorders>
+            <w:shd w:val="clear" w:color="auto" w:fill="F03B20"/>
+            <w:tcMar>
+              <w:top w:w="0" w:type="dxa"/>
+              <w:bottom w:w="0" w:type="dxa"/>
+              <w:left w:w="0" w:type="dxa"/>
+              <w:right w:w="0" w:type="dxa"/>
+            </w:tcMar>
+            <w:vAlign w:val="center"/>
+          </w:tcPr>
+          <w:p>
+            <w:pPr>
+              <w:pStyle w:val="Normal"/>
+              <w:jc w:val="center"/>
+              <w:pBdr>
+                <w:bottom w:val="none" w:sz="0" w:space="0" w:color="000000"/>
+                <w:top w:val="none" w:sz="0" w:space="0" w:color="000000"/>
+                <w:left w:val="none" w:sz="0" w:space="0" w:color="000000"/>
+                <w:right w:val="none" w:sz="0" w:space="0" w:color="000000"/>
+              </w:pBdr>
+              <w:spacing w:after="100" w:before="100" w:line="240"/>
+              <w:ind w:left="100" w:right="100" w:firstLine="0" w:firstLineChars="0"/>
+              <w:rPr>
+                <w:rFonts w:ascii="Helvetica" w:hAnsi="Helvetica" w:eastAsia="Helvetica" w:cs="Helvetica"/>
+                <w:i w:val="false"/>
+                <w:b w:val="false"/>
+                <w:u w:val="none"/>
+                <w:sz w:val="18"/>
+                <w:szCs w:val="18"/>
+                <w:color w:val="FFFFFF"/>
+              </w:rPr>
+            </w:pPr>
+            <w:r>
+              <w:rPr>
+                <w:rFonts w:ascii="Helvetica" w:hAnsi="Helvetica" w:eastAsia="Helvetica" w:cs="Helvetica"/>
+                <w:i w:val="false"/>
+                <w:b w:val="false"/>
+                <w:u w:val="none"/>
+                <w:sz w:val="18"/>
+                <w:szCs w:val="18"/>
+                <w:color w:val="FFFFFF"/>
+              </w:rPr>
+              <w:t xml:space="preserve">16.7</w:t>
+            </w:r>
+          </w:p>
+        </w:tc>
+        <w:tc>
+          <w:tcPr>
+            <w:tcBorders>
+              <w:bottom w:val="none" w:sz="0" w:space="0" w:color="000000"/>
+              <w:top w:val="single" w:sz="12" w:space="0" w:color="666666"/>
+              <w:left w:val="none" w:sz="0" w:space="0" w:color="000000"/>
+              <w:right w:val="none" w:sz="0" w:space="0" w:color="000000"/>
+            </w:tcBorders>
+            <w:shd w:val="clear" w:color="auto" w:fill="F03B20"/>
+            <w:tcMar>
+              <w:top w:w="0" w:type="dxa"/>
+              <w:bottom w:w="0" w:type="dxa"/>
+              <w:left w:w="0" w:type="dxa"/>
+              <w:right w:w="0" w:type="dxa"/>
+            </w:tcMar>
+            <w:vAlign w:val="center"/>
+          </w:tcPr>
+          <w:p>
+            <w:pPr>
+              <w:pStyle w:val="Normal"/>
+              <w:jc w:val="center"/>
+              <w:pBdr>
+                <w:bottom w:val="none" w:sz="0" w:space="0" w:color="000000"/>
+                <w:top w:val="none" w:sz="0" w:space="0" w:color="000000"/>
+                <w:left w:val="none" w:sz="0" w:space="0" w:color="000000"/>
+                <w:right w:val="none" w:sz="0" w:space="0" w:color="000000"/>
+              </w:pBdr>
+              <w:spacing w:after="100" w:before="100" w:line="240"/>
+              <w:ind w:left="100" w:right="100" w:firstLine="0" w:firstLineChars="0"/>
+              <w:rPr>
+                <w:rFonts w:ascii="Helvetica" w:hAnsi="Helvetica" w:eastAsia="Helvetica" w:cs="Helvetica"/>
+                <w:i w:val="false"/>
+                <w:b w:val="false"/>
+                <w:u w:val="none"/>
+                <w:sz w:val="18"/>
+                <w:szCs w:val="18"/>
+                <w:color w:val="FFFFFF"/>
+              </w:rPr>
+            </w:pPr>
+            <w:r>
+              <w:rPr>
+                <w:rFonts w:ascii="Helvetica" w:hAnsi="Helvetica" w:eastAsia="Helvetica" w:cs="Helvetica"/>
+                <w:i w:val="false"/>
+                <w:b w:val="false"/>
+                <w:u w:val="none"/>
+                <w:sz w:val="18"/>
+                <w:szCs w:val="18"/>
+                <w:color w:val="FFFFFF"/>
+              </w:rPr>
+              <w:t xml:space="preserve">12.4</w:t>
+            </w:r>
+          </w:p>
+        </w:tc>
+        <w:tc>
+          <w:tcPr>
+            <w:tcBorders>
+              <w:bottom w:val="none" w:sz="0" w:space="0" w:color="000000"/>
+              <w:top w:val="single" w:sz="12" w:space="0" w:color="666666"/>
+              <w:left w:val="none" w:sz="0" w:space="0" w:color="000000"/>
+              <w:right w:val="none" w:sz="0" w:space="0" w:color="000000"/>
+            </w:tcBorders>
+            <w:shd w:val="clear" w:color="auto" w:fill="FEB24C"/>
+            <w:tcMar>
+              <w:top w:w="0" w:type="dxa"/>
+              <w:bottom w:w="0" w:type="dxa"/>
+              <w:left w:w="0" w:type="dxa"/>
+              <w:right w:w="0" w:type="dxa"/>
+            </w:tcMar>
+            <w:vAlign w:val="center"/>
+          </w:tcPr>
+          <w:p>
+            <w:pPr>
+              <w:pStyle w:val="Normal"/>
+              <w:jc w:val="center"/>
+              <w:pBdr>
+                <w:bottom w:val="none" w:sz="0" w:space="0" w:color="000000"/>
+                <w:top w:val="none" w:sz="0" w:space="0" w:color="000000"/>
+                <w:left w:val="none" w:sz="0" w:space="0" w:color="000000"/>
+                <w:right w:val="none" w:sz="0" w:space="0" w:color="000000"/>
+              </w:pBdr>
+              <w:spacing w:after="100" w:before="100" w:line="240"/>
+              <w:ind w:left="100" w:right="100" w:firstLine="0" w:firstLineChars="0"/>
+              <w:rPr>
+                <w:rFonts w:ascii="Helvetica" w:hAnsi="Helvetica" w:eastAsia="Helvetica" w:cs="Helvetica"/>
+                <w:i w:val="false"/>
+                <w:b w:val="false"/>
+                <w:u w:val="none"/>
+                <w:sz w:val="18"/>
+                <w:szCs w:val="18"/>
+                <w:color w:val="000000"/>
+              </w:rPr>
+            </w:pPr>
+            <w:r>
+              <w:rPr>
+                <w:rFonts w:ascii="Helvetica" w:hAnsi="Helvetica" w:eastAsia="Helvetica" w:cs="Helvetica"/>
+                <w:i w:val="false"/>
+                <w:b w:val="false"/>
+                <w:u w:val="none"/>
+                <w:sz w:val="18"/>
+                <w:szCs w:val="18"/>
+                <w:color w:val="000000"/>
+              </w:rPr>
+              <w:t xml:space="preserve">9.9</w:t>
+            </w:r>
+          </w:p>
+        </w:tc>
+        <w:tc>
+          <w:tcPr>
+            <w:tcBorders>
+              <w:bottom w:val="none" w:sz="0" w:space="0" w:color="000000"/>
+              <w:top w:val="single" w:sz="12" w:space="0" w:color="666666"/>
+              <w:left w:val="none" w:sz="0" w:space="0" w:color="000000"/>
+              <w:right w:val="none" w:sz="0" w:space="0" w:color="000000"/>
+            </w:tcBorders>
+            <w:shd w:val="clear" w:color="auto" w:fill="F03B20"/>
+            <w:tcMar>
+              <w:top w:w="0" w:type="dxa"/>
+              <w:bottom w:w="0" w:type="dxa"/>
+              <w:left w:w="0" w:type="dxa"/>
+              <w:right w:w="0" w:type="dxa"/>
+            </w:tcMar>
+            <w:vAlign w:val="center"/>
+          </w:tcPr>
+          <w:p>
+            <w:pPr>
+              <w:pStyle w:val="Normal"/>
+              <w:jc w:val="center"/>
+              <w:pBdr>
+                <w:bottom w:val="none" w:sz="0" w:space="0" w:color="000000"/>
+                <w:top w:val="none" w:sz="0" w:space="0" w:color="000000"/>
+                <w:left w:val="none" w:sz="0" w:space="0" w:color="000000"/>
+                <w:right w:val="none" w:sz="0" w:space="0" w:color="000000"/>
+              </w:pBdr>
+              <w:spacing w:after="100" w:before="100" w:line="240"/>
+              <w:ind w:left="100" w:right="100" w:firstLine="0" w:firstLineChars="0"/>
+              <w:rPr>
+                <w:rFonts w:ascii="Helvetica" w:hAnsi="Helvetica" w:eastAsia="Helvetica" w:cs="Helvetica"/>
+                <w:i w:val="false"/>
+                <w:b w:val="false"/>
+                <w:u w:val="none"/>
+                <w:sz w:val="18"/>
+                <w:szCs w:val="18"/>
+                <w:color w:val="FFFFFF"/>
+              </w:rPr>
+            </w:pPr>
+            <w:r>
+              <w:rPr>
+                <w:rFonts w:ascii="Helvetica" w:hAnsi="Helvetica" w:eastAsia="Helvetica" w:cs="Helvetica"/>
+                <w:i w:val="false"/>
+                <w:b w:val="false"/>
+                <w:u w:val="none"/>
+                <w:sz w:val="18"/>
+                <w:szCs w:val="18"/>
+                <w:color w:val="FFFFFF"/>
+              </w:rPr>
+              <w:t xml:space="preserve">11.7</w:t>
+            </w:r>
+          </w:p>
+        </w:tc>
+        <w:tc>
+          <w:tcPr>
+            <w:tcBorders>
+              <w:bottom w:val="none" w:sz="0" w:space="0" w:color="000000"/>
+              <w:top w:val="single" w:sz="12" w:space="0" w:color="666666"/>
+              <w:left w:val="none" w:sz="0" w:space="0" w:color="000000"/>
+              <w:right w:val="none" w:sz="0" w:space="0" w:color="000000"/>
+            </w:tcBorders>
+            <w:shd w:val="clear" w:color="auto" w:fill="F03B20"/>
+            <w:tcMar>
+              <w:top w:w="0" w:type="dxa"/>
+              <w:bottom w:w="0" w:type="dxa"/>
+              <w:left w:w="0" w:type="dxa"/>
+              <w:right w:w="0" w:type="dxa"/>
+            </w:tcMar>
+            <w:vAlign w:val="center"/>
+          </w:tcPr>
+          <w:p>
+            <w:pPr>
+              <w:pStyle w:val="Normal"/>
+              <w:jc w:val="center"/>
+              <w:pBdr>
+                <w:bottom w:val="none" w:sz="0" w:space="0" w:color="000000"/>
+                <w:top w:val="none" w:sz="0" w:space="0" w:color="000000"/>
+                <w:left w:val="none" w:sz="0" w:space="0" w:color="000000"/>
+                <w:right w:val="none" w:sz="0" w:space="0" w:color="000000"/>
+              </w:pBdr>
+              <w:spacing w:after="100" w:before="100" w:line="240"/>
+              <w:ind w:left="100" w:right="100" w:firstLine="0" w:firstLineChars="0"/>
+              <w:rPr>
+                <w:rFonts w:ascii="Helvetica" w:hAnsi="Helvetica" w:eastAsia="Helvetica" w:cs="Helvetica"/>
+                <w:i w:val="false"/>
+                <w:b w:val="false"/>
+                <w:u w:val="none"/>
+                <w:sz w:val="18"/>
+                <w:szCs w:val="18"/>
+                <w:color w:val="FFFFFF"/>
+              </w:rPr>
+            </w:pPr>
+            <w:r>
+              <w:rPr>
+                <w:rFonts w:ascii="Helvetica" w:hAnsi="Helvetica" w:eastAsia="Helvetica" w:cs="Helvetica"/>
+                <w:i w:val="false"/>
+                <w:b w:val="false"/>
+                <w:u w:val="none"/>
+                <w:sz w:val="18"/>
+                <w:szCs w:val="18"/>
+                <w:color w:val="FFFFFF"/>
+              </w:rPr>
+              <w:t xml:space="preserve">19.1</w:t>
+            </w:r>
+          </w:p>
+        </w:tc>
+        <w:tc>
+          <w:tcPr>
+            <w:tcBorders>
+              <w:bottom w:val="none" w:sz="0" w:space="0" w:color="000000"/>
+              <w:top w:val="single" w:sz="12" w:space="0" w:color="666666"/>
+              <w:left w:val="none" w:sz="0" w:space="0" w:color="000000"/>
+              <w:right w:val="none" w:sz="0" w:space="0" w:color="000000"/>
+            </w:tcBorders>
+            <w:shd w:val="clear" w:color="auto" w:fill="FEB24C"/>
+            <w:tcMar>
+              <w:top w:w="0" w:type="dxa"/>
+              <w:bottom w:w="0" w:type="dxa"/>
+              <w:left w:w="0" w:type="dxa"/>
+              <w:right w:w="0" w:type="dxa"/>
+            </w:tcMar>
+            <w:vAlign w:val="center"/>
+          </w:tcPr>
+          <w:p>
+            <w:pPr>
+              <w:pStyle w:val="Normal"/>
+              <w:jc w:val="center"/>
+              <w:pBdr>
+                <w:bottom w:val="none" w:sz="0" w:space="0" w:color="000000"/>
+                <w:top w:val="none" w:sz="0" w:space="0" w:color="000000"/>
+                <w:left w:val="none" w:sz="0" w:space="0" w:color="000000"/>
+                <w:right w:val="none" w:sz="0" w:space="0" w:color="000000"/>
+              </w:pBdr>
+              <w:spacing w:after="100" w:before="100" w:line="240"/>
+              <w:ind w:left="100" w:right="100" w:firstLine="0" w:firstLineChars="0"/>
+              <w:rPr>
+                <w:rFonts w:ascii="Helvetica" w:hAnsi="Helvetica" w:eastAsia="Helvetica" w:cs="Helvetica"/>
+                <w:i w:val="false"/>
+                <w:b w:val="false"/>
+                <w:u w:val="none"/>
+                <w:sz w:val="18"/>
+                <w:szCs w:val="18"/>
+                <w:color w:val="000000"/>
+              </w:rPr>
+            </w:pPr>
+            <w:r>
+              <w:rPr>
+                <w:rFonts w:ascii="Helvetica" w:hAnsi="Helvetica" w:eastAsia="Helvetica" w:cs="Helvetica"/>
+                <w:i w:val="false"/>
+                <w:b w:val="false"/>
+                <w:u w:val="none"/>
+                <w:sz w:val="18"/>
+                <w:szCs w:val="18"/>
+                <w:color w:val="000000"/>
+              </w:rPr>
+              <w:t xml:space="preserve">7.5</w:t>
+            </w:r>
+          </w:p>
+        </w:tc>
+        <w:tc>
+          <w:tcPr>
+            <w:tcBorders>
+              <w:bottom w:val="none" w:sz="0" w:space="0" w:color="000000"/>
+              <w:top w:val="single" w:sz="12" w:space="0" w:color="666666"/>
+              <w:left w:val="none" w:sz="0" w:space="0" w:color="000000"/>
+              <w:right w:val="none" w:sz="0" w:space="0" w:color="000000"/>
+            </w:tcBorders>
             <w:shd w:val="clear" w:color="auto" w:fill="6A51A3"/>
             <w:tcMar>
               <w:top w:w="0" w:type="dxa"/>
@@ -1317,537 +1847,7 @@
                 <w:szCs w:val="18"/>
                 <w:color w:val="FFFFFF"/>
               </w:rPr>
-              <w:t xml:space="preserve">23.2</w:t>
-            </w:r>
-          </w:p>
-        </w:tc>
-        <w:tc>
-          <w:tcPr>
-            <w:tcBorders>
-              <w:bottom w:val="none" w:sz="0" w:space="0" w:color="000000"/>
-              <w:top w:val="single" w:sz="12" w:space="0" w:color="666666"/>
-              <w:left w:val="none" w:sz="0" w:space="0" w:color="000000"/>
-              <w:right w:val="none" w:sz="0" w:space="0" w:color="000000"/>
-            </w:tcBorders>
-            <w:shd w:val="clear" w:color="auto" w:fill="6A51A3"/>
-            <w:tcMar>
-              <w:top w:w="0" w:type="dxa"/>
-              <w:bottom w:w="0" w:type="dxa"/>
-              <w:left w:w="0" w:type="dxa"/>
-              <w:right w:w="0" w:type="dxa"/>
-            </w:tcMar>
-            <w:vAlign w:val="center"/>
-          </w:tcPr>
-          <w:p>
-            <w:pPr>
-              <w:pStyle w:val="Normal"/>
-              <w:jc w:val="center"/>
-              <w:pBdr>
-                <w:bottom w:val="none" w:sz="0" w:space="0" w:color="000000"/>
-                <w:top w:val="none" w:sz="0" w:space="0" w:color="000000"/>
-                <w:left w:val="none" w:sz="0" w:space="0" w:color="000000"/>
-                <w:right w:val="none" w:sz="0" w:space="0" w:color="000000"/>
-              </w:pBdr>
-              <w:spacing w:after="100" w:before="100" w:line="240"/>
-              <w:ind w:left="100" w:right="100" w:firstLine="0" w:firstLineChars="0"/>
-              <w:rPr>
-                <w:rFonts w:ascii="Helvetica" w:hAnsi="Helvetica" w:eastAsia="Helvetica" w:cs="Helvetica"/>
-                <w:i w:val="false"/>
-                <w:b w:val="false"/>
-                <w:u w:val="none"/>
-                <w:sz w:val="18"/>
-                <w:szCs w:val="18"/>
-                <w:color w:val="FFFFFF"/>
-              </w:rPr>
-            </w:pPr>
-            <w:r>
-              <w:rPr>
-                <w:rFonts w:ascii="Helvetica" w:hAnsi="Helvetica" w:eastAsia="Helvetica" w:cs="Helvetica"/>
-                <w:i w:val="false"/>
-                <w:b w:val="false"/>
-                <w:u w:val="none"/>
-                <w:sz w:val="18"/>
-                <w:szCs w:val="18"/>
-                <w:color w:val="FFFFFF"/>
-              </w:rPr>
-              <w:t xml:space="preserve">29.4</w:t>
-            </w:r>
-          </w:p>
-        </w:tc>
-        <w:tc>
-          <w:tcPr>
-            <w:tcBorders>
-              <w:bottom w:val="none" w:sz="0" w:space="0" w:color="000000"/>
-              <w:top w:val="single" w:sz="12" w:space="0" w:color="666666"/>
-              <w:left w:val="none" w:sz="0" w:space="0" w:color="000000"/>
-              <w:right w:val="none" w:sz="0" w:space="0" w:color="000000"/>
-            </w:tcBorders>
-            <w:shd w:val="clear" w:color="auto" w:fill="F03B20"/>
-            <w:tcMar>
-              <w:top w:w="0" w:type="dxa"/>
-              <w:bottom w:w="0" w:type="dxa"/>
-              <w:left w:w="0" w:type="dxa"/>
-              <w:right w:w="0" w:type="dxa"/>
-            </w:tcMar>
-            <w:vAlign w:val="center"/>
-          </w:tcPr>
-          <w:p>
-            <w:pPr>
-              <w:pStyle w:val="Normal"/>
-              <w:jc w:val="center"/>
-              <w:pBdr>
-                <w:bottom w:val="none" w:sz="0" w:space="0" w:color="000000"/>
-                <w:top w:val="none" w:sz="0" w:space="0" w:color="000000"/>
-                <w:left w:val="none" w:sz="0" w:space="0" w:color="000000"/>
-                <w:right w:val="none" w:sz="0" w:space="0" w:color="000000"/>
-              </w:pBdr>
-              <w:spacing w:after="100" w:before="100" w:line="240"/>
-              <w:ind w:left="100" w:right="100" w:firstLine="0" w:firstLineChars="0"/>
-              <w:rPr>
-                <w:rFonts w:ascii="Helvetica" w:hAnsi="Helvetica" w:eastAsia="Helvetica" w:cs="Helvetica"/>
-                <w:i w:val="false"/>
-                <w:b w:val="false"/>
-                <w:u w:val="none"/>
-                <w:sz w:val="18"/>
-                <w:szCs w:val="18"/>
-                <w:color w:val="FFFFFF"/>
-              </w:rPr>
-            </w:pPr>
-            <w:r>
-              <w:rPr>
-                <w:rFonts w:ascii="Helvetica" w:hAnsi="Helvetica" w:eastAsia="Helvetica" w:cs="Helvetica"/>
-                <w:i w:val="false"/>
-                <w:b w:val="false"/>
-                <w:u w:val="none"/>
-                <w:sz w:val="18"/>
-                <w:szCs w:val="18"/>
-                <w:color w:val="FFFFFF"/>
-              </w:rPr>
-              <w:t xml:space="preserve">17.2</w:t>
-            </w:r>
-          </w:p>
-        </w:tc>
-        <w:tc>
-          <w:tcPr>
-            <w:tcBorders>
-              <w:bottom w:val="none" w:sz="0" w:space="0" w:color="000000"/>
-              <w:top w:val="single" w:sz="12" w:space="0" w:color="666666"/>
-              <w:left w:val="none" w:sz="0" w:space="0" w:color="000000"/>
-              <w:right w:val="none" w:sz="0" w:space="0" w:color="000000"/>
-            </w:tcBorders>
-            <w:shd w:val="clear" w:color="auto" w:fill="6A51A3"/>
-            <w:tcMar>
-              <w:top w:w="0" w:type="dxa"/>
-              <w:bottom w:w="0" w:type="dxa"/>
-              <w:left w:w="0" w:type="dxa"/>
-              <w:right w:w="0" w:type="dxa"/>
-            </w:tcMar>
-            <w:vAlign w:val="center"/>
-          </w:tcPr>
-          <w:p>
-            <w:pPr>
-              <w:pStyle w:val="Normal"/>
-              <w:jc w:val="center"/>
-              <w:pBdr>
-                <w:bottom w:val="none" w:sz="0" w:space="0" w:color="000000"/>
-                <w:top w:val="none" w:sz="0" w:space="0" w:color="000000"/>
-                <w:left w:val="none" w:sz="0" w:space="0" w:color="000000"/>
-                <w:right w:val="none" w:sz="0" w:space="0" w:color="000000"/>
-              </w:pBdr>
-              <w:spacing w:after="100" w:before="100" w:line="240"/>
-              <w:ind w:left="100" w:right="100" w:firstLine="0" w:firstLineChars="0"/>
-              <w:rPr>
-                <w:rFonts w:ascii="Helvetica" w:hAnsi="Helvetica" w:eastAsia="Helvetica" w:cs="Helvetica"/>
-                <w:i w:val="false"/>
-                <w:b w:val="false"/>
-                <w:u w:val="none"/>
-                <w:sz w:val="18"/>
-                <w:szCs w:val="18"/>
-                <w:color w:val="FFFFFF"/>
-              </w:rPr>
-            </w:pPr>
-            <w:r>
-              <w:rPr>
-                <w:rFonts w:ascii="Helvetica" w:hAnsi="Helvetica" w:eastAsia="Helvetica" w:cs="Helvetica"/>
-                <w:i w:val="false"/>
-                <w:b w:val="false"/>
-                <w:u w:val="none"/>
-                <w:sz w:val="18"/>
-                <w:szCs w:val="18"/>
-                <w:color w:val="FFFFFF"/>
-              </w:rPr>
-              <w:t xml:space="preserve">49.2</w:t>
-            </w:r>
-          </w:p>
-        </w:tc>
-        <w:tc>
-          <w:tcPr>
-            <w:tcBorders>
-              <w:bottom w:val="none" w:sz="0" w:space="0" w:color="000000"/>
-              <w:top w:val="single" w:sz="12" w:space="0" w:color="666666"/>
-              <w:left w:val="none" w:sz="0" w:space="0" w:color="000000"/>
-              <w:right w:val="none" w:sz="0" w:space="0" w:color="000000"/>
-            </w:tcBorders>
-            <w:shd w:val="clear" w:color="auto" w:fill="6A51A3"/>
-            <w:tcMar>
-              <w:top w:w="0" w:type="dxa"/>
-              <w:bottom w:w="0" w:type="dxa"/>
-              <w:left w:w="0" w:type="dxa"/>
-              <w:right w:w="0" w:type="dxa"/>
-            </w:tcMar>
-            <w:vAlign w:val="center"/>
-          </w:tcPr>
-          <w:p>
-            <w:pPr>
-              <w:pStyle w:val="Normal"/>
-              <w:jc w:val="center"/>
-              <w:pBdr>
-                <w:bottom w:val="none" w:sz="0" w:space="0" w:color="000000"/>
-                <w:top w:val="none" w:sz="0" w:space="0" w:color="000000"/>
-                <w:left w:val="none" w:sz="0" w:space="0" w:color="000000"/>
-                <w:right w:val="none" w:sz="0" w:space="0" w:color="000000"/>
-              </w:pBdr>
-              <w:spacing w:after="100" w:before="100" w:line="240"/>
-              <w:ind w:left="100" w:right="100" w:firstLine="0" w:firstLineChars="0"/>
-              <w:rPr>
-                <w:rFonts w:ascii="Helvetica" w:hAnsi="Helvetica" w:eastAsia="Helvetica" w:cs="Helvetica"/>
-                <w:i w:val="false"/>
-                <w:b w:val="false"/>
-                <w:u w:val="none"/>
-                <w:sz w:val="18"/>
-                <w:szCs w:val="18"/>
-                <w:color w:val="FFFFFF"/>
-              </w:rPr>
-            </w:pPr>
-            <w:r>
-              <w:rPr>
-                <w:rFonts w:ascii="Helvetica" w:hAnsi="Helvetica" w:eastAsia="Helvetica" w:cs="Helvetica"/>
-                <w:i w:val="false"/>
-                <w:b w:val="false"/>
-                <w:u w:val="none"/>
-                <w:sz w:val="18"/>
-                <w:szCs w:val="18"/>
-                <w:color w:val="FFFFFF"/>
-              </w:rPr>
-              <w:t xml:space="preserve">23.7</w:t>
-            </w:r>
-          </w:p>
-        </w:tc>
-        <w:tc>
-          <w:tcPr>
-            <w:tcBorders>
-              <w:bottom w:val="none" w:sz="0" w:space="0" w:color="000000"/>
-              <w:top w:val="single" w:sz="12" w:space="0" w:color="666666"/>
-              <w:left w:val="none" w:sz="0" w:space="0" w:color="000000"/>
-              <w:right w:val="none" w:sz="0" w:space="0" w:color="000000"/>
-            </w:tcBorders>
-            <w:shd w:val="clear" w:color="auto" w:fill="6A51A3"/>
-            <w:tcMar>
-              <w:top w:w="0" w:type="dxa"/>
-              <w:bottom w:w="0" w:type="dxa"/>
-              <w:left w:w="0" w:type="dxa"/>
-              <w:right w:w="0" w:type="dxa"/>
-            </w:tcMar>
-            <w:vAlign w:val="center"/>
-          </w:tcPr>
-          <w:p>
-            <w:pPr>
-              <w:pStyle w:val="Normal"/>
-              <w:jc w:val="center"/>
-              <w:pBdr>
-                <w:bottom w:val="none" w:sz="0" w:space="0" w:color="000000"/>
-                <w:top w:val="none" w:sz="0" w:space="0" w:color="000000"/>
-                <w:left w:val="none" w:sz="0" w:space="0" w:color="000000"/>
-                <w:right w:val="none" w:sz="0" w:space="0" w:color="000000"/>
-              </w:pBdr>
-              <w:spacing w:after="100" w:before="100" w:line="240"/>
-              <w:ind w:left="100" w:right="100" w:firstLine="0" w:firstLineChars="0"/>
-              <w:rPr>
-                <w:rFonts w:ascii="Helvetica" w:hAnsi="Helvetica" w:eastAsia="Helvetica" w:cs="Helvetica"/>
-                <w:i w:val="false"/>
-                <w:b w:val="false"/>
-                <w:u w:val="none"/>
-                <w:sz w:val="18"/>
-                <w:szCs w:val="18"/>
-                <w:color w:val="FFFFFF"/>
-              </w:rPr>
-            </w:pPr>
-            <w:r>
-              <w:rPr>
-                <w:rFonts w:ascii="Helvetica" w:hAnsi="Helvetica" w:eastAsia="Helvetica" w:cs="Helvetica"/>
-                <w:i w:val="false"/>
-                <w:b w:val="false"/>
-                <w:u w:val="none"/>
-                <w:sz w:val="18"/>
-                <w:szCs w:val="18"/>
-                <w:color w:val="FFFFFF"/>
-              </w:rPr>
-              <w:t xml:space="preserve">22.9</w:t>
-            </w:r>
-          </w:p>
-        </w:tc>
-        <w:tc>
-          <w:tcPr>
-            <w:tcBorders>
-              <w:bottom w:val="none" w:sz="0" w:space="0" w:color="000000"/>
-              <w:top w:val="single" w:sz="12" w:space="0" w:color="666666"/>
-              <w:left w:val="none" w:sz="0" w:space="0" w:color="000000"/>
-              <w:right w:val="none" w:sz="0" w:space="0" w:color="000000"/>
-            </w:tcBorders>
-            <w:shd w:val="clear" w:color="auto" w:fill="F03B20"/>
-            <w:tcMar>
-              <w:top w:w="0" w:type="dxa"/>
-              <w:bottom w:w="0" w:type="dxa"/>
-              <w:left w:w="0" w:type="dxa"/>
-              <w:right w:w="0" w:type="dxa"/>
-            </w:tcMar>
-            <w:vAlign w:val="center"/>
-          </w:tcPr>
-          <w:p>
-            <w:pPr>
-              <w:pStyle w:val="Normal"/>
-              <w:jc w:val="center"/>
-              <w:pBdr>
-                <w:bottom w:val="none" w:sz="0" w:space="0" w:color="000000"/>
-                <w:top w:val="none" w:sz="0" w:space="0" w:color="000000"/>
-                <w:left w:val="none" w:sz="0" w:space="0" w:color="000000"/>
-                <w:right w:val="none" w:sz="0" w:space="0" w:color="000000"/>
-              </w:pBdr>
-              <w:spacing w:after="100" w:before="100" w:line="240"/>
-              <w:ind w:left="100" w:right="100" w:firstLine="0" w:firstLineChars="0"/>
-              <w:rPr>
-                <w:rFonts w:ascii="Helvetica" w:hAnsi="Helvetica" w:eastAsia="Helvetica" w:cs="Helvetica"/>
-                <w:i w:val="false"/>
-                <w:b w:val="false"/>
-                <w:u w:val="none"/>
-                <w:sz w:val="18"/>
-                <w:szCs w:val="18"/>
-                <w:color w:val="FFFFFF"/>
-              </w:rPr>
-            </w:pPr>
-            <w:r>
-              <w:rPr>
-                <w:rFonts w:ascii="Helvetica" w:hAnsi="Helvetica" w:eastAsia="Helvetica" w:cs="Helvetica"/>
-                <w:i w:val="false"/>
-                <w:b w:val="false"/>
-                <w:u w:val="none"/>
-                <w:sz w:val="18"/>
-                <w:szCs w:val="18"/>
-                <w:color w:val="FFFFFF"/>
-              </w:rPr>
-              <w:t xml:space="preserve">18.7</w:t>
-            </w:r>
-          </w:p>
-        </w:tc>
-        <w:tc>
-          <w:tcPr>
-            <w:tcBorders>
-              <w:bottom w:val="none" w:sz="0" w:space="0" w:color="000000"/>
-              <w:top w:val="single" w:sz="12" w:space="0" w:color="666666"/>
-              <w:left w:val="none" w:sz="0" w:space="0" w:color="000000"/>
-              <w:right w:val="none" w:sz="0" w:space="0" w:color="000000"/>
-            </w:tcBorders>
-            <w:shd w:val="clear" w:color="auto" w:fill="6A51A3"/>
-            <w:tcMar>
-              <w:top w:w="0" w:type="dxa"/>
-              <w:bottom w:w="0" w:type="dxa"/>
-              <w:left w:w="0" w:type="dxa"/>
-              <w:right w:w="0" w:type="dxa"/>
-            </w:tcMar>
-            <w:vAlign w:val="center"/>
-          </w:tcPr>
-          <w:p>
-            <w:pPr>
-              <w:pStyle w:val="Normal"/>
-              <w:jc w:val="center"/>
-              <w:pBdr>
-                <w:bottom w:val="none" w:sz="0" w:space="0" w:color="000000"/>
-                <w:top w:val="none" w:sz="0" w:space="0" w:color="000000"/>
-                <w:left w:val="none" w:sz="0" w:space="0" w:color="000000"/>
-                <w:right w:val="none" w:sz="0" w:space="0" w:color="000000"/>
-              </w:pBdr>
-              <w:spacing w:after="100" w:before="100" w:line="240"/>
-              <w:ind w:left="100" w:right="100" w:firstLine="0" w:firstLineChars="0"/>
-              <w:rPr>
-                <w:rFonts w:ascii="Helvetica" w:hAnsi="Helvetica" w:eastAsia="Helvetica" w:cs="Helvetica"/>
-                <w:i w:val="false"/>
-                <w:b w:val="false"/>
-                <w:u w:val="none"/>
-                <w:sz w:val="18"/>
-                <w:szCs w:val="18"/>
-                <w:color w:val="FFFFFF"/>
-              </w:rPr>
-            </w:pPr>
-            <w:r>
-              <w:rPr>
-                <w:rFonts w:ascii="Helvetica" w:hAnsi="Helvetica" w:eastAsia="Helvetica" w:cs="Helvetica"/>
-                <w:i w:val="false"/>
-                <w:b w:val="false"/>
-                <w:u w:val="none"/>
-                <w:sz w:val="18"/>
-                <w:szCs w:val="18"/>
-                <w:color w:val="FFFFFF"/>
-              </w:rPr>
-              <w:t xml:space="preserve">23.4</w:t>
-            </w:r>
-          </w:p>
-        </w:tc>
-        <w:tc>
-          <w:tcPr>
-            <w:tcBorders>
-              <w:bottom w:val="none" w:sz="0" w:space="0" w:color="000000"/>
-              <w:top w:val="single" w:sz="12" w:space="0" w:color="666666"/>
-              <w:left w:val="none" w:sz="0" w:space="0" w:color="000000"/>
-              <w:right w:val="none" w:sz="0" w:space="0" w:color="000000"/>
-            </w:tcBorders>
-            <w:shd w:val="clear" w:color="auto" w:fill="6A51A3"/>
-            <w:tcMar>
-              <w:top w:w="0" w:type="dxa"/>
-              <w:bottom w:w="0" w:type="dxa"/>
-              <w:left w:w="0" w:type="dxa"/>
-              <w:right w:w="0" w:type="dxa"/>
-            </w:tcMar>
-            <w:vAlign w:val="center"/>
-          </w:tcPr>
-          <w:p>
-            <w:pPr>
-              <w:pStyle w:val="Normal"/>
-              <w:jc w:val="center"/>
-              <w:pBdr>
-                <w:bottom w:val="none" w:sz="0" w:space="0" w:color="000000"/>
-                <w:top w:val="none" w:sz="0" w:space="0" w:color="000000"/>
-                <w:left w:val="none" w:sz="0" w:space="0" w:color="000000"/>
-                <w:right w:val="none" w:sz="0" w:space="0" w:color="000000"/>
-              </w:pBdr>
-              <w:spacing w:after="100" w:before="100" w:line="240"/>
-              <w:ind w:left="100" w:right="100" w:firstLine="0" w:firstLineChars="0"/>
-              <w:rPr>
-                <w:rFonts w:ascii="Helvetica" w:hAnsi="Helvetica" w:eastAsia="Helvetica" w:cs="Helvetica"/>
-                <w:i w:val="false"/>
-                <w:b w:val="false"/>
-                <w:u w:val="none"/>
-                <w:sz w:val="18"/>
-                <w:szCs w:val="18"/>
-                <w:color w:val="FFFFFF"/>
-              </w:rPr>
-            </w:pPr>
-            <w:r>
-              <w:rPr>
-                <w:rFonts w:ascii="Helvetica" w:hAnsi="Helvetica" w:eastAsia="Helvetica" w:cs="Helvetica"/>
-                <w:i w:val="false"/>
-                <w:b w:val="false"/>
-                <w:u w:val="none"/>
-                <w:sz w:val="18"/>
-                <w:szCs w:val="18"/>
-                <w:color w:val="FFFFFF"/>
-              </w:rPr>
-              <w:t xml:space="preserve">21.9</w:t>
-            </w:r>
-          </w:p>
-        </w:tc>
-        <w:tc>
-          <w:tcPr>
-            <w:tcBorders>
-              <w:bottom w:val="none" w:sz="0" w:space="0" w:color="000000"/>
-              <w:top w:val="single" w:sz="12" w:space="0" w:color="666666"/>
-              <w:left w:val="none" w:sz="0" w:space="0" w:color="000000"/>
-              <w:right w:val="none" w:sz="0" w:space="0" w:color="000000"/>
-            </w:tcBorders>
-            <w:shd w:val="clear" w:color="auto" w:fill="6A51A3"/>
-            <w:tcMar>
-              <w:top w:w="0" w:type="dxa"/>
-              <w:bottom w:w="0" w:type="dxa"/>
-              <w:left w:w="0" w:type="dxa"/>
-              <w:right w:w="0" w:type="dxa"/>
-            </w:tcMar>
-            <w:vAlign w:val="center"/>
-          </w:tcPr>
-          <w:p>
-            <w:pPr>
-              <w:pStyle w:val="Normal"/>
-              <w:jc w:val="center"/>
-              <w:pBdr>
-                <w:bottom w:val="none" w:sz="0" w:space="0" w:color="000000"/>
-                <w:top w:val="none" w:sz="0" w:space="0" w:color="000000"/>
-                <w:left w:val="none" w:sz="0" w:space="0" w:color="000000"/>
-                <w:right w:val="none" w:sz="0" w:space="0" w:color="000000"/>
-              </w:pBdr>
-              <w:spacing w:after="100" w:before="100" w:line="240"/>
-              <w:ind w:left="100" w:right="100" w:firstLine="0" w:firstLineChars="0"/>
-              <w:rPr>
-                <w:rFonts w:ascii="Helvetica" w:hAnsi="Helvetica" w:eastAsia="Helvetica" w:cs="Helvetica"/>
-                <w:i w:val="false"/>
-                <w:b w:val="false"/>
-                <w:u w:val="none"/>
-                <w:sz w:val="18"/>
-                <w:szCs w:val="18"/>
-                <w:color w:val="FFFFFF"/>
-              </w:rPr>
-            </w:pPr>
-            <w:r>
-              <w:rPr>
-                <w:rFonts w:ascii="Helvetica" w:hAnsi="Helvetica" w:eastAsia="Helvetica" w:cs="Helvetica"/>
-                <w:i w:val="false"/>
-                <w:b w:val="false"/>
-                <w:u w:val="none"/>
-                <w:sz w:val="18"/>
-                <w:szCs w:val="18"/>
-                <w:color w:val="FFFFFF"/>
-              </w:rPr>
-              <w:t xml:space="preserve">27.4</w:t>
-            </w:r>
-          </w:p>
-        </w:tc>
-        <w:tc>
-          <w:tcPr>
-            <w:tcBorders>
-              <w:bottom w:val="none" w:sz="0" w:space="0" w:color="000000"/>
-              <w:top w:val="single" w:sz="12" w:space="0" w:color="666666"/>
-              <w:left w:val="none" w:sz="0" w:space="0" w:color="000000"/>
-              <w:right w:val="none" w:sz="0" w:space="0" w:color="000000"/>
-            </w:tcBorders>
-            <w:shd w:val="clear" w:color="auto" w:fill="FEB24C"/>
-            <w:tcMar>
-              <w:top w:w="0" w:type="dxa"/>
-              <w:bottom w:w="0" w:type="dxa"/>
-              <w:left w:w="0" w:type="dxa"/>
-              <w:right w:w="0" w:type="dxa"/>
-            </w:tcMar>
-            <w:vAlign w:val="center"/>
-          </w:tcPr>
-          <w:p>
-            <w:pPr>
-              <w:pStyle w:val="Normal"/>
-              <w:jc w:val="center"/>
-              <w:pBdr>
-                <w:bottom w:val="none" w:sz="0" w:space="0" w:color="000000"/>
-                <w:top w:val="none" w:sz="0" w:space="0" w:color="000000"/>
-                <w:left w:val="none" w:sz="0" w:space="0" w:color="000000"/>
-                <w:right w:val="none" w:sz="0" w:space="0" w:color="000000"/>
-              </w:pBdr>
-              <w:spacing w:after="100" w:before="100" w:line="240"/>
-              <w:ind w:left="100" w:right="100" w:firstLine="0" w:firstLineChars="0"/>
-              <w:rPr>
-                <w:rFonts w:ascii="Helvetica" w:hAnsi="Helvetica" w:eastAsia="Helvetica" w:cs="Helvetica"/>
-                <w:i w:val="false"/>
-                <w:b w:val="false"/>
-                <w:u w:val="none"/>
-                <w:sz w:val="18"/>
-                <w:szCs w:val="18"/>
-                <w:color w:val="000000"/>
-              </w:rPr>
-            </w:pPr>
-            <w:r>
-              <w:rPr>
-                <w:rFonts w:ascii="Helvetica" w:hAnsi="Helvetica" w:eastAsia="Helvetica" w:cs="Helvetica"/>
-                <w:i w:val="false"/>
-                <w:b w:val="false"/>
-                <w:u w:val="none"/>
-                <w:sz w:val="18"/>
-                <w:szCs w:val="18"/>
-                <w:color w:val="000000"/>
-              </w:rPr>
-              <w:t xml:space="preserve">7.7</w:t>
+              <w:t xml:space="preserve">32.0</w:t>
             </w:r>
           </w:p>
         </w:tc>
@@ -2001,7 +2001,166 @@
                 <w:szCs w:val="18"/>
                 <w:color w:val="000000"/>
               </w:rPr>
-              <w:t xml:space="preserve">9.2</w:t>
+              <w:t xml:space="preserve">9.0</w:t>
+            </w:r>
+          </w:p>
+        </w:tc>
+        <w:tc>
+          <w:tcPr>
+            <w:tcBorders>
+              <w:bottom w:val="none" w:sz="0" w:space="0" w:color="000000"/>
+              <w:top w:val="none" w:sz="0" w:space="0" w:color="000000"/>
+              <w:left w:val="none" w:sz="0" w:space="0" w:color="000000"/>
+              <w:right w:val="none" w:sz="0" w:space="0" w:color="000000"/>
+            </w:tcBorders>
+            <w:shd w:val="clear" w:color="auto" w:fill="FEB24C"/>
+            <w:tcMar>
+              <w:top w:w="0" w:type="dxa"/>
+              <w:bottom w:w="0" w:type="dxa"/>
+              <w:left w:w="0" w:type="dxa"/>
+              <w:right w:w="0" w:type="dxa"/>
+            </w:tcMar>
+            <w:vAlign w:val="center"/>
+          </w:tcPr>
+          <w:p>
+            <w:pPr>
+              <w:pStyle w:val="Normal"/>
+              <w:jc w:val="center"/>
+              <w:pBdr>
+                <w:bottom w:val="none" w:sz="0" w:space="0" w:color="000000"/>
+                <w:top w:val="none" w:sz="0" w:space="0" w:color="000000"/>
+                <w:left w:val="none" w:sz="0" w:space="0" w:color="000000"/>
+                <w:right w:val="none" w:sz="0" w:space="0" w:color="000000"/>
+              </w:pBdr>
+              <w:spacing w:after="100" w:before="100" w:line="240"/>
+              <w:ind w:left="100" w:right="100" w:firstLine="0" w:firstLineChars="0"/>
+              <w:rPr>
+                <w:rFonts w:ascii="Helvetica" w:hAnsi="Helvetica" w:eastAsia="Helvetica" w:cs="Helvetica"/>
+                <w:i w:val="false"/>
+                <w:b w:val="false"/>
+                <w:u w:val="none"/>
+                <w:sz w:val="18"/>
+                <w:szCs w:val="18"/>
+                <w:color w:val="000000"/>
+              </w:rPr>
+            </w:pPr>
+            <w:r>
+              <w:rPr>
+                <w:rFonts w:ascii="Helvetica" w:hAnsi="Helvetica" w:eastAsia="Helvetica" w:cs="Helvetica"/>
+                <w:i w:val="false"/>
+                <w:b w:val="false"/>
+                <w:u w:val="none"/>
+                <w:sz w:val="18"/>
+                <w:szCs w:val="18"/>
+                <w:color w:val="000000"/>
+              </w:rPr>
+              <w:t xml:space="preserve">8.1</w:t>
+            </w:r>
+          </w:p>
+        </w:tc>
+        <w:tc>
+          <w:tcPr>
+            <w:tcBorders>
+              <w:bottom w:val="none" w:sz="0" w:space="0" w:color="000000"/>
+              <w:top w:val="none" w:sz="0" w:space="0" w:color="000000"/>
+              <w:left w:val="none" w:sz="0" w:space="0" w:color="000000"/>
+              <w:right w:val="none" w:sz="0" w:space="0" w:color="000000"/>
+            </w:tcBorders>
+            <w:shd w:val="clear" w:color="auto" w:fill="FEB24C"/>
+            <w:tcMar>
+              <w:top w:w="0" w:type="dxa"/>
+              <w:bottom w:w="0" w:type="dxa"/>
+              <w:left w:w="0" w:type="dxa"/>
+              <w:right w:w="0" w:type="dxa"/>
+            </w:tcMar>
+            <w:vAlign w:val="center"/>
+          </w:tcPr>
+          <w:p>
+            <w:pPr>
+              <w:pStyle w:val="Normal"/>
+              <w:jc w:val="center"/>
+              <w:pBdr>
+                <w:bottom w:val="none" w:sz="0" w:space="0" w:color="000000"/>
+                <w:top w:val="none" w:sz="0" w:space="0" w:color="000000"/>
+                <w:left w:val="none" w:sz="0" w:space="0" w:color="000000"/>
+                <w:right w:val="none" w:sz="0" w:space="0" w:color="000000"/>
+              </w:pBdr>
+              <w:spacing w:after="100" w:before="100" w:line="240"/>
+              <w:ind w:left="100" w:right="100" w:firstLine="0" w:firstLineChars="0"/>
+              <w:rPr>
+                <w:rFonts w:ascii="Helvetica" w:hAnsi="Helvetica" w:eastAsia="Helvetica" w:cs="Helvetica"/>
+                <w:i w:val="false"/>
+                <w:b w:val="false"/>
+                <w:u w:val="none"/>
+                <w:sz w:val="18"/>
+                <w:szCs w:val="18"/>
+                <w:color w:val="000000"/>
+              </w:rPr>
+            </w:pPr>
+            <w:r>
+              <w:rPr>
+                <w:rFonts w:ascii="Helvetica" w:hAnsi="Helvetica" w:eastAsia="Helvetica" w:cs="Helvetica"/>
+                <w:i w:val="false"/>
+                <w:b w:val="false"/>
+                <w:u w:val="none"/>
+                <w:sz w:val="18"/>
+                <w:szCs w:val="18"/>
+                <w:color w:val="000000"/>
+              </w:rPr>
+              <w:t xml:space="preserve">9.8</w:t>
+            </w:r>
+          </w:p>
+        </w:tc>
+        <w:tc>
+          <w:tcPr>
+            <w:tcBorders>
+              <w:bottom w:val="none" w:sz="0" w:space="0" w:color="000000"/>
+              <w:top w:val="none" w:sz="0" w:space="0" w:color="000000"/>
+              <w:left w:val="none" w:sz="0" w:space="0" w:color="000000"/>
+              <w:right w:val="none" w:sz="0" w:space="0" w:color="000000"/>
+            </w:tcBorders>
+            <w:shd w:val="clear" w:color="auto" w:fill="FEB24C"/>
+            <w:tcMar>
+              <w:top w:w="0" w:type="dxa"/>
+              <w:bottom w:w="0" w:type="dxa"/>
+              <w:left w:w="0" w:type="dxa"/>
+              <w:right w:w="0" w:type="dxa"/>
+            </w:tcMar>
+            <w:vAlign w:val="center"/>
+          </w:tcPr>
+          <w:p>
+            <w:pPr>
+              <w:pStyle w:val="Normal"/>
+              <w:jc w:val="center"/>
+              <w:pBdr>
+                <w:bottom w:val="none" w:sz="0" w:space="0" w:color="000000"/>
+                <w:top w:val="none" w:sz="0" w:space="0" w:color="000000"/>
+                <w:left w:val="none" w:sz="0" w:space="0" w:color="000000"/>
+                <w:right w:val="none" w:sz="0" w:space="0" w:color="000000"/>
+              </w:pBdr>
+              <w:spacing w:after="100" w:before="100" w:line="240"/>
+              <w:ind w:left="100" w:right="100" w:firstLine="0" w:firstLineChars="0"/>
+              <w:rPr>
+                <w:rFonts w:ascii="Helvetica" w:hAnsi="Helvetica" w:eastAsia="Helvetica" w:cs="Helvetica"/>
+                <w:i w:val="false"/>
+                <w:b w:val="false"/>
+                <w:u w:val="none"/>
+                <w:sz w:val="18"/>
+                <w:szCs w:val="18"/>
+                <w:color w:val="000000"/>
+              </w:rPr>
+            </w:pPr>
+            <w:r>
+              <w:rPr>
+                <w:rFonts w:ascii="Helvetica" w:hAnsi="Helvetica" w:eastAsia="Helvetica" w:cs="Helvetica"/>
+                <w:i w:val="false"/>
+                <w:b w:val="false"/>
+                <w:u w:val="none"/>
+                <w:sz w:val="18"/>
+                <w:szCs w:val="18"/>
+                <w:color w:val="000000"/>
+              </w:rPr>
+              <w:t xml:space="preserve">9.8</w:t>
             </w:r>
           </w:p>
         </w:tc>
@@ -2054,7 +2213,7 @@
                 <w:szCs w:val="18"/>
                 <w:color w:val="FFFFFF"/>
               </w:rPr>
-              <w:t xml:space="preserve">11.9</w:t>
+              <w:t xml:space="preserve">12.0</w:t>
             </w:r>
           </w:p>
         </w:tc>
@@ -2107,19 +2266,125 @@
                 <w:szCs w:val="18"/>
                 <w:color w:val="000000"/>
               </w:rPr>
-              <w:t xml:space="preserve">6.5</w:t>
-            </w:r>
-          </w:p>
-        </w:tc>
-        <w:tc>
-          <w:tcPr>
-            <w:tcBorders>
-              <w:bottom w:val="none" w:sz="0" w:space="0" w:color="000000"/>
-              <w:top w:val="none" w:sz="0" w:space="0" w:color="000000"/>
-              <w:left w:val="none" w:sz="0" w:space="0" w:color="000000"/>
-              <w:right w:val="none" w:sz="0" w:space="0" w:color="000000"/>
-            </w:tcBorders>
-            <w:shd w:val="clear" w:color="auto" w:fill="6A51A3"/>
+              <w:t xml:space="preserve">8.6</w:t>
+            </w:r>
+          </w:p>
+        </w:tc>
+        <w:tc>
+          <w:tcPr>
+            <w:tcBorders>
+              <w:bottom w:val="none" w:sz="0" w:space="0" w:color="000000"/>
+              <w:top w:val="none" w:sz="0" w:space="0" w:color="000000"/>
+              <w:left w:val="none" w:sz="0" w:space="0" w:color="000000"/>
+              <w:right w:val="none" w:sz="0" w:space="0" w:color="000000"/>
+            </w:tcBorders>
+            <w:shd w:val="clear" w:color="auto" w:fill="FEB24C"/>
+            <w:tcMar>
+              <w:top w:w="0" w:type="dxa"/>
+              <w:bottom w:w="0" w:type="dxa"/>
+              <w:left w:w="0" w:type="dxa"/>
+              <w:right w:w="0" w:type="dxa"/>
+            </w:tcMar>
+            <w:vAlign w:val="center"/>
+          </w:tcPr>
+          <w:p>
+            <w:pPr>
+              <w:pStyle w:val="Normal"/>
+              <w:jc w:val="center"/>
+              <w:pBdr>
+                <w:bottom w:val="none" w:sz="0" w:space="0" w:color="000000"/>
+                <w:top w:val="none" w:sz="0" w:space="0" w:color="000000"/>
+                <w:left w:val="none" w:sz="0" w:space="0" w:color="000000"/>
+                <w:right w:val="none" w:sz="0" w:space="0" w:color="000000"/>
+              </w:pBdr>
+              <w:spacing w:after="100" w:before="100" w:line="240"/>
+              <w:ind w:left="100" w:right="100" w:firstLine="0" w:firstLineChars="0"/>
+              <w:rPr>
+                <w:rFonts w:ascii="Helvetica" w:hAnsi="Helvetica" w:eastAsia="Helvetica" w:cs="Helvetica"/>
+                <w:i w:val="false"/>
+                <w:b w:val="false"/>
+                <w:u w:val="none"/>
+                <w:sz w:val="18"/>
+                <w:szCs w:val="18"/>
+                <w:color w:val="000000"/>
+              </w:rPr>
+            </w:pPr>
+            <w:r>
+              <w:rPr>
+                <w:rFonts w:ascii="Helvetica" w:hAnsi="Helvetica" w:eastAsia="Helvetica" w:cs="Helvetica"/>
+                <w:i w:val="false"/>
+                <w:b w:val="false"/>
+                <w:u w:val="none"/>
+                <w:sz w:val="18"/>
+                <w:szCs w:val="18"/>
+                <w:color w:val="000000"/>
+              </w:rPr>
+              <w:t xml:space="preserve">6.9</w:t>
+            </w:r>
+          </w:p>
+        </w:tc>
+        <w:tc>
+          <w:tcPr>
+            <w:tcBorders>
+              <w:bottom w:val="none" w:sz="0" w:space="0" w:color="000000"/>
+              <w:top w:val="none" w:sz="0" w:space="0" w:color="000000"/>
+              <w:left w:val="none" w:sz="0" w:space="0" w:color="000000"/>
+              <w:right w:val="none" w:sz="0" w:space="0" w:color="000000"/>
+            </w:tcBorders>
+            <w:shd w:val="clear" w:color="auto" w:fill="FEB24C"/>
+            <w:tcMar>
+              <w:top w:w="0" w:type="dxa"/>
+              <w:bottom w:w="0" w:type="dxa"/>
+              <w:left w:w="0" w:type="dxa"/>
+              <w:right w:w="0" w:type="dxa"/>
+            </w:tcMar>
+            <w:vAlign w:val="center"/>
+          </w:tcPr>
+          <w:p>
+            <w:pPr>
+              <w:pStyle w:val="Normal"/>
+              <w:jc w:val="center"/>
+              <w:pBdr>
+                <w:bottom w:val="none" w:sz="0" w:space="0" w:color="000000"/>
+                <w:top w:val="none" w:sz="0" w:space="0" w:color="000000"/>
+                <w:left w:val="none" w:sz="0" w:space="0" w:color="000000"/>
+                <w:right w:val="none" w:sz="0" w:space="0" w:color="000000"/>
+              </w:pBdr>
+              <w:spacing w:after="100" w:before="100" w:line="240"/>
+              <w:ind w:left="100" w:right="100" w:firstLine="0" w:firstLineChars="0"/>
+              <w:rPr>
+                <w:rFonts w:ascii="Helvetica" w:hAnsi="Helvetica" w:eastAsia="Helvetica" w:cs="Helvetica"/>
+                <w:i w:val="false"/>
+                <w:b w:val="false"/>
+                <w:u w:val="none"/>
+                <w:sz w:val="18"/>
+                <w:szCs w:val="18"/>
+                <w:color w:val="000000"/>
+              </w:rPr>
+            </w:pPr>
+            <w:r>
+              <w:rPr>
+                <w:rFonts w:ascii="Helvetica" w:hAnsi="Helvetica" w:eastAsia="Helvetica" w:cs="Helvetica"/>
+                <w:i w:val="false"/>
+                <w:b w:val="false"/>
+                <w:u w:val="none"/>
+                <w:sz w:val="18"/>
+                <w:szCs w:val="18"/>
+                <w:color w:val="000000"/>
+              </w:rPr>
+              <w:t xml:space="preserve">8.0</w:t>
+            </w:r>
+          </w:p>
+        </w:tc>
+        <w:tc>
+          <w:tcPr>
+            <w:tcBorders>
+              <w:bottom w:val="none" w:sz="0" w:space="0" w:color="000000"/>
+              <w:top w:val="none" w:sz="0" w:space="0" w:color="000000"/>
+              <w:left w:val="none" w:sz="0" w:space="0" w:color="000000"/>
+              <w:right w:val="none" w:sz="0" w:space="0" w:color="000000"/>
+            </w:tcBorders>
+            <w:shd w:val="clear" w:color="auto" w:fill="F03B20"/>
             <w:tcMar>
               <w:top w:w="0" w:type="dxa"/>
               <w:bottom w:w="0" w:type="dxa"/>
@@ -2160,7 +2425,60 @@
                 <w:szCs w:val="18"/>
                 <w:color w:val="FFFFFF"/>
               </w:rPr>
-              <w:t xml:space="preserve">26.2</w:t>
+              <w:t xml:space="preserve">14.6</w:t>
+            </w:r>
+          </w:p>
+        </w:tc>
+        <w:tc>
+          <w:tcPr>
+            <w:tcBorders>
+              <w:bottom w:val="none" w:sz="0" w:space="0" w:color="000000"/>
+              <w:top w:val="none" w:sz="0" w:space="0" w:color="000000"/>
+              <w:left w:val="none" w:sz="0" w:space="0" w:color="000000"/>
+              <w:right w:val="none" w:sz="0" w:space="0" w:color="000000"/>
+            </w:tcBorders>
+            <w:shd w:val="clear" w:color="auto" w:fill="FEB24C"/>
+            <w:tcMar>
+              <w:top w:w="0" w:type="dxa"/>
+              <w:bottom w:w="0" w:type="dxa"/>
+              <w:left w:w="0" w:type="dxa"/>
+              <w:right w:w="0" w:type="dxa"/>
+            </w:tcMar>
+            <w:vAlign w:val="center"/>
+          </w:tcPr>
+          <w:p>
+            <w:pPr>
+              <w:pStyle w:val="Normal"/>
+              <w:jc w:val="center"/>
+              <w:pBdr>
+                <w:bottom w:val="none" w:sz="0" w:space="0" w:color="000000"/>
+                <w:top w:val="none" w:sz="0" w:space="0" w:color="000000"/>
+                <w:left w:val="none" w:sz="0" w:space="0" w:color="000000"/>
+                <w:right w:val="none" w:sz="0" w:space="0" w:color="000000"/>
+              </w:pBdr>
+              <w:spacing w:after="100" w:before="100" w:line="240"/>
+              <w:ind w:left="100" w:right="100" w:firstLine="0" w:firstLineChars="0"/>
+              <w:rPr>
+                <w:rFonts w:ascii="Helvetica" w:hAnsi="Helvetica" w:eastAsia="Helvetica" w:cs="Helvetica"/>
+                <w:i w:val="false"/>
+                <w:b w:val="false"/>
+                <w:u w:val="none"/>
+                <w:sz w:val="18"/>
+                <w:szCs w:val="18"/>
+                <w:color w:val="000000"/>
+              </w:rPr>
+            </w:pPr>
+            <w:r>
+              <w:rPr>
+                <w:rFonts w:ascii="Helvetica" w:hAnsi="Helvetica" w:eastAsia="Helvetica" w:cs="Helvetica"/>
+                <w:i w:val="false"/>
+                <w:b w:val="false"/>
+                <w:u w:val="none"/>
+                <w:sz w:val="18"/>
+                <w:szCs w:val="18"/>
+                <w:color w:val="000000"/>
+              </w:rPr>
+              <w:t xml:space="preserve">6.3</w:t>
             </w:r>
           </w:p>
         </w:tc>
@@ -2213,325 +2531,7 @@
                 <w:szCs w:val="18"/>
                 <w:color w:val="FFFFFF"/>
               </w:rPr>
-              <w:t xml:space="preserve">10.7</w:t>
-            </w:r>
-          </w:p>
-        </w:tc>
-        <w:tc>
-          <w:tcPr>
-            <w:tcBorders>
-              <w:bottom w:val="none" w:sz="0" w:space="0" w:color="000000"/>
-              <w:top w:val="none" w:sz="0" w:space="0" w:color="000000"/>
-              <w:left w:val="none" w:sz="0" w:space="0" w:color="000000"/>
-              <w:right w:val="none" w:sz="0" w:space="0" w:color="000000"/>
-            </w:tcBorders>
-            <w:shd w:val="clear" w:color="auto" w:fill="FEB24C"/>
-            <w:tcMar>
-              <w:top w:w="0" w:type="dxa"/>
-              <w:bottom w:w="0" w:type="dxa"/>
-              <w:left w:w="0" w:type="dxa"/>
-              <w:right w:w="0" w:type="dxa"/>
-            </w:tcMar>
-            <w:vAlign w:val="center"/>
-          </w:tcPr>
-          <w:p>
-            <w:pPr>
-              <w:pStyle w:val="Normal"/>
-              <w:jc w:val="center"/>
-              <w:pBdr>
-                <w:bottom w:val="none" w:sz="0" w:space="0" w:color="000000"/>
-                <w:top w:val="none" w:sz="0" w:space="0" w:color="000000"/>
-                <w:left w:val="none" w:sz="0" w:space="0" w:color="000000"/>
-                <w:right w:val="none" w:sz="0" w:space="0" w:color="000000"/>
-              </w:pBdr>
-              <w:spacing w:after="100" w:before="100" w:line="240"/>
-              <w:ind w:left="100" w:right="100" w:firstLine="0" w:firstLineChars="0"/>
-              <w:rPr>
-                <w:rFonts w:ascii="Helvetica" w:hAnsi="Helvetica" w:eastAsia="Helvetica" w:cs="Helvetica"/>
-                <w:i w:val="false"/>
-                <w:b w:val="false"/>
-                <w:u w:val="none"/>
-                <w:sz w:val="18"/>
-                <w:szCs w:val="18"/>
-                <w:color w:val="000000"/>
-              </w:rPr>
-            </w:pPr>
-            <w:r>
-              <w:rPr>
-                <w:rFonts w:ascii="Helvetica" w:hAnsi="Helvetica" w:eastAsia="Helvetica" w:cs="Helvetica"/>
-                <w:i w:val="false"/>
-                <w:b w:val="false"/>
-                <w:u w:val="none"/>
-                <w:sz w:val="18"/>
-                <w:szCs w:val="18"/>
-                <w:color w:val="000000"/>
-              </w:rPr>
-              <w:t xml:space="preserve">8.4</w:t>
-            </w:r>
-          </w:p>
-        </w:tc>
-        <w:tc>
-          <w:tcPr>
-            <w:tcBorders>
-              <w:bottom w:val="none" w:sz="0" w:space="0" w:color="000000"/>
-              <w:top w:val="none" w:sz="0" w:space="0" w:color="000000"/>
-              <w:left w:val="none" w:sz="0" w:space="0" w:color="000000"/>
-              <w:right w:val="none" w:sz="0" w:space="0" w:color="000000"/>
-            </w:tcBorders>
-            <w:shd w:val="clear" w:color="auto" w:fill="FEB24C"/>
-            <w:tcMar>
-              <w:top w:w="0" w:type="dxa"/>
-              <w:bottom w:w="0" w:type="dxa"/>
-              <w:left w:w="0" w:type="dxa"/>
-              <w:right w:w="0" w:type="dxa"/>
-            </w:tcMar>
-            <w:vAlign w:val="center"/>
-          </w:tcPr>
-          <w:p>
-            <w:pPr>
-              <w:pStyle w:val="Normal"/>
-              <w:jc w:val="center"/>
-              <w:pBdr>
-                <w:bottom w:val="none" w:sz="0" w:space="0" w:color="000000"/>
-                <w:top w:val="none" w:sz="0" w:space="0" w:color="000000"/>
-                <w:left w:val="none" w:sz="0" w:space="0" w:color="000000"/>
-                <w:right w:val="none" w:sz="0" w:space="0" w:color="000000"/>
-              </w:pBdr>
-              <w:spacing w:after="100" w:before="100" w:line="240"/>
-              <w:ind w:left="100" w:right="100" w:firstLine="0" w:firstLineChars="0"/>
-              <w:rPr>
-                <w:rFonts w:ascii="Helvetica" w:hAnsi="Helvetica" w:eastAsia="Helvetica" w:cs="Helvetica"/>
-                <w:i w:val="false"/>
-                <w:b w:val="false"/>
-                <w:u w:val="none"/>
-                <w:sz w:val="18"/>
-                <w:szCs w:val="18"/>
-                <w:color w:val="000000"/>
-              </w:rPr>
-            </w:pPr>
-            <w:r>
-              <w:rPr>
-                <w:rFonts w:ascii="Helvetica" w:hAnsi="Helvetica" w:eastAsia="Helvetica" w:cs="Helvetica"/>
-                <w:i w:val="false"/>
-                <w:b w:val="false"/>
-                <w:u w:val="none"/>
-                <w:sz w:val="18"/>
-                <w:szCs w:val="18"/>
-                <w:color w:val="000000"/>
-              </w:rPr>
-              <w:t xml:space="preserve">6.1</w:t>
-            </w:r>
-          </w:p>
-        </w:tc>
-        <w:tc>
-          <w:tcPr>
-            <w:tcBorders>
-              <w:bottom w:val="none" w:sz="0" w:space="0" w:color="000000"/>
-              <w:top w:val="none" w:sz="0" w:space="0" w:color="000000"/>
-              <w:left w:val="none" w:sz="0" w:space="0" w:color="000000"/>
-              <w:right w:val="none" w:sz="0" w:space="0" w:color="000000"/>
-            </w:tcBorders>
-            <w:shd w:val="clear" w:color="auto" w:fill="FEB24C"/>
-            <w:tcMar>
-              <w:top w:w="0" w:type="dxa"/>
-              <w:bottom w:w="0" w:type="dxa"/>
-              <w:left w:w="0" w:type="dxa"/>
-              <w:right w:w="0" w:type="dxa"/>
-            </w:tcMar>
-            <w:vAlign w:val="center"/>
-          </w:tcPr>
-          <w:p>
-            <w:pPr>
-              <w:pStyle w:val="Normal"/>
-              <w:jc w:val="center"/>
-              <w:pBdr>
-                <w:bottom w:val="none" w:sz="0" w:space="0" w:color="000000"/>
-                <w:top w:val="none" w:sz="0" w:space="0" w:color="000000"/>
-                <w:left w:val="none" w:sz="0" w:space="0" w:color="000000"/>
-                <w:right w:val="none" w:sz="0" w:space="0" w:color="000000"/>
-              </w:pBdr>
-              <w:spacing w:after="100" w:before="100" w:line="240"/>
-              <w:ind w:left="100" w:right="100" w:firstLine="0" w:firstLineChars="0"/>
-              <w:rPr>
-                <w:rFonts w:ascii="Helvetica" w:hAnsi="Helvetica" w:eastAsia="Helvetica" w:cs="Helvetica"/>
-                <w:i w:val="false"/>
-                <w:b w:val="false"/>
-                <w:u w:val="none"/>
-                <w:sz w:val="18"/>
-                <w:szCs w:val="18"/>
-                <w:color w:val="000000"/>
-              </w:rPr>
-            </w:pPr>
-            <w:r>
-              <w:rPr>
-                <w:rFonts w:ascii="Helvetica" w:hAnsi="Helvetica" w:eastAsia="Helvetica" w:cs="Helvetica"/>
-                <w:i w:val="false"/>
-                <w:b w:val="false"/>
-                <w:u w:val="none"/>
-                <w:sz w:val="18"/>
-                <w:szCs w:val="18"/>
-                <w:color w:val="000000"/>
-              </w:rPr>
-              <w:t xml:space="preserve">9.0</w:t>
-            </w:r>
-          </w:p>
-        </w:tc>
-        <w:tc>
-          <w:tcPr>
-            <w:tcBorders>
-              <w:bottom w:val="none" w:sz="0" w:space="0" w:color="000000"/>
-              <w:top w:val="none" w:sz="0" w:space="0" w:color="000000"/>
-              <w:left w:val="none" w:sz="0" w:space="0" w:color="000000"/>
-              <w:right w:val="none" w:sz="0" w:space="0" w:color="000000"/>
-            </w:tcBorders>
-            <w:shd w:val="clear" w:color="auto" w:fill="F03B20"/>
-            <w:tcMar>
-              <w:top w:w="0" w:type="dxa"/>
-              <w:bottom w:w="0" w:type="dxa"/>
-              <w:left w:w="0" w:type="dxa"/>
-              <w:right w:w="0" w:type="dxa"/>
-            </w:tcMar>
-            <w:vAlign w:val="center"/>
-          </w:tcPr>
-          <w:p>
-            <w:pPr>
-              <w:pStyle w:val="Normal"/>
-              <w:jc w:val="center"/>
-              <w:pBdr>
-                <w:bottom w:val="none" w:sz="0" w:space="0" w:color="000000"/>
-                <w:top w:val="none" w:sz="0" w:space="0" w:color="000000"/>
-                <w:left w:val="none" w:sz="0" w:space="0" w:color="000000"/>
-                <w:right w:val="none" w:sz="0" w:space="0" w:color="000000"/>
-              </w:pBdr>
-              <w:spacing w:after="100" w:before="100" w:line="240"/>
-              <w:ind w:left="100" w:right="100" w:firstLine="0" w:firstLineChars="0"/>
-              <w:rPr>
-                <w:rFonts w:ascii="Helvetica" w:hAnsi="Helvetica" w:eastAsia="Helvetica" w:cs="Helvetica"/>
-                <w:i w:val="false"/>
-                <w:b w:val="false"/>
-                <w:u w:val="none"/>
-                <w:sz w:val="18"/>
-                <w:szCs w:val="18"/>
-                <w:color w:val="FFFFFF"/>
-              </w:rPr>
-            </w:pPr>
-            <w:r>
-              <w:rPr>
-                <w:rFonts w:ascii="Helvetica" w:hAnsi="Helvetica" w:eastAsia="Helvetica" w:cs="Helvetica"/>
-                <w:i w:val="false"/>
-                <w:b w:val="false"/>
-                <w:u w:val="none"/>
-                <w:sz w:val="18"/>
-                <w:szCs w:val="18"/>
-                <w:color w:val="FFFFFF"/>
-              </w:rPr>
-              <w:t xml:space="preserve">10.1</w:t>
-            </w:r>
-          </w:p>
-        </w:tc>
-        <w:tc>
-          <w:tcPr>
-            <w:tcBorders>
-              <w:bottom w:val="none" w:sz="0" w:space="0" w:color="000000"/>
-              <w:top w:val="none" w:sz="0" w:space="0" w:color="000000"/>
-              <w:left w:val="none" w:sz="0" w:space="0" w:color="000000"/>
-              <w:right w:val="none" w:sz="0" w:space="0" w:color="000000"/>
-            </w:tcBorders>
-            <w:shd w:val="clear" w:color="auto" w:fill="F03B20"/>
-            <w:tcMar>
-              <w:top w:w="0" w:type="dxa"/>
-              <w:bottom w:w="0" w:type="dxa"/>
-              <w:left w:w="0" w:type="dxa"/>
-              <w:right w:w="0" w:type="dxa"/>
-            </w:tcMar>
-            <w:vAlign w:val="center"/>
-          </w:tcPr>
-          <w:p>
-            <w:pPr>
-              <w:pStyle w:val="Normal"/>
-              <w:jc w:val="center"/>
-              <w:pBdr>
-                <w:bottom w:val="none" w:sz="0" w:space="0" w:color="000000"/>
-                <w:top w:val="none" w:sz="0" w:space="0" w:color="000000"/>
-                <w:left w:val="none" w:sz="0" w:space="0" w:color="000000"/>
-                <w:right w:val="none" w:sz="0" w:space="0" w:color="000000"/>
-              </w:pBdr>
-              <w:spacing w:after="100" w:before="100" w:line="240"/>
-              <w:ind w:left="100" w:right="100" w:firstLine="0" w:firstLineChars="0"/>
-              <w:rPr>
-                <w:rFonts w:ascii="Helvetica" w:hAnsi="Helvetica" w:eastAsia="Helvetica" w:cs="Helvetica"/>
-                <w:i w:val="false"/>
-                <w:b w:val="false"/>
-                <w:u w:val="none"/>
-                <w:sz w:val="18"/>
-                <w:szCs w:val="18"/>
-                <w:color w:val="FFFFFF"/>
-              </w:rPr>
-            </w:pPr>
-            <w:r>
-              <w:rPr>
-                <w:rFonts w:ascii="Helvetica" w:hAnsi="Helvetica" w:eastAsia="Helvetica" w:cs="Helvetica"/>
-                <w:i w:val="false"/>
-                <w:b w:val="false"/>
-                <w:u w:val="none"/>
-                <w:sz w:val="18"/>
-                <w:szCs w:val="18"/>
-                <w:color w:val="FFFFFF"/>
-              </w:rPr>
-              <w:t xml:space="preserve">10.2</w:t>
-            </w:r>
-          </w:p>
-        </w:tc>
-        <w:tc>
-          <w:tcPr>
-            <w:tcBorders>
-              <w:bottom w:val="none" w:sz="0" w:space="0" w:color="000000"/>
-              <w:top w:val="none" w:sz="0" w:space="0" w:color="000000"/>
-              <w:left w:val="none" w:sz="0" w:space="0" w:color="000000"/>
-              <w:right w:val="none" w:sz="0" w:space="0" w:color="000000"/>
-            </w:tcBorders>
-            <w:shd w:val="clear" w:color="auto" w:fill="FEB24C"/>
-            <w:tcMar>
-              <w:top w:w="0" w:type="dxa"/>
-              <w:bottom w:w="0" w:type="dxa"/>
-              <w:left w:w="0" w:type="dxa"/>
-              <w:right w:w="0" w:type="dxa"/>
-            </w:tcMar>
-            <w:vAlign w:val="center"/>
-          </w:tcPr>
-          <w:p>
-            <w:pPr>
-              <w:pStyle w:val="Normal"/>
-              <w:jc w:val="center"/>
-              <w:pBdr>
-                <w:bottom w:val="none" w:sz="0" w:space="0" w:color="000000"/>
-                <w:top w:val="none" w:sz="0" w:space="0" w:color="000000"/>
-                <w:left w:val="none" w:sz="0" w:space="0" w:color="000000"/>
-                <w:right w:val="none" w:sz="0" w:space="0" w:color="000000"/>
-              </w:pBdr>
-              <w:spacing w:after="100" w:before="100" w:line="240"/>
-              <w:ind w:left="100" w:right="100" w:firstLine="0" w:firstLineChars="0"/>
-              <w:rPr>
-                <w:rFonts w:ascii="Helvetica" w:hAnsi="Helvetica" w:eastAsia="Helvetica" w:cs="Helvetica"/>
-                <w:i w:val="false"/>
-                <w:b w:val="false"/>
-                <w:u w:val="none"/>
-                <w:sz w:val="18"/>
-                <w:szCs w:val="18"/>
-                <w:color w:val="000000"/>
-              </w:rPr>
-            </w:pPr>
-            <w:r>
-              <w:rPr>
-                <w:rFonts w:ascii="Helvetica" w:hAnsi="Helvetica" w:eastAsia="Helvetica" w:cs="Helvetica"/>
-                <w:i w:val="false"/>
-                <w:b w:val="false"/>
-                <w:u w:val="none"/>
-                <w:sz w:val="18"/>
-                <w:szCs w:val="18"/>
-                <w:color w:val="000000"/>
-              </w:rPr>
-              <w:t xml:space="preserve">5.4</w:t>
+              <w:t xml:space="preserve">18.9</w:t>
             </w:r>
           </w:p>
         </w:tc>
@@ -2656,6 +2656,218 @@
               <w:left w:val="none" w:sz="0" w:space="0" w:color="000000"/>
               <w:right w:val="none" w:sz="0" w:space="0" w:color="000000"/>
             </w:tcBorders>
+            <w:shd w:val="clear" w:color="auto" w:fill="FFEDA0"/>
+            <w:tcMar>
+              <w:top w:w="0" w:type="dxa"/>
+              <w:bottom w:w="0" w:type="dxa"/>
+              <w:left w:w="0" w:type="dxa"/>
+              <w:right w:w="0" w:type="dxa"/>
+            </w:tcMar>
+            <w:vAlign w:val="center"/>
+          </w:tcPr>
+          <w:p>
+            <w:pPr>
+              <w:pStyle w:val="Normal"/>
+              <w:jc w:val="center"/>
+              <w:pBdr>
+                <w:bottom w:val="none" w:sz="0" w:space="0" w:color="000000"/>
+                <w:top w:val="none" w:sz="0" w:space="0" w:color="000000"/>
+                <w:left w:val="none" w:sz="0" w:space="0" w:color="000000"/>
+                <w:right w:val="none" w:sz="0" w:space="0" w:color="000000"/>
+              </w:pBdr>
+              <w:spacing w:after="100" w:before="100" w:line="240"/>
+              <w:ind w:left="100" w:right="100" w:firstLine="0" w:firstLineChars="0"/>
+              <w:rPr>
+                <w:rFonts w:ascii="Helvetica" w:hAnsi="Helvetica" w:eastAsia="Helvetica" w:cs="Helvetica"/>
+                <w:i w:val="false"/>
+                <w:b w:val="false"/>
+                <w:u w:val="none"/>
+                <w:sz w:val="18"/>
+                <w:szCs w:val="18"/>
+                <w:color w:val="000000"/>
+              </w:rPr>
+            </w:pPr>
+            <w:r>
+              <w:rPr>
+                <w:rFonts w:ascii="Helvetica" w:hAnsi="Helvetica" w:eastAsia="Helvetica" w:cs="Helvetica"/>
+                <w:i w:val="false"/>
+                <w:b w:val="false"/>
+                <w:u w:val="none"/>
+                <w:sz w:val="18"/>
+                <w:szCs w:val="18"/>
+                <w:color w:val="000000"/>
+              </w:rPr>
+              <w:t xml:space="preserve">3.3</w:t>
+            </w:r>
+          </w:p>
+        </w:tc>
+        <w:tc>
+          <w:tcPr>
+            <w:tcBorders>
+              <w:bottom w:val="none" w:sz="0" w:space="0" w:color="000000"/>
+              <w:top w:val="none" w:sz="0" w:space="0" w:color="000000"/>
+              <w:left w:val="none" w:sz="0" w:space="0" w:color="000000"/>
+              <w:right w:val="none" w:sz="0" w:space="0" w:color="000000"/>
+            </w:tcBorders>
+            <w:shd w:val="clear" w:color="auto" w:fill="FFEDA0"/>
+            <w:tcMar>
+              <w:top w:w="0" w:type="dxa"/>
+              <w:bottom w:w="0" w:type="dxa"/>
+              <w:left w:w="0" w:type="dxa"/>
+              <w:right w:w="0" w:type="dxa"/>
+            </w:tcMar>
+            <w:vAlign w:val="center"/>
+          </w:tcPr>
+          <w:p>
+            <w:pPr>
+              <w:pStyle w:val="Normal"/>
+              <w:jc w:val="center"/>
+              <w:pBdr>
+                <w:bottom w:val="none" w:sz="0" w:space="0" w:color="000000"/>
+                <w:top w:val="none" w:sz="0" w:space="0" w:color="000000"/>
+                <w:left w:val="none" w:sz="0" w:space="0" w:color="000000"/>
+                <w:right w:val="none" w:sz="0" w:space="0" w:color="000000"/>
+              </w:pBdr>
+              <w:spacing w:after="100" w:before="100" w:line="240"/>
+              <w:ind w:left="100" w:right="100" w:firstLine="0" w:firstLineChars="0"/>
+              <w:rPr>
+                <w:rFonts w:ascii="Helvetica" w:hAnsi="Helvetica" w:eastAsia="Helvetica" w:cs="Helvetica"/>
+                <w:i w:val="false"/>
+                <w:b w:val="false"/>
+                <w:u w:val="none"/>
+                <w:sz w:val="18"/>
+                <w:szCs w:val="18"/>
+                <w:color w:val="000000"/>
+              </w:rPr>
+            </w:pPr>
+            <w:r>
+              <w:rPr>
+                <w:rFonts w:ascii="Helvetica" w:hAnsi="Helvetica" w:eastAsia="Helvetica" w:cs="Helvetica"/>
+                <w:i w:val="false"/>
+                <w:b w:val="false"/>
+                <w:u w:val="none"/>
+                <w:sz w:val="18"/>
+                <w:szCs w:val="18"/>
+                <w:color w:val="000000"/>
+              </w:rPr>
+              <w:t xml:space="preserve">3.2</w:t>
+            </w:r>
+          </w:p>
+        </w:tc>
+        <w:tc>
+          <w:tcPr>
+            <w:tcBorders>
+              <w:bottom w:val="none" w:sz="0" w:space="0" w:color="000000"/>
+              <w:top w:val="none" w:sz="0" w:space="0" w:color="000000"/>
+              <w:left w:val="none" w:sz="0" w:space="0" w:color="000000"/>
+              <w:right w:val="none" w:sz="0" w:space="0" w:color="000000"/>
+            </w:tcBorders>
+            <w:shd w:val="clear" w:color="auto" w:fill="FFEDA0"/>
+            <w:tcMar>
+              <w:top w:w="0" w:type="dxa"/>
+              <w:bottom w:w="0" w:type="dxa"/>
+              <w:left w:w="0" w:type="dxa"/>
+              <w:right w:w="0" w:type="dxa"/>
+            </w:tcMar>
+            <w:vAlign w:val="center"/>
+          </w:tcPr>
+          <w:p>
+            <w:pPr>
+              <w:pStyle w:val="Normal"/>
+              <w:jc w:val="center"/>
+              <w:pBdr>
+                <w:bottom w:val="none" w:sz="0" w:space="0" w:color="000000"/>
+                <w:top w:val="none" w:sz="0" w:space="0" w:color="000000"/>
+                <w:left w:val="none" w:sz="0" w:space="0" w:color="000000"/>
+                <w:right w:val="none" w:sz="0" w:space="0" w:color="000000"/>
+              </w:pBdr>
+              <w:spacing w:after="100" w:before="100" w:line="240"/>
+              <w:ind w:left="100" w:right="100" w:firstLine="0" w:firstLineChars="0"/>
+              <w:rPr>
+                <w:rFonts w:ascii="Helvetica" w:hAnsi="Helvetica" w:eastAsia="Helvetica" w:cs="Helvetica"/>
+                <w:i w:val="false"/>
+                <w:b w:val="false"/>
+                <w:u w:val="none"/>
+                <w:sz w:val="18"/>
+                <w:szCs w:val="18"/>
+                <w:color w:val="000000"/>
+              </w:rPr>
+            </w:pPr>
+            <w:r>
+              <w:rPr>
+                <w:rFonts w:ascii="Helvetica" w:hAnsi="Helvetica" w:eastAsia="Helvetica" w:cs="Helvetica"/>
+                <w:i w:val="false"/>
+                <w:b w:val="false"/>
+                <w:u w:val="none"/>
+                <w:sz w:val="18"/>
+                <w:szCs w:val="18"/>
+                <w:color w:val="000000"/>
+              </w:rPr>
+              <w:t xml:space="preserve">3.4</w:t>
+            </w:r>
+          </w:p>
+        </w:tc>
+        <w:tc>
+          <w:tcPr>
+            <w:tcBorders>
+              <w:bottom w:val="none" w:sz="0" w:space="0" w:color="000000"/>
+              <w:top w:val="none" w:sz="0" w:space="0" w:color="000000"/>
+              <w:left w:val="none" w:sz="0" w:space="0" w:color="000000"/>
+              <w:right w:val="none" w:sz="0" w:space="0" w:color="000000"/>
+            </w:tcBorders>
+            <w:shd w:val="clear" w:color="auto" w:fill="FFEDA0"/>
+            <w:tcMar>
+              <w:top w:w="0" w:type="dxa"/>
+              <w:bottom w:w="0" w:type="dxa"/>
+              <w:left w:w="0" w:type="dxa"/>
+              <w:right w:w="0" w:type="dxa"/>
+            </w:tcMar>
+            <w:vAlign w:val="center"/>
+          </w:tcPr>
+          <w:p>
+            <w:pPr>
+              <w:pStyle w:val="Normal"/>
+              <w:jc w:val="center"/>
+              <w:pBdr>
+                <w:bottom w:val="none" w:sz="0" w:space="0" w:color="000000"/>
+                <w:top w:val="none" w:sz="0" w:space="0" w:color="000000"/>
+                <w:left w:val="none" w:sz="0" w:space="0" w:color="000000"/>
+                <w:right w:val="none" w:sz="0" w:space="0" w:color="000000"/>
+              </w:pBdr>
+              <w:spacing w:after="100" w:before="100" w:line="240"/>
+              <w:ind w:left="100" w:right="100" w:firstLine="0" w:firstLineChars="0"/>
+              <w:rPr>
+                <w:rFonts w:ascii="Helvetica" w:hAnsi="Helvetica" w:eastAsia="Helvetica" w:cs="Helvetica"/>
+                <w:i w:val="false"/>
+                <w:b w:val="false"/>
+                <w:u w:val="none"/>
+                <w:sz w:val="18"/>
+                <w:szCs w:val="18"/>
+                <w:color w:val="000000"/>
+              </w:rPr>
+            </w:pPr>
+            <w:r>
+              <w:rPr>
+                <w:rFonts w:ascii="Helvetica" w:hAnsi="Helvetica" w:eastAsia="Helvetica" w:cs="Helvetica"/>
+                <w:i w:val="false"/>
+                <w:b w:val="false"/>
+                <w:u w:val="none"/>
+                <w:sz w:val="18"/>
+                <w:szCs w:val="18"/>
+                <w:color w:val="000000"/>
+              </w:rPr>
+              <w:t xml:space="preserve">1.6</w:t>
+            </w:r>
+          </w:p>
+        </w:tc>
+        <w:tc>
+          <w:tcPr>
+            <w:tcBorders>
+              <w:bottom w:val="none" w:sz="0" w:space="0" w:color="000000"/>
+              <w:top w:val="none" w:sz="0" w:space="0" w:color="000000"/>
+              <w:left w:val="none" w:sz="0" w:space="0" w:color="000000"/>
+              <w:right w:val="none" w:sz="0" w:space="0" w:color="000000"/>
+            </w:tcBorders>
             <w:shd w:val="clear" w:color="auto" w:fill="FEB24C"/>
             <w:tcMar>
               <w:top w:w="0" w:type="dxa"/>
@@ -2697,60 +2909,272 @@
                 <w:szCs w:val="18"/>
                 <w:color w:val="000000"/>
               </w:rPr>
-              <w:t xml:space="preserve">9.8</w:t>
-            </w:r>
-          </w:p>
-        </w:tc>
-        <w:tc>
-          <w:tcPr>
-            <w:tcBorders>
-              <w:bottom w:val="none" w:sz="0" w:space="0" w:color="000000"/>
-              <w:top w:val="none" w:sz="0" w:space="0" w:color="000000"/>
-              <w:left w:val="none" w:sz="0" w:space="0" w:color="000000"/>
-              <w:right w:val="none" w:sz="0" w:space="0" w:color="000000"/>
-            </w:tcBorders>
-            <w:shd w:val="clear" w:color="auto" w:fill="F03B20"/>
-            <w:tcMar>
-              <w:top w:w="0" w:type="dxa"/>
-              <w:bottom w:w="0" w:type="dxa"/>
-              <w:left w:w="0" w:type="dxa"/>
-              <w:right w:w="0" w:type="dxa"/>
-            </w:tcMar>
-            <w:vAlign w:val="center"/>
-          </w:tcPr>
-          <w:p>
-            <w:pPr>
-              <w:pStyle w:val="Normal"/>
-              <w:jc w:val="center"/>
-              <w:pBdr>
-                <w:bottom w:val="none" w:sz="0" w:space="0" w:color="000000"/>
-                <w:top w:val="none" w:sz="0" w:space="0" w:color="000000"/>
-                <w:left w:val="none" w:sz="0" w:space="0" w:color="000000"/>
-                <w:right w:val="none" w:sz="0" w:space="0" w:color="000000"/>
-              </w:pBdr>
-              <w:spacing w:after="100" w:before="100" w:line="240"/>
-              <w:ind w:left="100" w:right="100" w:firstLine="0" w:firstLineChars="0"/>
-              <w:rPr>
-                <w:rFonts w:ascii="Helvetica" w:hAnsi="Helvetica" w:eastAsia="Helvetica" w:cs="Helvetica"/>
-                <w:i w:val="false"/>
-                <w:b w:val="false"/>
-                <w:u w:val="none"/>
-                <w:sz w:val="18"/>
-                <w:szCs w:val="18"/>
-                <w:color w:val="FFFFFF"/>
-              </w:rPr>
-            </w:pPr>
-            <w:r>
-              <w:rPr>
-                <w:rFonts w:ascii="Helvetica" w:hAnsi="Helvetica" w:eastAsia="Helvetica" w:cs="Helvetica"/>
-                <w:i w:val="false"/>
-                <w:b w:val="false"/>
-                <w:u w:val="none"/>
-                <w:sz w:val="18"/>
-                <w:szCs w:val="18"/>
-                <w:color w:val="FFFFFF"/>
-              </w:rPr>
-              <w:t xml:space="preserve">12.7</w:t>
+              <w:t xml:space="preserve">6.0</w:t>
+            </w:r>
+          </w:p>
+        </w:tc>
+        <w:tc>
+          <w:tcPr>
+            <w:tcBorders>
+              <w:bottom w:val="none" w:sz="0" w:space="0" w:color="000000"/>
+              <w:top w:val="none" w:sz="0" w:space="0" w:color="000000"/>
+              <w:left w:val="none" w:sz="0" w:space="0" w:color="000000"/>
+              <w:right w:val="none" w:sz="0" w:space="0" w:color="000000"/>
+            </w:tcBorders>
+            <w:shd w:val="clear" w:color="auto" w:fill="FFEDA0"/>
+            <w:tcMar>
+              <w:top w:w="0" w:type="dxa"/>
+              <w:bottom w:w="0" w:type="dxa"/>
+              <w:left w:w="0" w:type="dxa"/>
+              <w:right w:w="0" w:type="dxa"/>
+            </w:tcMar>
+            <w:vAlign w:val="center"/>
+          </w:tcPr>
+          <w:p>
+            <w:pPr>
+              <w:pStyle w:val="Normal"/>
+              <w:jc w:val="center"/>
+              <w:pBdr>
+                <w:bottom w:val="none" w:sz="0" w:space="0" w:color="000000"/>
+                <w:top w:val="none" w:sz="0" w:space="0" w:color="000000"/>
+                <w:left w:val="none" w:sz="0" w:space="0" w:color="000000"/>
+                <w:right w:val="none" w:sz="0" w:space="0" w:color="000000"/>
+              </w:pBdr>
+              <w:spacing w:after="100" w:before="100" w:line="240"/>
+              <w:ind w:left="100" w:right="100" w:firstLine="0" w:firstLineChars="0"/>
+              <w:rPr>
+                <w:rFonts w:ascii="Helvetica" w:hAnsi="Helvetica" w:eastAsia="Helvetica" w:cs="Helvetica"/>
+                <w:i w:val="false"/>
+                <w:b w:val="false"/>
+                <w:u w:val="none"/>
+                <w:sz w:val="18"/>
+                <w:szCs w:val="18"/>
+                <w:color w:val="000000"/>
+              </w:rPr>
+            </w:pPr>
+            <w:r>
+              <w:rPr>
+                <w:rFonts w:ascii="Helvetica" w:hAnsi="Helvetica" w:eastAsia="Helvetica" w:cs="Helvetica"/>
+                <w:i w:val="false"/>
+                <w:b w:val="false"/>
+                <w:u w:val="none"/>
+                <w:sz w:val="18"/>
+                <w:szCs w:val="18"/>
+                <w:color w:val="000000"/>
+              </w:rPr>
+              <w:t xml:space="preserve">2.7</w:t>
+            </w:r>
+          </w:p>
+        </w:tc>
+        <w:tc>
+          <w:tcPr>
+            <w:tcBorders>
+              <w:bottom w:val="none" w:sz="0" w:space="0" w:color="000000"/>
+              <w:top w:val="none" w:sz="0" w:space="0" w:color="000000"/>
+              <w:left w:val="none" w:sz="0" w:space="0" w:color="000000"/>
+              <w:right w:val="none" w:sz="0" w:space="0" w:color="000000"/>
+            </w:tcBorders>
+            <w:shd w:val="clear" w:color="auto" w:fill="FFEDA0"/>
+            <w:tcMar>
+              <w:top w:w="0" w:type="dxa"/>
+              <w:bottom w:w="0" w:type="dxa"/>
+              <w:left w:w="0" w:type="dxa"/>
+              <w:right w:w="0" w:type="dxa"/>
+            </w:tcMar>
+            <w:vAlign w:val="center"/>
+          </w:tcPr>
+          <w:p>
+            <w:pPr>
+              <w:pStyle w:val="Normal"/>
+              <w:jc w:val="center"/>
+              <w:pBdr>
+                <w:bottom w:val="none" w:sz="0" w:space="0" w:color="000000"/>
+                <w:top w:val="none" w:sz="0" w:space="0" w:color="000000"/>
+                <w:left w:val="none" w:sz="0" w:space="0" w:color="000000"/>
+                <w:right w:val="none" w:sz="0" w:space="0" w:color="000000"/>
+              </w:pBdr>
+              <w:spacing w:after="100" w:before="100" w:line="240"/>
+              <w:ind w:left="100" w:right="100" w:firstLine="0" w:firstLineChars="0"/>
+              <w:rPr>
+                <w:rFonts w:ascii="Helvetica" w:hAnsi="Helvetica" w:eastAsia="Helvetica" w:cs="Helvetica"/>
+                <w:i w:val="false"/>
+                <w:b w:val="false"/>
+                <w:u w:val="none"/>
+                <w:sz w:val="18"/>
+                <w:szCs w:val="18"/>
+                <w:color w:val="000000"/>
+              </w:rPr>
+            </w:pPr>
+            <w:r>
+              <w:rPr>
+                <w:rFonts w:ascii="Helvetica" w:hAnsi="Helvetica" w:eastAsia="Helvetica" w:cs="Helvetica"/>
+                <w:i w:val="false"/>
+                <w:b w:val="false"/>
+                <w:u w:val="none"/>
+                <w:sz w:val="18"/>
+                <w:szCs w:val="18"/>
+                <w:color w:val="000000"/>
+              </w:rPr>
+              <w:t xml:space="preserve">2.2</w:t>
+            </w:r>
+          </w:p>
+        </w:tc>
+        <w:tc>
+          <w:tcPr>
+            <w:tcBorders>
+              <w:bottom w:val="none" w:sz="0" w:space="0" w:color="000000"/>
+              <w:top w:val="none" w:sz="0" w:space="0" w:color="000000"/>
+              <w:left w:val="none" w:sz="0" w:space="0" w:color="000000"/>
+              <w:right w:val="none" w:sz="0" w:space="0" w:color="000000"/>
+            </w:tcBorders>
+            <w:shd w:val="clear" w:color="auto" w:fill="FFEDA0"/>
+            <w:tcMar>
+              <w:top w:w="0" w:type="dxa"/>
+              <w:bottom w:w="0" w:type="dxa"/>
+              <w:left w:w="0" w:type="dxa"/>
+              <w:right w:w="0" w:type="dxa"/>
+            </w:tcMar>
+            <w:vAlign w:val="center"/>
+          </w:tcPr>
+          <w:p>
+            <w:pPr>
+              <w:pStyle w:val="Normal"/>
+              <w:jc w:val="center"/>
+              <w:pBdr>
+                <w:bottom w:val="none" w:sz="0" w:space="0" w:color="000000"/>
+                <w:top w:val="none" w:sz="0" w:space="0" w:color="000000"/>
+                <w:left w:val="none" w:sz="0" w:space="0" w:color="000000"/>
+                <w:right w:val="none" w:sz="0" w:space="0" w:color="000000"/>
+              </w:pBdr>
+              <w:spacing w:after="100" w:before="100" w:line="240"/>
+              <w:ind w:left="100" w:right="100" w:firstLine="0" w:firstLineChars="0"/>
+              <w:rPr>
+                <w:rFonts w:ascii="Helvetica" w:hAnsi="Helvetica" w:eastAsia="Helvetica" w:cs="Helvetica"/>
+                <w:i w:val="false"/>
+                <w:b w:val="false"/>
+                <w:u w:val="none"/>
+                <w:sz w:val="18"/>
+                <w:szCs w:val="18"/>
+                <w:color w:val="000000"/>
+              </w:rPr>
+            </w:pPr>
+            <w:r>
+              <w:rPr>
+                <w:rFonts w:ascii="Helvetica" w:hAnsi="Helvetica" w:eastAsia="Helvetica" w:cs="Helvetica"/>
+                <w:i w:val="false"/>
+                <w:b w:val="false"/>
+                <w:u w:val="none"/>
+                <w:sz w:val="18"/>
+                <w:szCs w:val="18"/>
+                <w:color w:val="000000"/>
+              </w:rPr>
+              <w:t xml:space="preserve">3.1</w:t>
+            </w:r>
+          </w:p>
+        </w:tc>
+        <w:tc>
+          <w:tcPr>
+            <w:tcBorders>
+              <w:bottom w:val="none" w:sz="0" w:space="0" w:color="000000"/>
+              <w:top w:val="none" w:sz="0" w:space="0" w:color="000000"/>
+              <w:left w:val="none" w:sz="0" w:space="0" w:color="000000"/>
+              <w:right w:val="none" w:sz="0" w:space="0" w:color="000000"/>
+            </w:tcBorders>
+            <w:shd w:val="clear" w:color="auto" w:fill="FFEDA0"/>
+            <w:tcMar>
+              <w:top w:w="0" w:type="dxa"/>
+              <w:bottom w:w="0" w:type="dxa"/>
+              <w:left w:w="0" w:type="dxa"/>
+              <w:right w:w="0" w:type="dxa"/>
+            </w:tcMar>
+            <w:vAlign w:val="center"/>
+          </w:tcPr>
+          <w:p>
+            <w:pPr>
+              <w:pStyle w:val="Normal"/>
+              <w:jc w:val="center"/>
+              <w:pBdr>
+                <w:bottom w:val="none" w:sz="0" w:space="0" w:color="000000"/>
+                <w:top w:val="none" w:sz="0" w:space="0" w:color="000000"/>
+                <w:left w:val="none" w:sz="0" w:space="0" w:color="000000"/>
+                <w:right w:val="none" w:sz="0" w:space="0" w:color="000000"/>
+              </w:pBdr>
+              <w:spacing w:after="100" w:before="100" w:line="240"/>
+              <w:ind w:left="100" w:right="100" w:firstLine="0" w:firstLineChars="0"/>
+              <w:rPr>
+                <w:rFonts w:ascii="Helvetica" w:hAnsi="Helvetica" w:eastAsia="Helvetica" w:cs="Helvetica"/>
+                <w:i w:val="false"/>
+                <w:b w:val="false"/>
+                <w:u w:val="none"/>
+                <w:sz w:val="18"/>
+                <w:szCs w:val="18"/>
+                <w:color w:val="000000"/>
+              </w:rPr>
+            </w:pPr>
+            <w:r>
+              <w:rPr>
+                <w:rFonts w:ascii="Helvetica" w:hAnsi="Helvetica" w:eastAsia="Helvetica" w:cs="Helvetica"/>
+                <w:i w:val="false"/>
+                <w:b w:val="false"/>
+                <w:u w:val="none"/>
+                <w:sz w:val="18"/>
+                <w:szCs w:val="18"/>
+                <w:color w:val="000000"/>
+              </w:rPr>
+              <w:t xml:space="preserve">4.5</w:t>
+            </w:r>
+          </w:p>
+        </w:tc>
+        <w:tc>
+          <w:tcPr>
+            <w:tcBorders>
+              <w:bottom w:val="none" w:sz="0" w:space="0" w:color="000000"/>
+              <w:top w:val="none" w:sz="0" w:space="0" w:color="000000"/>
+              <w:left w:val="none" w:sz="0" w:space="0" w:color="000000"/>
+              <w:right w:val="none" w:sz="0" w:space="0" w:color="000000"/>
+            </w:tcBorders>
+            <w:shd w:val="clear" w:color="auto" w:fill="FFEDA0"/>
+            <w:tcMar>
+              <w:top w:w="0" w:type="dxa"/>
+              <w:bottom w:w="0" w:type="dxa"/>
+              <w:left w:w="0" w:type="dxa"/>
+              <w:right w:w="0" w:type="dxa"/>
+            </w:tcMar>
+            <w:vAlign w:val="center"/>
+          </w:tcPr>
+          <w:p>
+            <w:pPr>
+              <w:pStyle w:val="Normal"/>
+              <w:jc w:val="center"/>
+              <w:pBdr>
+                <w:bottom w:val="none" w:sz="0" w:space="0" w:color="000000"/>
+                <w:top w:val="none" w:sz="0" w:space="0" w:color="000000"/>
+                <w:left w:val="none" w:sz="0" w:space="0" w:color="000000"/>
+                <w:right w:val="none" w:sz="0" w:space="0" w:color="000000"/>
+              </w:pBdr>
+              <w:spacing w:after="100" w:before="100" w:line="240"/>
+              <w:ind w:left="100" w:right="100" w:firstLine="0" w:firstLineChars="0"/>
+              <w:rPr>
+                <w:rFonts w:ascii="Helvetica" w:hAnsi="Helvetica" w:eastAsia="Helvetica" w:cs="Helvetica"/>
+                <w:i w:val="false"/>
+                <w:b w:val="false"/>
+                <w:u w:val="none"/>
+                <w:sz w:val="18"/>
+                <w:szCs w:val="18"/>
+                <w:color w:val="000000"/>
+              </w:rPr>
+            </w:pPr>
+            <w:r>
+              <w:rPr>
+                <w:rFonts w:ascii="Helvetica" w:hAnsi="Helvetica" w:eastAsia="Helvetica" w:cs="Helvetica"/>
+                <w:i w:val="false"/>
+                <w:b w:val="false"/>
+                <w:u w:val="none"/>
+                <w:sz w:val="18"/>
+                <w:szCs w:val="18"/>
+                <w:color w:val="000000"/>
+              </w:rPr>
+              <w:t xml:space="preserve">2.4</w:t>
             </w:r>
           </w:p>
         </w:tc>
@@ -2803,431 +3227,7 @@
                 <w:szCs w:val="18"/>
                 <w:color w:val="000000"/>
               </w:rPr>
-              <w:t xml:space="preserve">7.0</w:t>
-            </w:r>
-          </w:p>
-        </w:tc>
-        <w:tc>
-          <w:tcPr>
-            <w:tcBorders>
-              <w:bottom w:val="none" w:sz="0" w:space="0" w:color="000000"/>
-              <w:top w:val="none" w:sz="0" w:space="0" w:color="000000"/>
-              <w:left w:val="none" w:sz="0" w:space="0" w:color="000000"/>
-              <w:right w:val="none" w:sz="0" w:space="0" w:color="000000"/>
-            </w:tcBorders>
-            <w:shd w:val="clear" w:color="auto" w:fill="F03B20"/>
-            <w:tcMar>
-              <w:top w:w="0" w:type="dxa"/>
-              <w:bottom w:w="0" w:type="dxa"/>
-              <w:left w:w="0" w:type="dxa"/>
-              <w:right w:w="0" w:type="dxa"/>
-            </w:tcMar>
-            <w:vAlign w:val="center"/>
-          </w:tcPr>
-          <w:p>
-            <w:pPr>
-              <w:pStyle w:val="Normal"/>
-              <w:jc w:val="center"/>
-              <w:pBdr>
-                <w:bottom w:val="none" w:sz="0" w:space="0" w:color="000000"/>
-                <w:top w:val="none" w:sz="0" w:space="0" w:color="000000"/>
-                <w:left w:val="none" w:sz="0" w:space="0" w:color="000000"/>
-                <w:right w:val="none" w:sz="0" w:space="0" w:color="000000"/>
-              </w:pBdr>
-              <w:spacing w:after="100" w:before="100" w:line="240"/>
-              <w:ind w:left="100" w:right="100" w:firstLine="0" w:firstLineChars="0"/>
-              <w:rPr>
-                <w:rFonts w:ascii="Helvetica" w:hAnsi="Helvetica" w:eastAsia="Helvetica" w:cs="Helvetica"/>
-                <w:i w:val="false"/>
-                <w:b w:val="false"/>
-                <w:u w:val="none"/>
-                <w:sz w:val="18"/>
-                <w:szCs w:val="18"/>
-                <w:color w:val="FFFFFF"/>
-              </w:rPr>
-            </w:pPr>
-            <w:r>
-              <w:rPr>
-                <w:rFonts w:ascii="Helvetica" w:hAnsi="Helvetica" w:eastAsia="Helvetica" w:cs="Helvetica"/>
-                <w:i w:val="false"/>
-                <w:b w:val="false"/>
-                <w:u w:val="none"/>
-                <w:sz w:val="18"/>
-                <w:szCs w:val="18"/>
-                <w:color w:val="FFFFFF"/>
-              </w:rPr>
-              <w:t xml:space="preserve">18.0</w:t>
-            </w:r>
-          </w:p>
-        </w:tc>
-        <w:tc>
-          <w:tcPr>
-            <w:tcBorders>
-              <w:bottom w:val="none" w:sz="0" w:space="0" w:color="000000"/>
-              <w:top w:val="none" w:sz="0" w:space="0" w:color="000000"/>
-              <w:left w:val="none" w:sz="0" w:space="0" w:color="000000"/>
-              <w:right w:val="none" w:sz="0" w:space="0" w:color="000000"/>
-            </w:tcBorders>
-            <w:shd w:val="clear" w:color="auto" w:fill="F03B20"/>
-            <w:tcMar>
-              <w:top w:w="0" w:type="dxa"/>
-              <w:bottom w:w="0" w:type="dxa"/>
-              <w:left w:w="0" w:type="dxa"/>
-              <w:right w:w="0" w:type="dxa"/>
-            </w:tcMar>
-            <w:vAlign w:val="center"/>
-          </w:tcPr>
-          <w:p>
-            <w:pPr>
-              <w:pStyle w:val="Normal"/>
-              <w:jc w:val="center"/>
-              <w:pBdr>
-                <w:bottom w:val="none" w:sz="0" w:space="0" w:color="000000"/>
-                <w:top w:val="none" w:sz="0" w:space="0" w:color="000000"/>
-                <w:left w:val="none" w:sz="0" w:space="0" w:color="000000"/>
-                <w:right w:val="none" w:sz="0" w:space="0" w:color="000000"/>
-              </w:pBdr>
-              <w:spacing w:after="100" w:before="100" w:line="240"/>
-              <w:ind w:left="100" w:right="100" w:firstLine="0" w:firstLineChars="0"/>
-              <w:rPr>
-                <w:rFonts w:ascii="Helvetica" w:hAnsi="Helvetica" w:eastAsia="Helvetica" w:cs="Helvetica"/>
-                <w:i w:val="false"/>
-                <w:b w:val="false"/>
-                <w:u w:val="none"/>
-                <w:sz w:val="18"/>
-                <w:szCs w:val="18"/>
-                <w:color w:val="FFFFFF"/>
-              </w:rPr>
-            </w:pPr>
-            <w:r>
-              <w:rPr>
-                <w:rFonts w:ascii="Helvetica" w:hAnsi="Helvetica" w:eastAsia="Helvetica" w:cs="Helvetica"/>
-                <w:i w:val="false"/>
-                <w:b w:val="false"/>
-                <w:u w:val="none"/>
-                <w:sz w:val="18"/>
-                <w:szCs w:val="18"/>
-                <w:color w:val="FFFFFF"/>
-              </w:rPr>
-              <w:t xml:space="preserve">11.0</w:t>
-            </w:r>
-          </w:p>
-        </w:tc>
-        <w:tc>
-          <w:tcPr>
-            <w:tcBorders>
-              <w:bottom w:val="none" w:sz="0" w:space="0" w:color="000000"/>
-              <w:top w:val="none" w:sz="0" w:space="0" w:color="000000"/>
-              <w:left w:val="none" w:sz="0" w:space="0" w:color="000000"/>
-              <w:right w:val="none" w:sz="0" w:space="0" w:color="000000"/>
-            </w:tcBorders>
-            <w:shd w:val="clear" w:color="auto" w:fill="FEB24C"/>
-            <w:tcMar>
-              <w:top w:w="0" w:type="dxa"/>
-              <w:bottom w:w="0" w:type="dxa"/>
-              <w:left w:w="0" w:type="dxa"/>
-              <w:right w:w="0" w:type="dxa"/>
-            </w:tcMar>
-            <w:vAlign w:val="center"/>
-          </w:tcPr>
-          <w:p>
-            <w:pPr>
-              <w:pStyle w:val="Normal"/>
-              <w:jc w:val="center"/>
-              <w:pBdr>
-                <w:bottom w:val="none" w:sz="0" w:space="0" w:color="000000"/>
-                <w:top w:val="none" w:sz="0" w:space="0" w:color="000000"/>
-                <w:left w:val="none" w:sz="0" w:space="0" w:color="000000"/>
-                <w:right w:val="none" w:sz="0" w:space="0" w:color="000000"/>
-              </w:pBdr>
-              <w:spacing w:after="100" w:before="100" w:line="240"/>
-              <w:ind w:left="100" w:right="100" w:firstLine="0" w:firstLineChars="0"/>
-              <w:rPr>
-                <w:rFonts w:ascii="Helvetica" w:hAnsi="Helvetica" w:eastAsia="Helvetica" w:cs="Helvetica"/>
-                <w:i w:val="false"/>
-                <w:b w:val="false"/>
-                <w:u w:val="none"/>
-                <w:sz w:val="18"/>
-                <w:szCs w:val="18"/>
-                <w:color w:val="000000"/>
-              </w:rPr>
-            </w:pPr>
-            <w:r>
-              <w:rPr>
-                <w:rFonts w:ascii="Helvetica" w:hAnsi="Helvetica" w:eastAsia="Helvetica" w:cs="Helvetica"/>
-                <w:i w:val="false"/>
-                <w:b w:val="false"/>
-                <w:u w:val="none"/>
-                <w:sz w:val="18"/>
-                <w:szCs w:val="18"/>
-                <w:color w:val="000000"/>
-              </w:rPr>
-              <w:t xml:space="preserve">9.9</w:t>
-            </w:r>
-          </w:p>
-        </w:tc>
-        <w:tc>
-          <w:tcPr>
-            <w:tcBorders>
-              <w:bottom w:val="none" w:sz="0" w:space="0" w:color="000000"/>
-              <w:top w:val="none" w:sz="0" w:space="0" w:color="000000"/>
-              <w:left w:val="none" w:sz="0" w:space="0" w:color="000000"/>
-              <w:right w:val="none" w:sz="0" w:space="0" w:color="000000"/>
-            </w:tcBorders>
-            <w:shd w:val="clear" w:color="auto" w:fill="FEB24C"/>
-            <w:tcMar>
-              <w:top w:w="0" w:type="dxa"/>
-              <w:bottom w:w="0" w:type="dxa"/>
-              <w:left w:w="0" w:type="dxa"/>
-              <w:right w:w="0" w:type="dxa"/>
-            </w:tcMar>
-            <w:vAlign w:val="center"/>
-          </w:tcPr>
-          <w:p>
-            <w:pPr>
-              <w:pStyle w:val="Normal"/>
-              <w:jc w:val="center"/>
-              <w:pBdr>
-                <w:bottom w:val="none" w:sz="0" w:space="0" w:color="000000"/>
-                <w:top w:val="none" w:sz="0" w:space="0" w:color="000000"/>
-                <w:left w:val="none" w:sz="0" w:space="0" w:color="000000"/>
-                <w:right w:val="none" w:sz="0" w:space="0" w:color="000000"/>
-              </w:pBdr>
-              <w:spacing w:after="100" w:before="100" w:line="240"/>
-              <w:ind w:left="100" w:right="100" w:firstLine="0" w:firstLineChars="0"/>
-              <w:rPr>
-                <w:rFonts w:ascii="Helvetica" w:hAnsi="Helvetica" w:eastAsia="Helvetica" w:cs="Helvetica"/>
-                <w:i w:val="false"/>
-                <w:b w:val="false"/>
-                <w:u w:val="none"/>
-                <w:sz w:val="18"/>
-                <w:szCs w:val="18"/>
-                <w:color w:val="000000"/>
-              </w:rPr>
-            </w:pPr>
-            <w:r>
-              <w:rPr>
-                <w:rFonts w:ascii="Helvetica" w:hAnsi="Helvetica" w:eastAsia="Helvetica" w:cs="Helvetica"/>
-                <w:i w:val="false"/>
-                <w:b w:val="false"/>
-                <w:u w:val="none"/>
-                <w:sz w:val="18"/>
-                <w:szCs w:val="18"/>
-                <w:color w:val="000000"/>
-              </w:rPr>
-              <w:t xml:space="preserve">7.4</w:t>
-            </w:r>
-          </w:p>
-        </w:tc>
-        <w:tc>
-          <w:tcPr>
-            <w:tcBorders>
-              <w:bottom w:val="none" w:sz="0" w:space="0" w:color="000000"/>
-              <w:top w:val="none" w:sz="0" w:space="0" w:color="000000"/>
-              <w:left w:val="none" w:sz="0" w:space="0" w:color="000000"/>
-              <w:right w:val="none" w:sz="0" w:space="0" w:color="000000"/>
-            </w:tcBorders>
-            <w:shd w:val="clear" w:color="auto" w:fill="F03B20"/>
-            <w:tcMar>
-              <w:top w:w="0" w:type="dxa"/>
-              <w:bottom w:w="0" w:type="dxa"/>
-              <w:left w:w="0" w:type="dxa"/>
-              <w:right w:w="0" w:type="dxa"/>
-            </w:tcMar>
-            <w:vAlign w:val="center"/>
-          </w:tcPr>
-          <w:p>
-            <w:pPr>
-              <w:pStyle w:val="Normal"/>
-              <w:jc w:val="center"/>
-              <w:pBdr>
-                <w:bottom w:val="none" w:sz="0" w:space="0" w:color="000000"/>
-                <w:top w:val="none" w:sz="0" w:space="0" w:color="000000"/>
-                <w:left w:val="none" w:sz="0" w:space="0" w:color="000000"/>
-                <w:right w:val="none" w:sz="0" w:space="0" w:color="000000"/>
-              </w:pBdr>
-              <w:spacing w:after="100" w:before="100" w:line="240"/>
-              <w:ind w:left="100" w:right="100" w:firstLine="0" w:firstLineChars="0"/>
-              <w:rPr>
-                <w:rFonts w:ascii="Helvetica" w:hAnsi="Helvetica" w:eastAsia="Helvetica" w:cs="Helvetica"/>
-                <w:i w:val="false"/>
-                <w:b w:val="false"/>
-                <w:u w:val="none"/>
-                <w:sz w:val="18"/>
-                <w:szCs w:val="18"/>
-                <w:color w:val="FFFFFF"/>
-              </w:rPr>
-            </w:pPr>
-            <w:r>
-              <w:rPr>
-                <w:rFonts w:ascii="Helvetica" w:hAnsi="Helvetica" w:eastAsia="Helvetica" w:cs="Helvetica"/>
-                <w:i w:val="false"/>
-                <w:b w:val="false"/>
-                <w:u w:val="none"/>
-                <w:sz w:val="18"/>
-                <w:szCs w:val="18"/>
-                <w:color w:val="FFFFFF"/>
-              </w:rPr>
-              <w:t xml:space="preserve">10.8</w:t>
-            </w:r>
-          </w:p>
-        </w:tc>
-        <w:tc>
-          <w:tcPr>
-            <w:tcBorders>
-              <w:bottom w:val="none" w:sz="0" w:space="0" w:color="000000"/>
-              <w:top w:val="none" w:sz="0" w:space="0" w:color="000000"/>
-              <w:left w:val="none" w:sz="0" w:space="0" w:color="000000"/>
-              <w:right w:val="none" w:sz="0" w:space="0" w:color="000000"/>
-            </w:tcBorders>
-            <w:shd w:val="clear" w:color="auto" w:fill="FFEDA0"/>
-            <w:tcMar>
-              <w:top w:w="0" w:type="dxa"/>
-              <w:bottom w:w="0" w:type="dxa"/>
-              <w:left w:w="0" w:type="dxa"/>
-              <w:right w:w="0" w:type="dxa"/>
-            </w:tcMar>
-            <w:vAlign w:val="center"/>
-          </w:tcPr>
-          <w:p>
-            <w:pPr>
-              <w:pStyle w:val="Normal"/>
-              <w:jc w:val="center"/>
-              <w:pBdr>
-                <w:bottom w:val="none" w:sz="0" w:space="0" w:color="000000"/>
-                <w:top w:val="none" w:sz="0" w:space="0" w:color="000000"/>
-                <w:left w:val="none" w:sz="0" w:space="0" w:color="000000"/>
-                <w:right w:val="none" w:sz="0" w:space="0" w:color="000000"/>
-              </w:pBdr>
-              <w:spacing w:after="100" w:before="100" w:line="240"/>
-              <w:ind w:left="100" w:right="100" w:firstLine="0" w:firstLineChars="0"/>
-              <w:rPr>
-                <w:rFonts w:ascii="Helvetica" w:hAnsi="Helvetica" w:eastAsia="Helvetica" w:cs="Helvetica"/>
-                <w:i w:val="false"/>
-                <w:b w:val="false"/>
-                <w:u w:val="none"/>
-                <w:sz w:val="18"/>
-                <w:szCs w:val="18"/>
-                <w:color w:val="000000"/>
-              </w:rPr>
-            </w:pPr>
-            <w:r>
-              <w:rPr>
-                <w:rFonts w:ascii="Helvetica" w:hAnsi="Helvetica" w:eastAsia="Helvetica" w:cs="Helvetica"/>
-                <w:i w:val="false"/>
-                <w:b w:val="false"/>
-                <w:u w:val="none"/>
-                <w:sz w:val="18"/>
-                <w:szCs w:val="18"/>
-                <w:color w:val="000000"/>
-              </w:rPr>
-              <w:t xml:space="preserve">4.5</w:t>
-            </w:r>
-          </w:p>
-        </w:tc>
-        <w:tc>
-          <w:tcPr>
-            <w:tcBorders>
-              <w:bottom w:val="none" w:sz="0" w:space="0" w:color="000000"/>
-              <w:top w:val="none" w:sz="0" w:space="0" w:color="000000"/>
-              <w:left w:val="none" w:sz="0" w:space="0" w:color="000000"/>
-              <w:right w:val="none" w:sz="0" w:space="0" w:color="000000"/>
-            </w:tcBorders>
-            <w:shd w:val="clear" w:color="auto" w:fill="F03B20"/>
-            <w:tcMar>
-              <w:top w:w="0" w:type="dxa"/>
-              <w:bottom w:w="0" w:type="dxa"/>
-              <w:left w:w="0" w:type="dxa"/>
-              <w:right w:w="0" w:type="dxa"/>
-            </w:tcMar>
-            <w:vAlign w:val="center"/>
-          </w:tcPr>
-          <w:p>
-            <w:pPr>
-              <w:pStyle w:val="Normal"/>
-              <w:jc w:val="center"/>
-              <w:pBdr>
-                <w:bottom w:val="none" w:sz="0" w:space="0" w:color="000000"/>
-                <w:top w:val="none" w:sz="0" w:space="0" w:color="000000"/>
-                <w:left w:val="none" w:sz="0" w:space="0" w:color="000000"/>
-                <w:right w:val="none" w:sz="0" w:space="0" w:color="000000"/>
-              </w:pBdr>
-              <w:spacing w:after="100" w:before="100" w:line="240"/>
-              <w:ind w:left="100" w:right="100" w:firstLine="0" w:firstLineChars="0"/>
-              <w:rPr>
-                <w:rFonts w:ascii="Helvetica" w:hAnsi="Helvetica" w:eastAsia="Helvetica" w:cs="Helvetica"/>
-                <w:i w:val="false"/>
-                <w:b w:val="false"/>
-                <w:u w:val="none"/>
-                <w:sz w:val="18"/>
-                <w:szCs w:val="18"/>
-                <w:color w:val="FFFFFF"/>
-              </w:rPr>
-            </w:pPr>
-            <w:r>
-              <w:rPr>
-                <w:rFonts w:ascii="Helvetica" w:hAnsi="Helvetica" w:eastAsia="Helvetica" w:cs="Helvetica"/>
-                <w:i w:val="false"/>
-                <w:b w:val="false"/>
-                <w:u w:val="none"/>
-                <w:sz w:val="18"/>
-                <w:szCs w:val="18"/>
-                <w:color w:val="FFFFFF"/>
-              </w:rPr>
-              <w:t xml:space="preserve">12.1</w:t>
-            </w:r>
-          </w:p>
-        </w:tc>
-        <w:tc>
-          <w:tcPr>
-            <w:tcBorders>
-              <w:bottom w:val="none" w:sz="0" w:space="0" w:color="000000"/>
-              <w:top w:val="none" w:sz="0" w:space="0" w:color="000000"/>
-              <w:left w:val="none" w:sz="0" w:space="0" w:color="000000"/>
-              <w:right w:val="none" w:sz="0" w:space="0" w:color="000000"/>
-            </w:tcBorders>
-            <w:shd w:val="clear" w:color="auto" w:fill="FFEDA0"/>
-            <w:tcMar>
-              <w:top w:w="0" w:type="dxa"/>
-              <w:bottom w:w="0" w:type="dxa"/>
-              <w:left w:w="0" w:type="dxa"/>
-              <w:right w:w="0" w:type="dxa"/>
-            </w:tcMar>
-            <w:vAlign w:val="center"/>
-          </w:tcPr>
-          <w:p>
-            <w:pPr>
-              <w:pStyle w:val="Normal"/>
-              <w:jc w:val="center"/>
-              <w:pBdr>
-                <w:bottom w:val="none" w:sz="0" w:space="0" w:color="000000"/>
-                <w:top w:val="none" w:sz="0" w:space="0" w:color="000000"/>
-                <w:left w:val="none" w:sz="0" w:space="0" w:color="000000"/>
-                <w:right w:val="none" w:sz="0" w:space="0" w:color="000000"/>
-              </w:pBdr>
-              <w:spacing w:after="100" w:before="100" w:line="240"/>
-              <w:ind w:left="100" w:right="100" w:firstLine="0" w:firstLineChars="0"/>
-              <w:rPr>
-                <w:rFonts w:ascii="Helvetica" w:hAnsi="Helvetica" w:eastAsia="Helvetica" w:cs="Helvetica"/>
-                <w:i w:val="false"/>
-                <w:b w:val="false"/>
-                <w:u w:val="none"/>
-                <w:sz w:val="18"/>
-                <w:szCs w:val="18"/>
-                <w:color w:val="000000"/>
-              </w:rPr>
-            </w:pPr>
-            <w:r>
-              <w:rPr>
-                <w:rFonts w:ascii="Helvetica" w:hAnsi="Helvetica" w:eastAsia="Helvetica" w:cs="Helvetica"/>
-                <w:i w:val="false"/>
-                <w:b w:val="false"/>
-                <w:u w:val="none"/>
-                <w:sz w:val="18"/>
-                <w:szCs w:val="18"/>
-                <w:color w:val="000000"/>
-              </w:rPr>
-              <w:t xml:space="preserve">1.5</w:t>
+              <w:t xml:space="preserve">6.6</w:t>
             </w:r>
           </w:p>
         </w:tc>
@@ -3340,6 +3340,59 @@
               <w:left w:val="none" w:sz="0" w:space="0" w:color="000000"/>
               <w:right w:val="none" w:sz="0" w:space="0" w:color="000000"/>
             </w:tcBorders>
+            <w:shd w:val="clear" w:color="auto" w:fill="FFEDA0"/>
+            <w:tcMar>
+              <w:top w:w="0" w:type="dxa"/>
+              <w:bottom w:w="0" w:type="dxa"/>
+              <w:left w:w="0" w:type="dxa"/>
+              <w:right w:w="0" w:type="dxa"/>
+            </w:tcMar>
+            <w:vAlign w:val="center"/>
+          </w:tcPr>
+          <w:p>
+            <w:pPr>
+              <w:pStyle w:val="Normal"/>
+              <w:jc w:val="center"/>
+              <w:pBdr>
+                <w:bottom w:val="none" w:sz="0" w:space="0" w:color="000000"/>
+                <w:top w:val="none" w:sz="0" w:space="0" w:color="000000"/>
+                <w:left w:val="none" w:sz="0" w:space="0" w:color="000000"/>
+                <w:right w:val="none" w:sz="0" w:space="0" w:color="000000"/>
+              </w:pBdr>
+              <w:spacing w:after="100" w:before="100" w:line="240"/>
+              <w:ind w:left="100" w:right="100" w:firstLine="0" w:firstLineChars="0"/>
+              <w:rPr>
+                <w:rFonts w:ascii="Helvetica" w:hAnsi="Helvetica" w:eastAsia="Helvetica" w:cs="Helvetica"/>
+                <w:i w:val="false"/>
+                <w:b w:val="false"/>
+                <w:u w:val="none"/>
+                <w:sz w:val="18"/>
+                <w:szCs w:val="18"/>
+                <w:color w:val="000000"/>
+              </w:rPr>
+            </w:pPr>
+            <w:r>
+              <w:rPr>
+                <w:rFonts w:ascii="Helvetica" w:hAnsi="Helvetica" w:eastAsia="Helvetica" w:cs="Helvetica"/>
+                <w:i w:val="false"/>
+                <w:b w:val="false"/>
+                <w:u w:val="none"/>
+                <w:sz w:val="18"/>
+                <w:szCs w:val="18"/>
+                <w:color w:val="000000"/>
+              </w:rPr>
+              <w:t xml:space="preserve">4.7</w:t>
+            </w:r>
+          </w:p>
+        </w:tc>
+        <w:tc>
+          <w:tcPr>
+            <w:tcBorders>
+              <w:bottom w:val="none" w:sz="0" w:space="0" w:color="000000"/>
+              <w:top w:val="none" w:sz="0" w:space="0" w:color="000000"/>
+              <w:left w:val="none" w:sz="0" w:space="0" w:color="000000"/>
+              <w:right w:val="none" w:sz="0" w:space="0" w:color="000000"/>
+            </w:tcBorders>
             <w:shd w:val="clear" w:color="auto" w:fill="FEB24C"/>
             <w:tcMar>
               <w:top w:w="0" w:type="dxa"/>
@@ -3381,60 +3434,7 @@
                 <w:szCs w:val="18"/>
                 <w:color w:val="000000"/>
               </w:rPr>
-              <w:t xml:space="preserve">6.8</w:t>
-            </w:r>
-          </w:p>
-        </w:tc>
-        <w:tc>
-          <w:tcPr>
-            <w:tcBorders>
-              <w:bottom w:val="none" w:sz="0" w:space="0" w:color="000000"/>
-              <w:top w:val="none" w:sz="0" w:space="0" w:color="000000"/>
-              <w:left w:val="none" w:sz="0" w:space="0" w:color="000000"/>
-              <w:right w:val="none" w:sz="0" w:space="0" w:color="000000"/>
-            </w:tcBorders>
-            <w:shd w:val="clear" w:color="auto" w:fill="F03B20"/>
-            <w:tcMar>
-              <w:top w:w="0" w:type="dxa"/>
-              <w:bottom w:w="0" w:type="dxa"/>
-              <w:left w:w="0" w:type="dxa"/>
-              <w:right w:w="0" w:type="dxa"/>
-            </w:tcMar>
-            <w:vAlign w:val="center"/>
-          </w:tcPr>
-          <w:p>
-            <w:pPr>
-              <w:pStyle w:val="Normal"/>
-              <w:jc w:val="center"/>
-              <w:pBdr>
-                <w:bottom w:val="none" w:sz="0" w:space="0" w:color="000000"/>
-                <w:top w:val="none" w:sz="0" w:space="0" w:color="000000"/>
-                <w:left w:val="none" w:sz="0" w:space="0" w:color="000000"/>
-                <w:right w:val="none" w:sz="0" w:space="0" w:color="000000"/>
-              </w:pBdr>
-              <w:spacing w:after="100" w:before="100" w:line="240"/>
-              <w:ind w:left="100" w:right="100" w:firstLine="0" w:firstLineChars="0"/>
-              <w:rPr>
-                <w:rFonts w:ascii="Helvetica" w:hAnsi="Helvetica" w:eastAsia="Helvetica" w:cs="Helvetica"/>
-                <w:i w:val="false"/>
-                <w:b w:val="false"/>
-                <w:u w:val="none"/>
-                <w:sz w:val="18"/>
-                <w:szCs w:val="18"/>
-                <w:color w:val="FFFFFF"/>
-              </w:rPr>
-            </w:pPr>
-            <w:r>
-              <w:rPr>
-                <w:rFonts w:ascii="Helvetica" w:hAnsi="Helvetica" w:eastAsia="Helvetica" w:cs="Helvetica"/>
-                <w:i w:val="false"/>
-                <w:b w:val="false"/>
-                <w:u w:val="none"/>
-                <w:sz w:val="18"/>
-                <w:szCs w:val="18"/>
-                <w:color w:val="FFFFFF"/>
-              </w:rPr>
-              <w:t xml:space="preserve">10.9</w:t>
+              <w:t xml:space="preserve">5.3</w:t>
             </w:r>
           </w:p>
         </w:tc>
@@ -3487,60 +3487,60 @@
                 <w:szCs w:val="18"/>
                 <w:color w:val="000000"/>
               </w:rPr>
-              <w:t xml:space="preserve">2.9</w:t>
-            </w:r>
-          </w:p>
-        </w:tc>
-        <w:tc>
-          <w:tcPr>
-            <w:tcBorders>
-              <w:bottom w:val="none" w:sz="0" w:space="0" w:color="000000"/>
-              <w:top w:val="none" w:sz="0" w:space="0" w:color="000000"/>
-              <w:left w:val="none" w:sz="0" w:space="0" w:color="000000"/>
-              <w:right w:val="none" w:sz="0" w:space="0" w:color="000000"/>
-            </w:tcBorders>
-            <w:shd w:val="clear" w:color="auto" w:fill="F03B20"/>
-            <w:tcMar>
-              <w:top w:w="0" w:type="dxa"/>
-              <w:bottom w:w="0" w:type="dxa"/>
-              <w:left w:w="0" w:type="dxa"/>
-              <w:right w:w="0" w:type="dxa"/>
-            </w:tcMar>
-            <w:vAlign w:val="center"/>
-          </w:tcPr>
-          <w:p>
-            <w:pPr>
-              <w:pStyle w:val="Normal"/>
-              <w:jc w:val="center"/>
-              <w:pBdr>
-                <w:bottom w:val="none" w:sz="0" w:space="0" w:color="000000"/>
-                <w:top w:val="none" w:sz="0" w:space="0" w:color="000000"/>
-                <w:left w:val="none" w:sz="0" w:space="0" w:color="000000"/>
-                <w:right w:val="none" w:sz="0" w:space="0" w:color="000000"/>
-              </w:pBdr>
-              <w:spacing w:after="100" w:before="100" w:line="240"/>
-              <w:ind w:left="100" w:right="100" w:firstLine="0" w:firstLineChars="0"/>
-              <w:rPr>
-                <w:rFonts w:ascii="Helvetica" w:hAnsi="Helvetica" w:eastAsia="Helvetica" w:cs="Helvetica"/>
-                <w:i w:val="false"/>
-                <w:b w:val="false"/>
-                <w:u w:val="none"/>
-                <w:sz w:val="18"/>
-                <w:szCs w:val="18"/>
-                <w:color w:val="FFFFFF"/>
-              </w:rPr>
-            </w:pPr>
-            <w:r>
-              <w:rPr>
-                <w:rFonts w:ascii="Helvetica" w:hAnsi="Helvetica" w:eastAsia="Helvetica" w:cs="Helvetica"/>
-                <w:i w:val="false"/>
-                <w:b w:val="false"/>
-                <w:u w:val="none"/>
-                <w:sz w:val="18"/>
-                <w:szCs w:val="18"/>
-                <w:color w:val="FFFFFF"/>
-              </w:rPr>
-              <w:t xml:space="preserve">16.4</w:t>
+              <w:t xml:space="preserve">4.1</w:t>
+            </w:r>
+          </w:p>
+        </w:tc>
+        <w:tc>
+          <w:tcPr>
+            <w:tcBorders>
+              <w:bottom w:val="none" w:sz="0" w:space="0" w:color="000000"/>
+              <w:top w:val="none" w:sz="0" w:space="0" w:color="000000"/>
+              <w:left w:val="none" w:sz="0" w:space="0" w:color="000000"/>
+              <w:right w:val="none" w:sz="0" w:space="0" w:color="000000"/>
+            </w:tcBorders>
+            <w:shd w:val="clear" w:color="auto" w:fill="FFEDA0"/>
+            <w:tcMar>
+              <w:top w:w="0" w:type="dxa"/>
+              <w:bottom w:w="0" w:type="dxa"/>
+              <w:left w:w="0" w:type="dxa"/>
+              <w:right w:w="0" w:type="dxa"/>
+            </w:tcMar>
+            <w:vAlign w:val="center"/>
+          </w:tcPr>
+          <w:p>
+            <w:pPr>
+              <w:pStyle w:val="Normal"/>
+              <w:jc w:val="center"/>
+              <w:pBdr>
+                <w:bottom w:val="none" w:sz="0" w:space="0" w:color="000000"/>
+                <w:top w:val="none" w:sz="0" w:space="0" w:color="000000"/>
+                <w:left w:val="none" w:sz="0" w:space="0" w:color="000000"/>
+                <w:right w:val="none" w:sz="0" w:space="0" w:color="000000"/>
+              </w:pBdr>
+              <w:spacing w:after="100" w:before="100" w:line="240"/>
+              <w:ind w:left="100" w:right="100" w:firstLine="0" w:firstLineChars="0"/>
+              <w:rPr>
+                <w:rFonts w:ascii="Helvetica" w:hAnsi="Helvetica" w:eastAsia="Helvetica" w:cs="Helvetica"/>
+                <w:i w:val="false"/>
+                <w:b w:val="false"/>
+                <w:u w:val="none"/>
+                <w:sz w:val="18"/>
+                <w:szCs w:val="18"/>
+                <w:color w:val="000000"/>
+              </w:rPr>
+            </w:pPr>
+            <w:r>
+              <w:rPr>
+                <w:rFonts w:ascii="Helvetica" w:hAnsi="Helvetica" w:eastAsia="Helvetica" w:cs="Helvetica"/>
+                <w:i w:val="false"/>
+                <w:b w:val="false"/>
+                <w:u w:val="none"/>
+                <w:sz w:val="18"/>
+                <w:szCs w:val="18"/>
+                <w:color w:val="000000"/>
+              </w:rPr>
+              <w:t xml:space="preserve">1.6</w:t>
             </w:r>
           </w:p>
         </w:tc>
@@ -3593,7 +3593,166 @@
                 <w:szCs w:val="18"/>
                 <w:color w:val="000000"/>
               </w:rPr>
-              <w:t xml:space="preserve">8.0</w:t>
+              <w:t xml:space="preserve">7.0</w:t>
+            </w:r>
+          </w:p>
+        </w:tc>
+        <w:tc>
+          <w:tcPr>
+            <w:tcBorders>
+              <w:bottom w:val="none" w:sz="0" w:space="0" w:color="000000"/>
+              <w:top w:val="none" w:sz="0" w:space="0" w:color="000000"/>
+              <w:left w:val="none" w:sz="0" w:space="0" w:color="000000"/>
+              <w:right w:val="none" w:sz="0" w:space="0" w:color="000000"/>
+            </w:tcBorders>
+            <w:shd w:val="clear" w:color="auto" w:fill="FFEDA0"/>
+            <w:tcMar>
+              <w:top w:w="0" w:type="dxa"/>
+              <w:bottom w:w="0" w:type="dxa"/>
+              <w:left w:w="0" w:type="dxa"/>
+              <w:right w:w="0" w:type="dxa"/>
+            </w:tcMar>
+            <w:vAlign w:val="center"/>
+          </w:tcPr>
+          <w:p>
+            <w:pPr>
+              <w:pStyle w:val="Normal"/>
+              <w:jc w:val="center"/>
+              <w:pBdr>
+                <w:bottom w:val="none" w:sz="0" w:space="0" w:color="000000"/>
+                <w:top w:val="none" w:sz="0" w:space="0" w:color="000000"/>
+                <w:left w:val="none" w:sz="0" w:space="0" w:color="000000"/>
+                <w:right w:val="none" w:sz="0" w:space="0" w:color="000000"/>
+              </w:pBdr>
+              <w:spacing w:after="100" w:before="100" w:line="240"/>
+              <w:ind w:left="100" w:right="100" w:firstLine="0" w:firstLineChars="0"/>
+              <w:rPr>
+                <w:rFonts w:ascii="Helvetica" w:hAnsi="Helvetica" w:eastAsia="Helvetica" w:cs="Helvetica"/>
+                <w:i w:val="false"/>
+                <w:b w:val="false"/>
+                <w:u w:val="none"/>
+                <w:sz w:val="18"/>
+                <w:szCs w:val="18"/>
+                <w:color w:val="000000"/>
+              </w:rPr>
+            </w:pPr>
+            <w:r>
+              <w:rPr>
+                <w:rFonts w:ascii="Helvetica" w:hAnsi="Helvetica" w:eastAsia="Helvetica" w:cs="Helvetica"/>
+                <w:i w:val="false"/>
+                <w:b w:val="false"/>
+                <w:u w:val="none"/>
+                <w:sz w:val="18"/>
+                <w:szCs w:val="18"/>
+                <w:color w:val="000000"/>
+              </w:rPr>
+              <w:t xml:space="preserve">4.6</w:t>
+            </w:r>
+          </w:p>
+        </w:tc>
+        <w:tc>
+          <w:tcPr>
+            <w:tcBorders>
+              <w:bottom w:val="none" w:sz="0" w:space="0" w:color="000000"/>
+              <w:top w:val="none" w:sz="0" w:space="0" w:color="000000"/>
+              <w:left w:val="none" w:sz="0" w:space="0" w:color="000000"/>
+              <w:right w:val="none" w:sz="0" w:space="0" w:color="000000"/>
+            </w:tcBorders>
+            <w:shd w:val="clear" w:color="auto" w:fill="FFEDA0"/>
+            <w:tcMar>
+              <w:top w:w="0" w:type="dxa"/>
+              <w:bottom w:w="0" w:type="dxa"/>
+              <w:left w:w="0" w:type="dxa"/>
+              <w:right w:w="0" w:type="dxa"/>
+            </w:tcMar>
+            <w:vAlign w:val="center"/>
+          </w:tcPr>
+          <w:p>
+            <w:pPr>
+              <w:pStyle w:val="Normal"/>
+              <w:jc w:val="center"/>
+              <w:pBdr>
+                <w:bottom w:val="none" w:sz="0" w:space="0" w:color="000000"/>
+                <w:top w:val="none" w:sz="0" w:space="0" w:color="000000"/>
+                <w:left w:val="none" w:sz="0" w:space="0" w:color="000000"/>
+                <w:right w:val="none" w:sz="0" w:space="0" w:color="000000"/>
+              </w:pBdr>
+              <w:spacing w:after="100" w:before="100" w:line="240"/>
+              <w:ind w:left="100" w:right="100" w:firstLine="0" w:firstLineChars="0"/>
+              <w:rPr>
+                <w:rFonts w:ascii="Helvetica" w:hAnsi="Helvetica" w:eastAsia="Helvetica" w:cs="Helvetica"/>
+                <w:i w:val="false"/>
+                <w:b w:val="false"/>
+                <w:u w:val="none"/>
+                <w:sz w:val="18"/>
+                <w:szCs w:val="18"/>
+                <w:color w:val="000000"/>
+              </w:rPr>
+            </w:pPr>
+            <w:r>
+              <w:rPr>
+                <w:rFonts w:ascii="Helvetica" w:hAnsi="Helvetica" w:eastAsia="Helvetica" w:cs="Helvetica"/>
+                <w:i w:val="false"/>
+                <w:b w:val="false"/>
+                <w:u w:val="none"/>
+                <w:sz w:val="18"/>
+                <w:szCs w:val="18"/>
+                <w:color w:val="000000"/>
+              </w:rPr>
+              <w:t xml:space="preserve">3.3</w:t>
+            </w:r>
+          </w:p>
+        </w:tc>
+        <w:tc>
+          <w:tcPr>
+            <w:tcBorders>
+              <w:bottom w:val="none" w:sz="0" w:space="0" w:color="000000"/>
+              <w:top w:val="none" w:sz="0" w:space="0" w:color="000000"/>
+              <w:left w:val="none" w:sz="0" w:space="0" w:color="000000"/>
+              <w:right w:val="none" w:sz="0" w:space="0" w:color="000000"/>
+            </w:tcBorders>
+            <w:shd w:val="clear" w:color="auto" w:fill="FFEDA0"/>
+            <w:tcMar>
+              <w:top w:w="0" w:type="dxa"/>
+              <w:bottom w:w="0" w:type="dxa"/>
+              <w:left w:w="0" w:type="dxa"/>
+              <w:right w:w="0" w:type="dxa"/>
+            </w:tcMar>
+            <w:vAlign w:val="center"/>
+          </w:tcPr>
+          <w:p>
+            <w:pPr>
+              <w:pStyle w:val="Normal"/>
+              <w:jc w:val="center"/>
+              <w:pBdr>
+                <w:bottom w:val="none" w:sz="0" w:space="0" w:color="000000"/>
+                <w:top w:val="none" w:sz="0" w:space="0" w:color="000000"/>
+                <w:left w:val="none" w:sz="0" w:space="0" w:color="000000"/>
+                <w:right w:val="none" w:sz="0" w:space="0" w:color="000000"/>
+              </w:pBdr>
+              <w:spacing w:after="100" w:before="100" w:line="240"/>
+              <w:ind w:left="100" w:right="100" w:firstLine="0" w:firstLineChars="0"/>
+              <w:rPr>
+                <w:rFonts w:ascii="Helvetica" w:hAnsi="Helvetica" w:eastAsia="Helvetica" w:cs="Helvetica"/>
+                <w:i w:val="false"/>
+                <w:b w:val="false"/>
+                <w:u w:val="none"/>
+                <w:sz w:val="18"/>
+                <w:szCs w:val="18"/>
+                <w:color w:val="000000"/>
+              </w:rPr>
+            </w:pPr>
+            <w:r>
+              <w:rPr>
+                <w:rFonts w:ascii="Helvetica" w:hAnsi="Helvetica" w:eastAsia="Helvetica" w:cs="Helvetica"/>
+                <w:i w:val="false"/>
+                <w:b w:val="false"/>
+                <w:u w:val="none"/>
+                <w:sz w:val="18"/>
+                <w:szCs w:val="18"/>
+                <w:color w:val="000000"/>
+              </w:rPr>
+              <w:t xml:space="preserve">4.6</w:t>
             </w:r>
           </w:p>
         </w:tc>
@@ -3646,7 +3805,60 @@
                 <w:szCs w:val="18"/>
                 <w:color w:val="000000"/>
               </w:rPr>
-              <w:t xml:space="preserve">5.7</w:t>
+              <w:t xml:space="preserve">5.1</w:t>
+            </w:r>
+          </w:p>
+        </w:tc>
+        <w:tc>
+          <w:tcPr>
+            <w:tcBorders>
+              <w:bottom w:val="none" w:sz="0" w:space="0" w:color="000000"/>
+              <w:top w:val="none" w:sz="0" w:space="0" w:color="000000"/>
+              <w:left w:val="none" w:sz="0" w:space="0" w:color="000000"/>
+              <w:right w:val="none" w:sz="0" w:space="0" w:color="000000"/>
+            </w:tcBorders>
+            <w:shd w:val="clear" w:color="auto" w:fill="FFEDA0"/>
+            <w:tcMar>
+              <w:top w:w="0" w:type="dxa"/>
+              <w:bottom w:w="0" w:type="dxa"/>
+              <w:left w:w="0" w:type="dxa"/>
+              <w:right w:w="0" w:type="dxa"/>
+            </w:tcMar>
+            <w:vAlign w:val="center"/>
+          </w:tcPr>
+          <w:p>
+            <w:pPr>
+              <w:pStyle w:val="Normal"/>
+              <w:jc w:val="center"/>
+              <w:pBdr>
+                <w:bottom w:val="none" w:sz="0" w:space="0" w:color="000000"/>
+                <w:top w:val="none" w:sz="0" w:space="0" w:color="000000"/>
+                <w:left w:val="none" w:sz="0" w:space="0" w:color="000000"/>
+                <w:right w:val="none" w:sz="0" w:space="0" w:color="000000"/>
+              </w:pBdr>
+              <w:spacing w:after="100" w:before="100" w:line="240"/>
+              <w:ind w:left="100" w:right="100" w:firstLine="0" w:firstLineChars="0"/>
+              <w:rPr>
+                <w:rFonts w:ascii="Helvetica" w:hAnsi="Helvetica" w:eastAsia="Helvetica" w:cs="Helvetica"/>
+                <w:i w:val="false"/>
+                <w:b w:val="false"/>
+                <w:u w:val="none"/>
+                <w:sz w:val="18"/>
+                <w:szCs w:val="18"/>
+                <w:color w:val="000000"/>
+              </w:rPr>
+            </w:pPr>
+            <w:r>
+              <w:rPr>
+                <w:rFonts w:ascii="Helvetica" w:hAnsi="Helvetica" w:eastAsia="Helvetica" w:cs="Helvetica"/>
+                <w:i w:val="false"/>
+                <w:b w:val="false"/>
+                <w:u w:val="none"/>
+                <w:sz w:val="18"/>
+                <w:szCs w:val="18"/>
+                <w:color w:val="000000"/>
+              </w:rPr>
+              <w:t xml:space="preserve">3.3</w:t>
             </w:r>
           </w:p>
         </w:tc>
@@ -3699,219 +3911,7 @@
                 <w:szCs w:val="18"/>
                 <w:color w:val="000000"/>
               </w:rPr>
-              <w:t xml:space="preserve">5.8</w:t>
-            </w:r>
-          </w:p>
-        </w:tc>
-        <w:tc>
-          <w:tcPr>
-            <w:tcBorders>
-              <w:bottom w:val="none" w:sz="0" w:space="0" w:color="000000"/>
-              <w:top w:val="none" w:sz="0" w:space="0" w:color="000000"/>
-              <w:left w:val="none" w:sz="0" w:space="0" w:color="000000"/>
-              <w:right w:val="none" w:sz="0" w:space="0" w:color="000000"/>
-            </w:tcBorders>
-            <w:shd w:val="clear" w:color="auto" w:fill="FEB24C"/>
-            <w:tcMar>
-              <w:top w:w="0" w:type="dxa"/>
-              <w:bottom w:w="0" w:type="dxa"/>
-              <w:left w:w="0" w:type="dxa"/>
-              <w:right w:w="0" w:type="dxa"/>
-            </w:tcMar>
-            <w:vAlign w:val="center"/>
-          </w:tcPr>
-          <w:p>
-            <w:pPr>
-              <w:pStyle w:val="Normal"/>
-              <w:jc w:val="center"/>
-              <w:pBdr>
-                <w:bottom w:val="none" w:sz="0" w:space="0" w:color="000000"/>
-                <w:top w:val="none" w:sz="0" w:space="0" w:color="000000"/>
-                <w:left w:val="none" w:sz="0" w:space="0" w:color="000000"/>
-                <w:right w:val="none" w:sz="0" w:space="0" w:color="000000"/>
-              </w:pBdr>
-              <w:spacing w:after="100" w:before="100" w:line="240"/>
-              <w:ind w:left="100" w:right="100" w:firstLine="0" w:firstLineChars="0"/>
-              <w:rPr>
-                <w:rFonts w:ascii="Helvetica" w:hAnsi="Helvetica" w:eastAsia="Helvetica" w:cs="Helvetica"/>
-                <w:i w:val="false"/>
-                <w:b w:val="false"/>
-                <w:u w:val="none"/>
-                <w:sz w:val="18"/>
-                <w:szCs w:val="18"/>
-                <w:color w:val="000000"/>
-              </w:rPr>
-            </w:pPr>
-            <w:r>
-              <w:rPr>
-                <w:rFonts w:ascii="Helvetica" w:hAnsi="Helvetica" w:eastAsia="Helvetica" w:cs="Helvetica"/>
-                <w:i w:val="false"/>
-                <w:b w:val="false"/>
-                <w:u w:val="none"/>
-                <w:sz w:val="18"/>
-                <w:szCs w:val="18"/>
-                <w:color w:val="000000"/>
-              </w:rPr>
-              <w:t xml:space="preserve">7.1</w:t>
-            </w:r>
-          </w:p>
-        </w:tc>
-        <w:tc>
-          <w:tcPr>
-            <w:tcBorders>
-              <w:bottom w:val="none" w:sz="0" w:space="0" w:color="000000"/>
-              <w:top w:val="none" w:sz="0" w:space="0" w:color="000000"/>
-              <w:left w:val="none" w:sz="0" w:space="0" w:color="000000"/>
-              <w:right w:val="none" w:sz="0" w:space="0" w:color="000000"/>
-            </w:tcBorders>
-            <w:shd w:val="clear" w:color="auto" w:fill="FEB24C"/>
-            <w:tcMar>
-              <w:top w:w="0" w:type="dxa"/>
-              <w:bottom w:w="0" w:type="dxa"/>
-              <w:left w:w="0" w:type="dxa"/>
-              <w:right w:w="0" w:type="dxa"/>
-            </w:tcMar>
-            <w:vAlign w:val="center"/>
-          </w:tcPr>
-          <w:p>
-            <w:pPr>
-              <w:pStyle w:val="Normal"/>
-              <w:jc w:val="center"/>
-              <w:pBdr>
-                <w:bottom w:val="none" w:sz="0" w:space="0" w:color="000000"/>
-                <w:top w:val="none" w:sz="0" w:space="0" w:color="000000"/>
-                <w:left w:val="none" w:sz="0" w:space="0" w:color="000000"/>
-                <w:right w:val="none" w:sz="0" w:space="0" w:color="000000"/>
-              </w:pBdr>
-              <w:spacing w:after="100" w:before="100" w:line="240"/>
-              <w:ind w:left="100" w:right="100" w:firstLine="0" w:firstLineChars="0"/>
-              <w:rPr>
-                <w:rFonts w:ascii="Helvetica" w:hAnsi="Helvetica" w:eastAsia="Helvetica" w:cs="Helvetica"/>
-                <w:i w:val="false"/>
-                <w:b w:val="false"/>
-                <w:u w:val="none"/>
-                <w:sz w:val="18"/>
-                <w:szCs w:val="18"/>
-                <w:color w:val="000000"/>
-              </w:rPr>
-            </w:pPr>
-            <w:r>
-              <w:rPr>
-                <w:rFonts w:ascii="Helvetica" w:hAnsi="Helvetica" w:eastAsia="Helvetica" w:cs="Helvetica"/>
-                <w:i w:val="false"/>
-                <w:b w:val="false"/>
-                <w:u w:val="none"/>
-                <w:sz w:val="18"/>
-                <w:szCs w:val="18"/>
-                <w:color w:val="000000"/>
-              </w:rPr>
-              <w:t xml:space="preserve">5.1</w:t>
-            </w:r>
-          </w:p>
-        </w:tc>
-        <w:tc>
-          <w:tcPr>
-            <w:tcBorders>
-              <w:bottom w:val="none" w:sz="0" w:space="0" w:color="000000"/>
-              <w:top w:val="none" w:sz="0" w:space="0" w:color="000000"/>
-              <w:left w:val="none" w:sz="0" w:space="0" w:color="000000"/>
-              <w:right w:val="none" w:sz="0" w:space="0" w:color="000000"/>
-            </w:tcBorders>
-            <w:shd w:val="clear" w:color="auto" w:fill="FEB24C"/>
-            <w:tcMar>
-              <w:top w:w="0" w:type="dxa"/>
-              <w:bottom w:w="0" w:type="dxa"/>
-              <w:left w:w="0" w:type="dxa"/>
-              <w:right w:w="0" w:type="dxa"/>
-            </w:tcMar>
-            <w:vAlign w:val="center"/>
-          </w:tcPr>
-          <w:p>
-            <w:pPr>
-              <w:pStyle w:val="Normal"/>
-              <w:jc w:val="center"/>
-              <w:pBdr>
-                <w:bottom w:val="none" w:sz="0" w:space="0" w:color="000000"/>
-                <w:top w:val="none" w:sz="0" w:space="0" w:color="000000"/>
-                <w:left w:val="none" w:sz="0" w:space="0" w:color="000000"/>
-                <w:right w:val="none" w:sz="0" w:space="0" w:color="000000"/>
-              </w:pBdr>
-              <w:spacing w:after="100" w:before="100" w:line="240"/>
-              <w:ind w:left="100" w:right="100" w:firstLine="0" w:firstLineChars="0"/>
-              <w:rPr>
-                <w:rFonts w:ascii="Helvetica" w:hAnsi="Helvetica" w:eastAsia="Helvetica" w:cs="Helvetica"/>
-                <w:i w:val="false"/>
-                <w:b w:val="false"/>
-                <w:u w:val="none"/>
-                <w:sz w:val="18"/>
-                <w:szCs w:val="18"/>
-                <w:color w:val="000000"/>
-              </w:rPr>
-            </w:pPr>
-            <w:r>
-              <w:rPr>
-                <w:rFonts w:ascii="Helvetica" w:hAnsi="Helvetica" w:eastAsia="Helvetica" w:cs="Helvetica"/>
-                <w:i w:val="false"/>
-                <w:b w:val="false"/>
-                <w:u w:val="none"/>
-                <w:sz w:val="18"/>
-                <w:szCs w:val="18"/>
-                <w:color w:val="000000"/>
-              </w:rPr>
-              <w:t xml:space="preserve">7.9</w:t>
-            </w:r>
-          </w:p>
-        </w:tc>
-        <w:tc>
-          <w:tcPr>
-            <w:tcBorders>
-              <w:bottom w:val="none" w:sz="0" w:space="0" w:color="000000"/>
-              <w:top w:val="none" w:sz="0" w:space="0" w:color="000000"/>
-              <w:left w:val="none" w:sz="0" w:space="0" w:color="000000"/>
-              <w:right w:val="none" w:sz="0" w:space="0" w:color="000000"/>
-            </w:tcBorders>
-            <w:shd w:val="clear" w:color="auto" w:fill="FFEDA0"/>
-            <w:tcMar>
-              <w:top w:w="0" w:type="dxa"/>
-              <w:bottom w:w="0" w:type="dxa"/>
-              <w:left w:w="0" w:type="dxa"/>
-              <w:right w:w="0" w:type="dxa"/>
-            </w:tcMar>
-            <w:vAlign w:val="center"/>
-          </w:tcPr>
-          <w:p>
-            <w:pPr>
-              <w:pStyle w:val="Normal"/>
-              <w:jc w:val="center"/>
-              <w:pBdr>
-                <w:bottom w:val="none" w:sz="0" w:space="0" w:color="000000"/>
-                <w:top w:val="none" w:sz="0" w:space="0" w:color="000000"/>
-                <w:left w:val="none" w:sz="0" w:space="0" w:color="000000"/>
-                <w:right w:val="none" w:sz="0" w:space="0" w:color="000000"/>
-              </w:pBdr>
-              <w:spacing w:after="100" w:before="100" w:line="240"/>
-              <w:ind w:left="100" w:right="100" w:firstLine="0" w:firstLineChars="0"/>
-              <w:rPr>
-                <w:rFonts w:ascii="Helvetica" w:hAnsi="Helvetica" w:eastAsia="Helvetica" w:cs="Helvetica"/>
-                <w:i w:val="false"/>
-                <w:b w:val="false"/>
-                <w:u w:val="none"/>
-                <w:sz w:val="18"/>
-                <w:szCs w:val="18"/>
-                <w:color w:val="000000"/>
-              </w:rPr>
-            </w:pPr>
-            <w:r>
-              <w:rPr>
-                <w:rFonts w:ascii="Helvetica" w:hAnsi="Helvetica" w:eastAsia="Helvetica" w:cs="Helvetica"/>
-                <w:i w:val="false"/>
-                <w:b w:val="false"/>
-                <w:u w:val="none"/>
-                <w:sz w:val="18"/>
-                <w:szCs w:val="18"/>
-                <w:color w:val="000000"/>
-              </w:rPr>
-              <w:t xml:space="preserve">3.1</w:t>
+              <w:t xml:space="preserve">9.7</w:t>
             </w:r>
           </w:p>
         </w:tc>
@@ -4036,6 +4036,218 @@
               <w:left w:val="none" w:sz="0" w:space="0" w:color="000000"/>
               <w:right w:val="none" w:sz="0" w:space="0" w:color="000000"/>
             </w:tcBorders>
+            <w:shd w:val="clear" w:color="auto" w:fill="FEB24C"/>
+            <w:tcMar>
+              <w:top w:w="0" w:type="dxa"/>
+              <w:bottom w:w="0" w:type="dxa"/>
+              <w:left w:w="0" w:type="dxa"/>
+              <w:right w:w="0" w:type="dxa"/>
+            </w:tcMar>
+            <w:vAlign w:val="center"/>
+          </w:tcPr>
+          <w:p>
+            <w:pPr>
+              <w:pStyle w:val="Normal"/>
+              <w:jc w:val="center"/>
+              <w:pBdr>
+                <w:bottom w:val="none" w:sz="0" w:space="0" w:color="000000"/>
+                <w:top w:val="none" w:sz="0" w:space="0" w:color="000000"/>
+                <w:left w:val="none" w:sz="0" w:space="0" w:color="000000"/>
+                <w:right w:val="none" w:sz="0" w:space="0" w:color="000000"/>
+              </w:pBdr>
+              <w:spacing w:after="100" w:before="100" w:line="240"/>
+              <w:ind w:left="100" w:right="100" w:firstLine="0" w:firstLineChars="0"/>
+              <w:rPr>
+                <w:rFonts w:ascii="Helvetica" w:hAnsi="Helvetica" w:eastAsia="Helvetica" w:cs="Helvetica"/>
+                <w:i w:val="false"/>
+                <w:b w:val="false"/>
+                <w:u w:val="none"/>
+                <w:sz w:val="18"/>
+                <w:szCs w:val="18"/>
+                <w:color w:val="000000"/>
+              </w:rPr>
+            </w:pPr>
+            <w:r>
+              <w:rPr>
+                <w:rFonts w:ascii="Helvetica" w:hAnsi="Helvetica" w:eastAsia="Helvetica" w:cs="Helvetica"/>
+                <w:i w:val="false"/>
+                <w:b w:val="false"/>
+                <w:u w:val="none"/>
+                <w:sz w:val="18"/>
+                <w:szCs w:val="18"/>
+                <w:color w:val="000000"/>
+              </w:rPr>
+              <w:t xml:space="preserve">8.1</w:t>
+            </w:r>
+          </w:p>
+        </w:tc>
+        <w:tc>
+          <w:tcPr>
+            <w:tcBorders>
+              <w:bottom w:val="none" w:sz="0" w:space="0" w:color="000000"/>
+              <w:top w:val="none" w:sz="0" w:space="0" w:color="000000"/>
+              <w:left w:val="none" w:sz="0" w:space="0" w:color="000000"/>
+              <w:right w:val="none" w:sz="0" w:space="0" w:color="000000"/>
+            </w:tcBorders>
+            <w:shd w:val="clear" w:color="auto" w:fill="FEB24C"/>
+            <w:tcMar>
+              <w:top w:w="0" w:type="dxa"/>
+              <w:bottom w:w="0" w:type="dxa"/>
+              <w:left w:w="0" w:type="dxa"/>
+              <w:right w:w="0" w:type="dxa"/>
+            </w:tcMar>
+            <w:vAlign w:val="center"/>
+          </w:tcPr>
+          <w:p>
+            <w:pPr>
+              <w:pStyle w:val="Normal"/>
+              <w:jc w:val="center"/>
+              <w:pBdr>
+                <w:bottom w:val="none" w:sz="0" w:space="0" w:color="000000"/>
+                <w:top w:val="none" w:sz="0" w:space="0" w:color="000000"/>
+                <w:left w:val="none" w:sz="0" w:space="0" w:color="000000"/>
+                <w:right w:val="none" w:sz="0" w:space="0" w:color="000000"/>
+              </w:pBdr>
+              <w:spacing w:after="100" w:before="100" w:line="240"/>
+              <w:ind w:left="100" w:right="100" w:firstLine="0" w:firstLineChars="0"/>
+              <w:rPr>
+                <w:rFonts w:ascii="Helvetica" w:hAnsi="Helvetica" w:eastAsia="Helvetica" w:cs="Helvetica"/>
+                <w:i w:val="false"/>
+                <w:b w:val="false"/>
+                <w:u w:val="none"/>
+                <w:sz w:val="18"/>
+                <w:szCs w:val="18"/>
+                <w:color w:val="000000"/>
+              </w:rPr>
+            </w:pPr>
+            <w:r>
+              <w:rPr>
+                <w:rFonts w:ascii="Helvetica" w:hAnsi="Helvetica" w:eastAsia="Helvetica" w:cs="Helvetica"/>
+                <w:i w:val="false"/>
+                <w:b w:val="false"/>
+                <w:u w:val="none"/>
+                <w:sz w:val="18"/>
+                <w:szCs w:val="18"/>
+                <w:color w:val="000000"/>
+              </w:rPr>
+              <w:t xml:space="preserve">7.8</w:t>
+            </w:r>
+          </w:p>
+        </w:tc>
+        <w:tc>
+          <w:tcPr>
+            <w:tcBorders>
+              <w:bottom w:val="none" w:sz="0" w:space="0" w:color="000000"/>
+              <w:top w:val="none" w:sz="0" w:space="0" w:color="000000"/>
+              <w:left w:val="none" w:sz="0" w:space="0" w:color="000000"/>
+              <w:right w:val="none" w:sz="0" w:space="0" w:color="000000"/>
+            </w:tcBorders>
+            <w:shd w:val="clear" w:color="auto" w:fill="FEB24C"/>
+            <w:tcMar>
+              <w:top w:w="0" w:type="dxa"/>
+              <w:bottom w:w="0" w:type="dxa"/>
+              <w:left w:w="0" w:type="dxa"/>
+              <w:right w:w="0" w:type="dxa"/>
+            </w:tcMar>
+            <w:vAlign w:val="center"/>
+          </w:tcPr>
+          <w:p>
+            <w:pPr>
+              <w:pStyle w:val="Normal"/>
+              <w:jc w:val="center"/>
+              <w:pBdr>
+                <w:bottom w:val="none" w:sz="0" w:space="0" w:color="000000"/>
+                <w:top w:val="none" w:sz="0" w:space="0" w:color="000000"/>
+                <w:left w:val="none" w:sz="0" w:space="0" w:color="000000"/>
+                <w:right w:val="none" w:sz="0" w:space="0" w:color="000000"/>
+              </w:pBdr>
+              <w:spacing w:after="100" w:before="100" w:line="240"/>
+              <w:ind w:left="100" w:right="100" w:firstLine="0" w:firstLineChars="0"/>
+              <w:rPr>
+                <w:rFonts w:ascii="Helvetica" w:hAnsi="Helvetica" w:eastAsia="Helvetica" w:cs="Helvetica"/>
+                <w:i w:val="false"/>
+                <w:b w:val="false"/>
+                <w:u w:val="none"/>
+                <w:sz w:val="18"/>
+                <w:szCs w:val="18"/>
+                <w:color w:val="000000"/>
+              </w:rPr>
+            </w:pPr>
+            <w:r>
+              <w:rPr>
+                <w:rFonts w:ascii="Helvetica" w:hAnsi="Helvetica" w:eastAsia="Helvetica" w:cs="Helvetica"/>
+                <w:i w:val="false"/>
+                <w:b w:val="false"/>
+                <w:u w:val="none"/>
+                <w:sz w:val="18"/>
+                <w:szCs w:val="18"/>
+                <w:color w:val="000000"/>
+              </w:rPr>
+              <w:t xml:space="preserve">8.3</w:t>
+            </w:r>
+          </w:p>
+        </w:tc>
+        <w:tc>
+          <w:tcPr>
+            <w:tcBorders>
+              <w:bottom w:val="none" w:sz="0" w:space="0" w:color="000000"/>
+              <w:top w:val="none" w:sz="0" w:space="0" w:color="000000"/>
+              <w:left w:val="none" w:sz="0" w:space="0" w:color="000000"/>
+              <w:right w:val="none" w:sz="0" w:space="0" w:color="000000"/>
+            </w:tcBorders>
+            <w:shd w:val="clear" w:color="auto" w:fill="FEB24C"/>
+            <w:tcMar>
+              <w:top w:w="0" w:type="dxa"/>
+              <w:bottom w:w="0" w:type="dxa"/>
+              <w:left w:w="0" w:type="dxa"/>
+              <w:right w:w="0" w:type="dxa"/>
+            </w:tcMar>
+            <w:vAlign w:val="center"/>
+          </w:tcPr>
+          <w:p>
+            <w:pPr>
+              <w:pStyle w:val="Normal"/>
+              <w:jc w:val="center"/>
+              <w:pBdr>
+                <w:bottom w:val="none" w:sz="0" w:space="0" w:color="000000"/>
+                <w:top w:val="none" w:sz="0" w:space="0" w:color="000000"/>
+                <w:left w:val="none" w:sz="0" w:space="0" w:color="000000"/>
+                <w:right w:val="none" w:sz="0" w:space="0" w:color="000000"/>
+              </w:pBdr>
+              <w:spacing w:after="100" w:before="100" w:line="240"/>
+              <w:ind w:left="100" w:right="100" w:firstLine="0" w:firstLineChars="0"/>
+              <w:rPr>
+                <w:rFonts w:ascii="Helvetica" w:hAnsi="Helvetica" w:eastAsia="Helvetica" w:cs="Helvetica"/>
+                <w:i w:val="false"/>
+                <w:b w:val="false"/>
+                <w:u w:val="none"/>
+                <w:sz w:val="18"/>
+                <w:szCs w:val="18"/>
+                <w:color w:val="000000"/>
+              </w:rPr>
+            </w:pPr>
+            <w:r>
+              <w:rPr>
+                <w:rFonts w:ascii="Helvetica" w:hAnsi="Helvetica" w:eastAsia="Helvetica" w:cs="Helvetica"/>
+                <w:i w:val="false"/>
+                <w:b w:val="false"/>
+                <w:u w:val="none"/>
+                <w:sz w:val="18"/>
+                <w:szCs w:val="18"/>
+                <w:color w:val="000000"/>
+              </w:rPr>
+              <w:t xml:space="preserve">9.8</w:t>
+            </w:r>
+          </w:p>
+        </w:tc>
+        <w:tc>
+          <w:tcPr>
+            <w:tcBorders>
+              <w:bottom w:val="none" w:sz="0" w:space="0" w:color="000000"/>
+              <w:top w:val="none" w:sz="0" w:space="0" w:color="000000"/>
+              <w:left w:val="none" w:sz="0" w:space="0" w:color="000000"/>
+              <w:right w:val="none" w:sz="0" w:space="0" w:color="000000"/>
+            </w:tcBorders>
             <w:shd w:val="clear" w:color="auto" w:fill="F03B20"/>
             <w:tcMar>
               <w:top w:w="0" w:type="dxa"/>
@@ -4077,7 +4289,166 @@
                 <w:szCs w:val="18"/>
                 <w:color w:val="FFFFFF"/>
               </w:rPr>
-              <w:t xml:space="preserve">14.7</w:t>
+              <w:t xml:space="preserve">12.7</w:t>
+            </w:r>
+          </w:p>
+        </w:tc>
+        <w:tc>
+          <w:tcPr>
+            <w:tcBorders>
+              <w:bottom w:val="none" w:sz="0" w:space="0" w:color="000000"/>
+              <w:top w:val="none" w:sz="0" w:space="0" w:color="000000"/>
+              <w:left w:val="none" w:sz="0" w:space="0" w:color="000000"/>
+              <w:right w:val="none" w:sz="0" w:space="0" w:color="000000"/>
+            </w:tcBorders>
+            <w:shd w:val="clear" w:color="auto" w:fill="FEB24C"/>
+            <w:tcMar>
+              <w:top w:w="0" w:type="dxa"/>
+              <w:bottom w:w="0" w:type="dxa"/>
+              <w:left w:w="0" w:type="dxa"/>
+              <w:right w:w="0" w:type="dxa"/>
+            </w:tcMar>
+            <w:vAlign w:val="center"/>
+          </w:tcPr>
+          <w:p>
+            <w:pPr>
+              <w:pStyle w:val="Normal"/>
+              <w:jc w:val="center"/>
+              <w:pBdr>
+                <w:bottom w:val="none" w:sz="0" w:space="0" w:color="000000"/>
+                <w:top w:val="none" w:sz="0" w:space="0" w:color="000000"/>
+                <w:left w:val="none" w:sz="0" w:space="0" w:color="000000"/>
+                <w:right w:val="none" w:sz="0" w:space="0" w:color="000000"/>
+              </w:pBdr>
+              <w:spacing w:after="100" w:before="100" w:line="240"/>
+              <w:ind w:left="100" w:right="100" w:firstLine="0" w:firstLineChars="0"/>
+              <w:rPr>
+                <w:rFonts w:ascii="Helvetica" w:hAnsi="Helvetica" w:eastAsia="Helvetica" w:cs="Helvetica"/>
+                <w:i w:val="false"/>
+                <w:b w:val="false"/>
+                <w:u w:val="none"/>
+                <w:sz w:val="18"/>
+                <w:szCs w:val="18"/>
+                <w:color w:val="000000"/>
+              </w:rPr>
+            </w:pPr>
+            <w:r>
+              <w:rPr>
+                <w:rFonts w:ascii="Helvetica" w:hAnsi="Helvetica" w:eastAsia="Helvetica" w:cs="Helvetica"/>
+                <w:i w:val="false"/>
+                <w:b w:val="false"/>
+                <w:u w:val="none"/>
+                <w:sz w:val="18"/>
+                <w:szCs w:val="18"/>
+                <w:color w:val="000000"/>
+              </w:rPr>
+              <w:t xml:space="preserve">8.0</w:t>
+            </w:r>
+          </w:p>
+        </w:tc>
+        <w:tc>
+          <w:tcPr>
+            <w:tcBorders>
+              <w:bottom w:val="none" w:sz="0" w:space="0" w:color="000000"/>
+              <w:top w:val="none" w:sz="0" w:space="0" w:color="000000"/>
+              <w:left w:val="none" w:sz="0" w:space="0" w:color="000000"/>
+              <w:right w:val="none" w:sz="0" w:space="0" w:color="000000"/>
+            </w:tcBorders>
+            <w:shd w:val="clear" w:color="auto" w:fill="FFEDA0"/>
+            <w:tcMar>
+              <w:top w:w="0" w:type="dxa"/>
+              <w:bottom w:w="0" w:type="dxa"/>
+              <w:left w:w="0" w:type="dxa"/>
+              <w:right w:w="0" w:type="dxa"/>
+            </w:tcMar>
+            <w:vAlign w:val="center"/>
+          </w:tcPr>
+          <w:p>
+            <w:pPr>
+              <w:pStyle w:val="Normal"/>
+              <w:jc w:val="center"/>
+              <w:pBdr>
+                <w:bottom w:val="none" w:sz="0" w:space="0" w:color="000000"/>
+                <w:top w:val="none" w:sz="0" w:space="0" w:color="000000"/>
+                <w:left w:val="none" w:sz="0" w:space="0" w:color="000000"/>
+                <w:right w:val="none" w:sz="0" w:space="0" w:color="000000"/>
+              </w:pBdr>
+              <w:spacing w:after="100" w:before="100" w:line="240"/>
+              <w:ind w:left="100" w:right="100" w:firstLine="0" w:firstLineChars="0"/>
+              <w:rPr>
+                <w:rFonts w:ascii="Helvetica" w:hAnsi="Helvetica" w:eastAsia="Helvetica" w:cs="Helvetica"/>
+                <w:i w:val="false"/>
+                <w:b w:val="false"/>
+                <w:u w:val="none"/>
+                <w:sz w:val="18"/>
+                <w:szCs w:val="18"/>
+                <w:color w:val="000000"/>
+              </w:rPr>
+            </w:pPr>
+            <w:r>
+              <w:rPr>
+                <w:rFonts w:ascii="Helvetica" w:hAnsi="Helvetica" w:eastAsia="Helvetica" w:cs="Helvetica"/>
+                <w:i w:val="false"/>
+                <w:b w:val="false"/>
+                <w:u w:val="none"/>
+                <w:sz w:val="18"/>
+                <w:szCs w:val="18"/>
+                <w:color w:val="000000"/>
+              </w:rPr>
+              <w:t xml:space="preserve">4.1</w:t>
+            </w:r>
+          </w:p>
+        </w:tc>
+        <w:tc>
+          <w:tcPr>
+            <w:tcBorders>
+              <w:bottom w:val="none" w:sz="0" w:space="0" w:color="000000"/>
+              <w:top w:val="none" w:sz="0" w:space="0" w:color="000000"/>
+              <w:left w:val="none" w:sz="0" w:space="0" w:color="000000"/>
+              <w:right w:val="none" w:sz="0" w:space="0" w:color="000000"/>
+            </w:tcBorders>
+            <w:shd w:val="clear" w:color="auto" w:fill="FEB24C"/>
+            <w:tcMar>
+              <w:top w:w="0" w:type="dxa"/>
+              <w:bottom w:w="0" w:type="dxa"/>
+              <w:left w:w="0" w:type="dxa"/>
+              <w:right w:w="0" w:type="dxa"/>
+            </w:tcMar>
+            <w:vAlign w:val="center"/>
+          </w:tcPr>
+          <w:p>
+            <w:pPr>
+              <w:pStyle w:val="Normal"/>
+              <w:jc w:val="center"/>
+              <w:pBdr>
+                <w:bottom w:val="none" w:sz="0" w:space="0" w:color="000000"/>
+                <w:top w:val="none" w:sz="0" w:space="0" w:color="000000"/>
+                <w:left w:val="none" w:sz="0" w:space="0" w:color="000000"/>
+                <w:right w:val="none" w:sz="0" w:space="0" w:color="000000"/>
+              </w:pBdr>
+              <w:spacing w:after="100" w:before="100" w:line="240"/>
+              <w:ind w:left="100" w:right="100" w:firstLine="0" w:firstLineChars="0"/>
+              <w:rPr>
+                <w:rFonts w:ascii="Helvetica" w:hAnsi="Helvetica" w:eastAsia="Helvetica" w:cs="Helvetica"/>
+                <w:i w:val="false"/>
+                <w:b w:val="false"/>
+                <w:u w:val="none"/>
+                <w:sz w:val="18"/>
+                <w:szCs w:val="18"/>
+                <w:color w:val="000000"/>
+              </w:rPr>
+            </w:pPr>
+            <w:r>
+              <w:rPr>
+                <w:rFonts w:ascii="Helvetica" w:hAnsi="Helvetica" w:eastAsia="Helvetica" w:cs="Helvetica"/>
+                <w:i w:val="false"/>
+                <w:b w:val="false"/>
+                <w:u w:val="none"/>
+                <w:sz w:val="18"/>
+                <w:szCs w:val="18"/>
+                <w:color w:val="000000"/>
+              </w:rPr>
+              <w:t xml:space="preserve">7.7</w:t>
             </w:r>
           </w:p>
         </w:tc>
@@ -4130,19 +4501,72 @@
                 <w:szCs w:val="18"/>
                 <w:color w:val="FFFFFF"/>
               </w:rPr>
-              <w:t xml:space="preserve">18.7</w:t>
-            </w:r>
-          </w:p>
-        </w:tc>
-        <w:tc>
-          <w:tcPr>
-            <w:tcBorders>
-              <w:bottom w:val="none" w:sz="0" w:space="0" w:color="000000"/>
-              <w:top w:val="none" w:sz="0" w:space="0" w:color="000000"/>
-              <w:left w:val="none" w:sz="0" w:space="0" w:color="000000"/>
-              <w:right w:val="none" w:sz="0" w:space="0" w:color="000000"/>
-            </w:tcBorders>
-            <w:shd w:val="clear" w:color="auto" w:fill="F03B20"/>
+              <w:t xml:space="preserve">10.1</w:t>
+            </w:r>
+          </w:p>
+        </w:tc>
+        <w:tc>
+          <w:tcPr>
+            <w:tcBorders>
+              <w:bottom w:val="none" w:sz="0" w:space="0" w:color="000000"/>
+              <w:top w:val="none" w:sz="0" w:space="0" w:color="000000"/>
+              <w:left w:val="none" w:sz="0" w:space="0" w:color="000000"/>
+              <w:right w:val="none" w:sz="0" w:space="0" w:color="000000"/>
+            </w:tcBorders>
+            <w:shd w:val="clear" w:color="auto" w:fill="FFEDA0"/>
+            <w:tcMar>
+              <w:top w:w="0" w:type="dxa"/>
+              <w:bottom w:w="0" w:type="dxa"/>
+              <w:left w:w="0" w:type="dxa"/>
+              <w:right w:w="0" w:type="dxa"/>
+            </w:tcMar>
+            <w:vAlign w:val="center"/>
+          </w:tcPr>
+          <w:p>
+            <w:pPr>
+              <w:pStyle w:val="Normal"/>
+              <w:jc w:val="center"/>
+              <w:pBdr>
+                <w:bottom w:val="none" w:sz="0" w:space="0" w:color="000000"/>
+                <w:top w:val="none" w:sz="0" w:space="0" w:color="000000"/>
+                <w:left w:val="none" w:sz="0" w:space="0" w:color="000000"/>
+                <w:right w:val="none" w:sz="0" w:space="0" w:color="000000"/>
+              </w:pBdr>
+              <w:spacing w:after="100" w:before="100" w:line="240"/>
+              <w:ind w:left="100" w:right="100" w:firstLine="0" w:firstLineChars="0"/>
+              <w:rPr>
+                <w:rFonts w:ascii="Helvetica" w:hAnsi="Helvetica" w:eastAsia="Helvetica" w:cs="Helvetica"/>
+                <w:i w:val="false"/>
+                <w:b w:val="false"/>
+                <w:u w:val="none"/>
+                <w:sz w:val="18"/>
+                <w:szCs w:val="18"/>
+                <w:color w:val="000000"/>
+              </w:rPr>
+            </w:pPr>
+            <w:r>
+              <w:rPr>
+                <w:rFonts w:ascii="Helvetica" w:hAnsi="Helvetica" w:eastAsia="Helvetica" w:cs="Helvetica"/>
+                <w:i w:val="false"/>
+                <w:b w:val="false"/>
+                <w:u w:val="none"/>
+                <w:sz w:val="18"/>
+                <w:szCs w:val="18"/>
+                <w:color w:val="000000"/>
+              </w:rPr>
+              <w:t xml:space="preserve">4.7</w:t>
+            </w:r>
+          </w:p>
+        </w:tc>
+        <w:tc>
+          <w:tcPr>
+            <w:tcBorders>
+              <w:bottom w:val="none" w:sz="0" w:space="0" w:color="000000"/>
+              <w:top w:val="none" w:sz="0" w:space="0" w:color="000000"/>
+              <w:left w:val="none" w:sz="0" w:space="0" w:color="000000"/>
+              <w:right w:val="none" w:sz="0" w:space="0" w:color="000000"/>
+            </w:tcBorders>
+            <w:shd w:val="clear" w:color="auto" w:fill="6A51A3"/>
             <w:tcMar>
               <w:top w:w="0" w:type="dxa"/>
               <w:bottom w:w="0" w:type="dxa"/>
@@ -4183,431 +4607,7 @@
                 <w:szCs w:val="18"/>
                 <w:color w:val="FFFFFF"/>
               </w:rPr>
-              <w:t xml:space="preserve">10.8</w:t>
-            </w:r>
-          </w:p>
-        </w:tc>
-        <w:tc>
-          <w:tcPr>
-            <w:tcBorders>
-              <w:bottom w:val="none" w:sz="0" w:space="0" w:color="000000"/>
-              <w:top w:val="none" w:sz="0" w:space="0" w:color="000000"/>
-              <w:left w:val="none" w:sz="0" w:space="0" w:color="000000"/>
-              <w:right w:val="none" w:sz="0" w:space="0" w:color="000000"/>
-            </w:tcBorders>
-            <w:shd w:val="clear" w:color="auto" w:fill="6A51A3"/>
-            <w:tcMar>
-              <w:top w:w="0" w:type="dxa"/>
-              <w:bottom w:w="0" w:type="dxa"/>
-              <w:left w:w="0" w:type="dxa"/>
-              <w:right w:w="0" w:type="dxa"/>
-            </w:tcMar>
-            <w:vAlign w:val="center"/>
-          </w:tcPr>
-          <w:p>
-            <w:pPr>
-              <w:pStyle w:val="Normal"/>
-              <w:jc w:val="center"/>
-              <w:pBdr>
-                <w:bottom w:val="none" w:sz="0" w:space="0" w:color="000000"/>
-                <w:top w:val="none" w:sz="0" w:space="0" w:color="000000"/>
-                <w:left w:val="none" w:sz="0" w:space="0" w:color="000000"/>
-                <w:right w:val="none" w:sz="0" w:space="0" w:color="000000"/>
-              </w:pBdr>
-              <w:spacing w:after="100" w:before="100" w:line="240"/>
-              <w:ind w:left="100" w:right="100" w:firstLine="0" w:firstLineChars="0"/>
-              <w:rPr>
-                <w:rFonts w:ascii="Helvetica" w:hAnsi="Helvetica" w:eastAsia="Helvetica" w:cs="Helvetica"/>
-                <w:i w:val="false"/>
-                <w:b w:val="false"/>
-                <w:u w:val="none"/>
-                <w:sz w:val="18"/>
-                <w:szCs w:val="18"/>
-                <w:color w:val="FFFFFF"/>
-              </w:rPr>
-            </w:pPr>
-            <w:r>
-              <w:rPr>
-                <w:rFonts w:ascii="Helvetica" w:hAnsi="Helvetica" w:eastAsia="Helvetica" w:cs="Helvetica"/>
-                <w:i w:val="false"/>
-                <w:b w:val="false"/>
-                <w:u w:val="none"/>
-                <w:sz w:val="18"/>
-                <w:szCs w:val="18"/>
-                <w:color w:val="FFFFFF"/>
-              </w:rPr>
-              <w:t xml:space="preserve">26.2</w:t>
-            </w:r>
-          </w:p>
-        </w:tc>
-        <w:tc>
-          <w:tcPr>
-            <w:tcBorders>
-              <w:bottom w:val="none" w:sz="0" w:space="0" w:color="000000"/>
-              <w:top w:val="none" w:sz="0" w:space="0" w:color="000000"/>
-              <w:left w:val="none" w:sz="0" w:space="0" w:color="000000"/>
-              <w:right w:val="none" w:sz="0" w:space="0" w:color="000000"/>
-            </w:tcBorders>
-            <w:shd w:val="clear" w:color="auto" w:fill="F03B20"/>
-            <w:tcMar>
-              <w:top w:w="0" w:type="dxa"/>
-              <w:bottom w:w="0" w:type="dxa"/>
-              <w:left w:w="0" w:type="dxa"/>
-              <w:right w:w="0" w:type="dxa"/>
-            </w:tcMar>
-            <w:vAlign w:val="center"/>
-          </w:tcPr>
-          <w:p>
-            <w:pPr>
-              <w:pStyle w:val="Normal"/>
-              <w:jc w:val="center"/>
-              <w:pBdr>
-                <w:bottom w:val="none" w:sz="0" w:space="0" w:color="000000"/>
-                <w:top w:val="none" w:sz="0" w:space="0" w:color="000000"/>
-                <w:left w:val="none" w:sz="0" w:space="0" w:color="000000"/>
-                <w:right w:val="none" w:sz="0" w:space="0" w:color="000000"/>
-              </w:pBdr>
-              <w:spacing w:after="100" w:before="100" w:line="240"/>
-              <w:ind w:left="100" w:right="100" w:firstLine="0" w:firstLineChars="0"/>
-              <w:rPr>
-                <w:rFonts w:ascii="Helvetica" w:hAnsi="Helvetica" w:eastAsia="Helvetica" w:cs="Helvetica"/>
-                <w:i w:val="false"/>
-                <w:b w:val="false"/>
-                <w:u w:val="none"/>
-                <w:sz w:val="18"/>
-                <w:szCs w:val="18"/>
-                <w:color w:val="FFFFFF"/>
-              </w:rPr>
-            </w:pPr>
-            <w:r>
-              <w:rPr>
-                <w:rFonts w:ascii="Helvetica" w:hAnsi="Helvetica" w:eastAsia="Helvetica" w:cs="Helvetica"/>
-                <w:i w:val="false"/>
-                <w:b w:val="false"/>
-                <w:u w:val="none"/>
-                <w:sz w:val="18"/>
-                <w:szCs w:val="18"/>
-                <w:color w:val="FFFFFF"/>
-              </w:rPr>
-              <w:t xml:space="preserve">19.3</w:t>
-            </w:r>
-          </w:p>
-        </w:tc>
-        <w:tc>
-          <w:tcPr>
-            <w:tcBorders>
-              <w:bottom w:val="none" w:sz="0" w:space="0" w:color="000000"/>
-              <w:top w:val="none" w:sz="0" w:space="0" w:color="000000"/>
-              <w:left w:val="none" w:sz="0" w:space="0" w:color="000000"/>
-              <w:right w:val="none" w:sz="0" w:space="0" w:color="000000"/>
-            </w:tcBorders>
-            <w:shd w:val="clear" w:color="auto" w:fill="F03B20"/>
-            <w:tcMar>
-              <w:top w:w="0" w:type="dxa"/>
-              <w:bottom w:w="0" w:type="dxa"/>
-              <w:left w:w="0" w:type="dxa"/>
-              <w:right w:w="0" w:type="dxa"/>
-            </w:tcMar>
-            <w:vAlign w:val="center"/>
-          </w:tcPr>
-          <w:p>
-            <w:pPr>
-              <w:pStyle w:val="Normal"/>
-              <w:jc w:val="center"/>
-              <w:pBdr>
-                <w:bottom w:val="none" w:sz="0" w:space="0" w:color="000000"/>
-                <w:top w:val="none" w:sz="0" w:space="0" w:color="000000"/>
-                <w:left w:val="none" w:sz="0" w:space="0" w:color="000000"/>
-                <w:right w:val="none" w:sz="0" w:space="0" w:color="000000"/>
-              </w:pBdr>
-              <w:spacing w:after="100" w:before="100" w:line="240"/>
-              <w:ind w:left="100" w:right="100" w:firstLine="0" w:firstLineChars="0"/>
-              <w:rPr>
-                <w:rFonts w:ascii="Helvetica" w:hAnsi="Helvetica" w:eastAsia="Helvetica" w:cs="Helvetica"/>
-                <w:i w:val="false"/>
-                <w:b w:val="false"/>
-                <w:u w:val="none"/>
-                <w:sz w:val="18"/>
-                <w:szCs w:val="18"/>
-                <w:color w:val="FFFFFF"/>
-              </w:rPr>
-            </w:pPr>
-            <w:r>
-              <w:rPr>
-                <w:rFonts w:ascii="Helvetica" w:hAnsi="Helvetica" w:eastAsia="Helvetica" w:cs="Helvetica"/>
-                <w:i w:val="false"/>
-                <w:b w:val="false"/>
-                <w:u w:val="none"/>
-                <w:sz w:val="18"/>
-                <w:szCs w:val="18"/>
-                <w:color w:val="FFFFFF"/>
-              </w:rPr>
-              <w:t xml:space="preserve">14.5</w:t>
-            </w:r>
-          </w:p>
-        </w:tc>
-        <w:tc>
-          <w:tcPr>
-            <w:tcBorders>
-              <w:bottom w:val="none" w:sz="0" w:space="0" w:color="000000"/>
-              <w:top w:val="none" w:sz="0" w:space="0" w:color="000000"/>
-              <w:left w:val="none" w:sz="0" w:space="0" w:color="000000"/>
-              <w:right w:val="none" w:sz="0" w:space="0" w:color="000000"/>
-            </w:tcBorders>
-            <w:shd w:val="clear" w:color="auto" w:fill="FEB24C"/>
-            <w:tcMar>
-              <w:top w:w="0" w:type="dxa"/>
-              <w:bottom w:w="0" w:type="dxa"/>
-              <w:left w:w="0" w:type="dxa"/>
-              <w:right w:w="0" w:type="dxa"/>
-            </w:tcMar>
-            <w:vAlign w:val="center"/>
-          </w:tcPr>
-          <w:p>
-            <w:pPr>
-              <w:pStyle w:val="Normal"/>
-              <w:jc w:val="center"/>
-              <w:pBdr>
-                <w:bottom w:val="none" w:sz="0" w:space="0" w:color="000000"/>
-                <w:top w:val="none" w:sz="0" w:space="0" w:color="000000"/>
-                <w:left w:val="none" w:sz="0" w:space="0" w:color="000000"/>
-                <w:right w:val="none" w:sz="0" w:space="0" w:color="000000"/>
-              </w:pBdr>
-              <w:spacing w:after="100" w:before="100" w:line="240"/>
-              <w:ind w:left="100" w:right="100" w:firstLine="0" w:firstLineChars="0"/>
-              <w:rPr>
-                <w:rFonts w:ascii="Helvetica" w:hAnsi="Helvetica" w:eastAsia="Helvetica" w:cs="Helvetica"/>
-                <w:i w:val="false"/>
-                <w:b w:val="false"/>
-                <w:u w:val="none"/>
-                <w:sz w:val="18"/>
-                <w:szCs w:val="18"/>
-                <w:color w:val="000000"/>
-              </w:rPr>
-            </w:pPr>
-            <w:r>
-              <w:rPr>
-                <w:rFonts w:ascii="Helvetica" w:hAnsi="Helvetica" w:eastAsia="Helvetica" w:cs="Helvetica"/>
-                <w:i w:val="false"/>
-                <w:b w:val="false"/>
-                <w:u w:val="none"/>
-                <w:sz w:val="18"/>
-                <w:szCs w:val="18"/>
-                <w:color w:val="000000"/>
-              </w:rPr>
-              <w:t xml:space="preserve">9.1</w:t>
-            </w:r>
-          </w:p>
-        </w:tc>
-        <w:tc>
-          <w:tcPr>
-            <w:tcBorders>
-              <w:bottom w:val="none" w:sz="0" w:space="0" w:color="000000"/>
-              <w:top w:val="none" w:sz="0" w:space="0" w:color="000000"/>
-              <w:left w:val="none" w:sz="0" w:space="0" w:color="000000"/>
-              <w:right w:val="none" w:sz="0" w:space="0" w:color="000000"/>
-            </w:tcBorders>
-            <w:shd w:val="clear" w:color="auto" w:fill="F03B20"/>
-            <w:tcMar>
-              <w:top w:w="0" w:type="dxa"/>
-              <w:bottom w:w="0" w:type="dxa"/>
-              <w:left w:w="0" w:type="dxa"/>
-              <w:right w:w="0" w:type="dxa"/>
-            </w:tcMar>
-            <w:vAlign w:val="center"/>
-          </w:tcPr>
-          <w:p>
-            <w:pPr>
-              <w:pStyle w:val="Normal"/>
-              <w:jc w:val="center"/>
-              <w:pBdr>
-                <w:bottom w:val="none" w:sz="0" w:space="0" w:color="000000"/>
-                <w:top w:val="none" w:sz="0" w:space="0" w:color="000000"/>
-                <w:left w:val="none" w:sz="0" w:space="0" w:color="000000"/>
-                <w:right w:val="none" w:sz="0" w:space="0" w:color="000000"/>
-              </w:pBdr>
-              <w:spacing w:after="100" w:before="100" w:line="240"/>
-              <w:ind w:left="100" w:right="100" w:firstLine="0" w:firstLineChars="0"/>
-              <w:rPr>
-                <w:rFonts w:ascii="Helvetica" w:hAnsi="Helvetica" w:eastAsia="Helvetica" w:cs="Helvetica"/>
-                <w:i w:val="false"/>
-                <w:b w:val="false"/>
-                <w:u w:val="none"/>
-                <w:sz w:val="18"/>
-                <w:szCs w:val="18"/>
-                <w:color w:val="FFFFFF"/>
-              </w:rPr>
-            </w:pPr>
-            <w:r>
-              <w:rPr>
-                <w:rFonts w:ascii="Helvetica" w:hAnsi="Helvetica" w:eastAsia="Helvetica" w:cs="Helvetica"/>
-                <w:i w:val="false"/>
-                <w:b w:val="false"/>
-                <w:u w:val="none"/>
-                <w:sz w:val="18"/>
-                <w:szCs w:val="18"/>
-                <w:color w:val="FFFFFF"/>
-              </w:rPr>
-              <w:t xml:space="preserve">15.4</w:t>
-            </w:r>
-          </w:p>
-        </w:tc>
-        <w:tc>
-          <w:tcPr>
-            <w:tcBorders>
-              <w:bottom w:val="none" w:sz="0" w:space="0" w:color="000000"/>
-              <w:top w:val="none" w:sz="0" w:space="0" w:color="000000"/>
-              <w:left w:val="none" w:sz="0" w:space="0" w:color="000000"/>
-              <w:right w:val="none" w:sz="0" w:space="0" w:color="000000"/>
-            </w:tcBorders>
-            <w:shd w:val="clear" w:color="auto" w:fill="F03B20"/>
-            <w:tcMar>
-              <w:top w:w="0" w:type="dxa"/>
-              <w:bottom w:w="0" w:type="dxa"/>
-              <w:left w:w="0" w:type="dxa"/>
-              <w:right w:w="0" w:type="dxa"/>
-            </w:tcMar>
-            <w:vAlign w:val="center"/>
-          </w:tcPr>
-          <w:p>
-            <w:pPr>
-              <w:pStyle w:val="Normal"/>
-              <w:jc w:val="center"/>
-              <w:pBdr>
-                <w:bottom w:val="none" w:sz="0" w:space="0" w:color="000000"/>
-                <w:top w:val="none" w:sz="0" w:space="0" w:color="000000"/>
-                <w:left w:val="none" w:sz="0" w:space="0" w:color="000000"/>
-                <w:right w:val="none" w:sz="0" w:space="0" w:color="000000"/>
-              </w:pBdr>
-              <w:spacing w:after="100" w:before="100" w:line="240"/>
-              <w:ind w:left="100" w:right="100" w:firstLine="0" w:firstLineChars="0"/>
-              <w:rPr>
-                <w:rFonts w:ascii="Helvetica" w:hAnsi="Helvetica" w:eastAsia="Helvetica" w:cs="Helvetica"/>
-                <w:i w:val="false"/>
-                <w:b w:val="false"/>
-                <w:u w:val="none"/>
-                <w:sz w:val="18"/>
-                <w:szCs w:val="18"/>
-                <w:color w:val="FFFFFF"/>
-              </w:rPr>
-            </w:pPr>
-            <w:r>
-              <w:rPr>
-                <w:rFonts w:ascii="Helvetica" w:hAnsi="Helvetica" w:eastAsia="Helvetica" w:cs="Helvetica"/>
-                <w:i w:val="false"/>
-                <w:b w:val="false"/>
-                <w:u w:val="none"/>
-                <w:sz w:val="18"/>
-                <w:szCs w:val="18"/>
-                <w:color w:val="FFFFFF"/>
-              </w:rPr>
-              <w:t xml:space="preserve">10.7</w:t>
-            </w:r>
-          </w:p>
-        </w:tc>
-        <w:tc>
-          <w:tcPr>
-            <w:tcBorders>
-              <w:bottom w:val="none" w:sz="0" w:space="0" w:color="000000"/>
-              <w:top w:val="none" w:sz="0" w:space="0" w:color="000000"/>
-              <w:left w:val="none" w:sz="0" w:space="0" w:color="000000"/>
-              <w:right w:val="none" w:sz="0" w:space="0" w:color="000000"/>
-            </w:tcBorders>
-            <w:shd w:val="clear" w:color="auto" w:fill="F03B20"/>
-            <w:tcMar>
-              <w:top w:w="0" w:type="dxa"/>
-              <w:bottom w:w="0" w:type="dxa"/>
-              <w:left w:w="0" w:type="dxa"/>
-              <w:right w:w="0" w:type="dxa"/>
-            </w:tcMar>
-            <w:vAlign w:val="center"/>
-          </w:tcPr>
-          <w:p>
-            <w:pPr>
-              <w:pStyle w:val="Normal"/>
-              <w:jc w:val="center"/>
-              <w:pBdr>
-                <w:bottom w:val="none" w:sz="0" w:space="0" w:color="000000"/>
-                <w:top w:val="none" w:sz="0" w:space="0" w:color="000000"/>
-                <w:left w:val="none" w:sz="0" w:space="0" w:color="000000"/>
-                <w:right w:val="none" w:sz="0" w:space="0" w:color="000000"/>
-              </w:pBdr>
-              <w:spacing w:after="100" w:before="100" w:line="240"/>
-              <w:ind w:left="100" w:right="100" w:firstLine="0" w:firstLineChars="0"/>
-              <w:rPr>
-                <w:rFonts w:ascii="Helvetica" w:hAnsi="Helvetica" w:eastAsia="Helvetica" w:cs="Helvetica"/>
-                <w:i w:val="false"/>
-                <w:b w:val="false"/>
-                <w:u w:val="none"/>
-                <w:sz w:val="18"/>
-                <w:szCs w:val="18"/>
-                <w:color w:val="FFFFFF"/>
-              </w:rPr>
-            </w:pPr>
-            <w:r>
-              <w:rPr>
-                <w:rFonts w:ascii="Helvetica" w:hAnsi="Helvetica" w:eastAsia="Helvetica" w:cs="Helvetica"/>
-                <w:i w:val="false"/>
-                <w:b w:val="false"/>
-                <w:u w:val="none"/>
-                <w:sz w:val="18"/>
-                <w:szCs w:val="18"/>
-                <w:color w:val="FFFFFF"/>
-              </w:rPr>
-              <w:t xml:space="preserve">16.7</w:t>
-            </w:r>
-          </w:p>
-        </w:tc>
-        <w:tc>
-          <w:tcPr>
-            <w:tcBorders>
-              <w:bottom w:val="none" w:sz="0" w:space="0" w:color="000000"/>
-              <w:top w:val="none" w:sz="0" w:space="0" w:color="000000"/>
-              <w:left w:val="none" w:sz="0" w:space="0" w:color="000000"/>
-              <w:right w:val="none" w:sz="0" w:space="0" w:color="000000"/>
-            </w:tcBorders>
-            <w:shd w:val="clear" w:color="auto" w:fill="FEB24C"/>
-            <w:tcMar>
-              <w:top w:w="0" w:type="dxa"/>
-              <w:bottom w:w="0" w:type="dxa"/>
-              <w:left w:w="0" w:type="dxa"/>
-              <w:right w:w="0" w:type="dxa"/>
-            </w:tcMar>
-            <w:vAlign w:val="center"/>
-          </w:tcPr>
-          <w:p>
-            <w:pPr>
-              <w:pStyle w:val="Normal"/>
-              <w:jc w:val="center"/>
-              <w:pBdr>
-                <w:bottom w:val="none" w:sz="0" w:space="0" w:color="000000"/>
-                <w:top w:val="none" w:sz="0" w:space="0" w:color="000000"/>
-                <w:left w:val="none" w:sz="0" w:space="0" w:color="000000"/>
-                <w:right w:val="none" w:sz="0" w:space="0" w:color="000000"/>
-              </w:pBdr>
-              <w:spacing w:after="100" w:before="100" w:line="240"/>
-              <w:ind w:left="100" w:right="100" w:firstLine="0" w:firstLineChars="0"/>
-              <w:rPr>
-                <w:rFonts w:ascii="Helvetica" w:hAnsi="Helvetica" w:eastAsia="Helvetica" w:cs="Helvetica"/>
-                <w:i w:val="false"/>
-                <w:b w:val="false"/>
-                <w:u w:val="none"/>
-                <w:sz w:val="18"/>
-                <w:szCs w:val="18"/>
-                <w:color w:val="000000"/>
-              </w:rPr>
-            </w:pPr>
-            <w:r>
-              <w:rPr>
-                <w:rFonts w:ascii="Helvetica" w:hAnsi="Helvetica" w:eastAsia="Helvetica" w:cs="Helvetica"/>
-                <w:i w:val="false"/>
-                <w:b w:val="false"/>
-                <w:u w:val="none"/>
-                <w:sz w:val="18"/>
-                <w:szCs w:val="18"/>
-                <w:color w:val="000000"/>
-              </w:rPr>
-              <w:t xml:space="preserve">7.3</w:t>
+              <w:t xml:space="preserve">20.5</w:t>
             </w:r>
           </w:p>
         </w:tc>
@@ -4761,7 +4761,7 @@
                 <w:szCs w:val="18"/>
                 <w:color w:val="000000"/>
               </w:rPr>
-              <w:t xml:space="preserve">5.4</w:t>
+              <w:t xml:space="preserve">6.8</w:t>
             </w:r>
           </w:p>
         </w:tc>
@@ -4814,7 +4814,219 @@
                 <w:szCs w:val="18"/>
                 <w:color w:val="000000"/>
               </w:rPr>
-              <w:t xml:space="preserve">8.0</w:t>
+              <w:t xml:space="preserve">7.3</w:t>
+            </w:r>
+          </w:p>
+        </w:tc>
+        <w:tc>
+          <w:tcPr>
+            <w:tcBorders>
+              <w:bottom w:val="none" w:sz="0" w:space="0" w:color="000000"/>
+              <w:top w:val="none" w:sz="0" w:space="0" w:color="000000"/>
+              <w:left w:val="none" w:sz="0" w:space="0" w:color="000000"/>
+              <w:right w:val="none" w:sz="0" w:space="0" w:color="000000"/>
+            </w:tcBorders>
+            <w:shd w:val="clear" w:color="auto" w:fill="FEB24C"/>
+            <w:tcMar>
+              <w:top w:w="0" w:type="dxa"/>
+              <w:bottom w:w="0" w:type="dxa"/>
+              <w:left w:w="0" w:type="dxa"/>
+              <w:right w:w="0" w:type="dxa"/>
+            </w:tcMar>
+            <w:vAlign w:val="center"/>
+          </w:tcPr>
+          <w:p>
+            <w:pPr>
+              <w:pStyle w:val="Normal"/>
+              <w:jc w:val="center"/>
+              <w:pBdr>
+                <w:bottom w:val="none" w:sz="0" w:space="0" w:color="000000"/>
+                <w:top w:val="none" w:sz="0" w:space="0" w:color="000000"/>
+                <w:left w:val="none" w:sz="0" w:space="0" w:color="000000"/>
+                <w:right w:val="none" w:sz="0" w:space="0" w:color="000000"/>
+              </w:pBdr>
+              <w:spacing w:after="100" w:before="100" w:line="240"/>
+              <w:ind w:left="100" w:right="100" w:firstLine="0" w:firstLineChars="0"/>
+              <w:rPr>
+                <w:rFonts w:ascii="Helvetica" w:hAnsi="Helvetica" w:eastAsia="Helvetica" w:cs="Helvetica"/>
+                <w:i w:val="false"/>
+                <w:b w:val="false"/>
+                <w:u w:val="none"/>
+                <w:sz w:val="18"/>
+                <w:szCs w:val="18"/>
+                <w:color w:val="000000"/>
+              </w:rPr>
+            </w:pPr>
+            <w:r>
+              <w:rPr>
+                <w:rFonts w:ascii="Helvetica" w:hAnsi="Helvetica" w:eastAsia="Helvetica" w:cs="Helvetica"/>
+                <w:i w:val="false"/>
+                <w:b w:val="false"/>
+                <w:u w:val="none"/>
+                <w:sz w:val="18"/>
+                <w:szCs w:val="18"/>
+                <w:color w:val="000000"/>
+              </w:rPr>
+              <w:t xml:space="preserve">6.4</w:t>
+            </w:r>
+          </w:p>
+        </w:tc>
+        <w:tc>
+          <w:tcPr>
+            <w:tcBorders>
+              <w:bottom w:val="none" w:sz="0" w:space="0" w:color="000000"/>
+              <w:top w:val="none" w:sz="0" w:space="0" w:color="000000"/>
+              <w:left w:val="none" w:sz="0" w:space="0" w:color="000000"/>
+              <w:right w:val="none" w:sz="0" w:space="0" w:color="000000"/>
+            </w:tcBorders>
+            <w:shd w:val="clear" w:color="auto" w:fill="FEB24C"/>
+            <w:tcMar>
+              <w:top w:w="0" w:type="dxa"/>
+              <w:bottom w:w="0" w:type="dxa"/>
+              <w:left w:w="0" w:type="dxa"/>
+              <w:right w:w="0" w:type="dxa"/>
+            </w:tcMar>
+            <w:vAlign w:val="center"/>
+          </w:tcPr>
+          <w:p>
+            <w:pPr>
+              <w:pStyle w:val="Normal"/>
+              <w:jc w:val="center"/>
+              <w:pBdr>
+                <w:bottom w:val="none" w:sz="0" w:space="0" w:color="000000"/>
+                <w:top w:val="none" w:sz="0" w:space="0" w:color="000000"/>
+                <w:left w:val="none" w:sz="0" w:space="0" w:color="000000"/>
+                <w:right w:val="none" w:sz="0" w:space="0" w:color="000000"/>
+              </w:pBdr>
+              <w:spacing w:after="100" w:before="100" w:line="240"/>
+              <w:ind w:left="100" w:right="100" w:firstLine="0" w:firstLineChars="0"/>
+              <w:rPr>
+                <w:rFonts w:ascii="Helvetica" w:hAnsi="Helvetica" w:eastAsia="Helvetica" w:cs="Helvetica"/>
+                <w:i w:val="false"/>
+                <w:b w:val="false"/>
+                <w:u w:val="none"/>
+                <w:sz w:val="18"/>
+                <w:szCs w:val="18"/>
+                <w:color w:val="000000"/>
+              </w:rPr>
+            </w:pPr>
+            <w:r>
+              <w:rPr>
+                <w:rFonts w:ascii="Helvetica" w:hAnsi="Helvetica" w:eastAsia="Helvetica" w:cs="Helvetica"/>
+                <w:i w:val="false"/>
+                <w:b w:val="false"/>
+                <w:u w:val="none"/>
+                <w:sz w:val="18"/>
+                <w:szCs w:val="18"/>
+                <w:color w:val="000000"/>
+              </w:rPr>
+              <w:t xml:space="preserve">6.6</w:t>
+            </w:r>
+          </w:p>
+        </w:tc>
+        <w:tc>
+          <w:tcPr>
+            <w:tcBorders>
+              <w:bottom w:val="none" w:sz="0" w:space="0" w:color="000000"/>
+              <w:top w:val="none" w:sz="0" w:space="0" w:color="000000"/>
+              <w:left w:val="none" w:sz="0" w:space="0" w:color="000000"/>
+              <w:right w:val="none" w:sz="0" w:space="0" w:color="000000"/>
+            </w:tcBorders>
+            <w:shd w:val="clear" w:color="auto" w:fill="F03B20"/>
+            <w:tcMar>
+              <w:top w:w="0" w:type="dxa"/>
+              <w:bottom w:w="0" w:type="dxa"/>
+              <w:left w:w="0" w:type="dxa"/>
+              <w:right w:w="0" w:type="dxa"/>
+            </w:tcMar>
+            <w:vAlign w:val="center"/>
+          </w:tcPr>
+          <w:p>
+            <w:pPr>
+              <w:pStyle w:val="Normal"/>
+              <w:jc w:val="center"/>
+              <w:pBdr>
+                <w:bottom w:val="none" w:sz="0" w:space="0" w:color="000000"/>
+                <w:top w:val="none" w:sz="0" w:space="0" w:color="000000"/>
+                <w:left w:val="none" w:sz="0" w:space="0" w:color="000000"/>
+                <w:right w:val="none" w:sz="0" w:space="0" w:color="000000"/>
+              </w:pBdr>
+              <w:spacing w:after="100" w:before="100" w:line="240"/>
+              <w:ind w:left="100" w:right="100" w:firstLine="0" w:firstLineChars="0"/>
+              <w:rPr>
+                <w:rFonts w:ascii="Helvetica" w:hAnsi="Helvetica" w:eastAsia="Helvetica" w:cs="Helvetica"/>
+                <w:i w:val="false"/>
+                <w:b w:val="false"/>
+                <w:u w:val="none"/>
+                <w:sz w:val="18"/>
+                <w:szCs w:val="18"/>
+                <w:color w:val="FFFFFF"/>
+              </w:rPr>
+            </w:pPr>
+            <w:r>
+              <w:rPr>
+                <w:rFonts w:ascii="Helvetica" w:hAnsi="Helvetica" w:eastAsia="Helvetica" w:cs="Helvetica"/>
+                <w:i w:val="false"/>
+                <w:b w:val="false"/>
+                <w:u w:val="none"/>
+                <w:sz w:val="18"/>
+                <w:szCs w:val="18"/>
+                <w:color w:val="FFFFFF"/>
+              </w:rPr>
+              <w:t xml:space="preserve">10.7</w:t>
+            </w:r>
+          </w:p>
+        </w:tc>
+        <w:tc>
+          <w:tcPr>
+            <w:tcBorders>
+              <w:bottom w:val="none" w:sz="0" w:space="0" w:color="000000"/>
+              <w:top w:val="none" w:sz="0" w:space="0" w:color="000000"/>
+              <w:left w:val="none" w:sz="0" w:space="0" w:color="000000"/>
+              <w:right w:val="none" w:sz="0" w:space="0" w:color="000000"/>
+            </w:tcBorders>
+            <w:shd w:val="clear" w:color="auto" w:fill="FEB24C"/>
+            <w:tcMar>
+              <w:top w:w="0" w:type="dxa"/>
+              <w:bottom w:w="0" w:type="dxa"/>
+              <w:left w:w="0" w:type="dxa"/>
+              <w:right w:w="0" w:type="dxa"/>
+            </w:tcMar>
+            <w:vAlign w:val="center"/>
+          </w:tcPr>
+          <w:p>
+            <w:pPr>
+              <w:pStyle w:val="Normal"/>
+              <w:jc w:val="center"/>
+              <w:pBdr>
+                <w:bottom w:val="none" w:sz="0" w:space="0" w:color="000000"/>
+                <w:top w:val="none" w:sz="0" w:space="0" w:color="000000"/>
+                <w:left w:val="none" w:sz="0" w:space="0" w:color="000000"/>
+                <w:right w:val="none" w:sz="0" w:space="0" w:color="000000"/>
+              </w:pBdr>
+              <w:spacing w:after="100" w:before="100" w:line="240"/>
+              <w:ind w:left="100" w:right="100" w:firstLine="0" w:firstLineChars="0"/>
+              <w:rPr>
+                <w:rFonts w:ascii="Helvetica" w:hAnsi="Helvetica" w:eastAsia="Helvetica" w:cs="Helvetica"/>
+                <w:i w:val="false"/>
+                <w:b w:val="false"/>
+                <w:u w:val="none"/>
+                <w:sz w:val="18"/>
+                <w:szCs w:val="18"/>
+                <w:color w:val="000000"/>
+              </w:rPr>
+            </w:pPr>
+            <w:r>
+              <w:rPr>
+                <w:rFonts w:ascii="Helvetica" w:hAnsi="Helvetica" w:eastAsia="Helvetica" w:cs="Helvetica"/>
+                <w:i w:val="false"/>
+                <w:b w:val="false"/>
+                <w:u w:val="none"/>
+                <w:sz w:val="18"/>
+                <w:szCs w:val="18"/>
+                <w:color w:val="000000"/>
+              </w:rPr>
+              <w:t xml:space="preserve">6.5</w:t>
             </w:r>
           </w:p>
         </w:tc>
@@ -4867,7 +5079,166 @@
                 <w:szCs w:val="18"/>
                 <w:color w:val="000000"/>
               </w:rPr>
-              <w:t xml:space="preserve">2.9</w:t>
+              <w:t xml:space="preserve">4.1</w:t>
+            </w:r>
+          </w:p>
+        </w:tc>
+        <w:tc>
+          <w:tcPr>
+            <w:tcBorders>
+              <w:bottom w:val="none" w:sz="0" w:space="0" w:color="000000"/>
+              <w:top w:val="none" w:sz="0" w:space="0" w:color="000000"/>
+              <w:left w:val="none" w:sz="0" w:space="0" w:color="000000"/>
+              <w:right w:val="none" w:sz="0" w:space="0" w:color="000000"/>
+            </w:tcBorders>
+            <w:shd w:val="clear" w:color="auto" w:fill="FEB24C"/>
+            <w:tcMar>
+              <w:top w:w="0" w:type="dxa"/>
+              <w:bottom w:w="0" w:type="dxa"/>
+              <w:left w:w="0" w:type="dxa"/>
+              <w:right w:w="0" w:type="dxa"/>
+            </w:tcMar>
+            <w:vAlign w:val="center"/>
+          </w:tcPr>
+          <w:p>
+            <w:pPr>
+              <w:pStyle w:val="Normal"/>
+              <w:jc w:val="center"/>
+              <w:pBdr>
+                <w:bottom w:val="none" w:sz="0" w:space="0" w:color="000000"/>
+                <w:top w:val="none" w:sz="0" w:space="0" w:color="000000"/>
+                <w:left w:val="none" w:sz="0" w:space="0" w:color="000000"/>
+                <w:right w:val="none" w:sz="0" w:space="0" w:color="000000"/>
+              </w:pBdr>
+              <w:spacing w:after="100" w:before="100" w:line="240"/>
+              <w:ind w:left="100" w:right="100" w:firstLine="0" w:firstLineChars="0"/>
+              <w:rPr>
+                <w:rFonts w:ascii="Helvetica" w:hAnsi="Helvetica" w:eastAsia="Helvetica" w:cs="Helvetica"/>
+                <w:i w:val="false"/>
+                <w:b w:val="false"/>
+                <w:u w:val="none"/>
+                <w:sz w:val="18"/>
+                <w:szCs w:val="18"/>
+                <w:color w:val="000000"/>
+              </w:rPr>
+            </w:pPr>
+            <w:r>
+              <w:rPr>
+                <w:rFonts w:ascii="Helvetica" w:hAnsi="Helvetica" w:eastAsia="Helvetica" w:cs="Helvetica"/>
+                <w:i w:val="false"/>
+                <w:b w:val="false"/>
+                <w:u w:val="none"/>
+                <w:sz w:val="18"/>
+                <w:szCs w:val="18"/>
+                <w:color w:val="000000"/>
+              </w:rPr>
+              <w:t xml:space="preserve">6.6</w:t>
+            </w:r>
+          </w:p>
+        </w:tc>
+        <w:tc>
+          <w:tcPr>
+            <w:tcBorders>
+              <w:bottom w:val="none" w:sz="0" w:space="0" w:color="000000"/>
+              <w:top w:val="none" w:sz="0" w:space="0" w:color="000000"/>
+              <w:left w:val="none" w:sz="0" w:space="0" w:color="000000"/>
+              <w:right w:val="none" w:sz="0" w:space="0" w:color="000000"/>
+            </w:tcBorders>
+            <w:shd w:val="clear" w:color="auto" w:fill="FEB24C"/>
+            <w:tcMar>
+              <w:top w:w="0" w:type="dxa"/>
+              <w:bottom w:w="0" w:type="dxa"/>
+              <w:left w:w="0" w:type="dxa"/>
+              <w:right w:w="0" w:type="dxa"/>
+            </w:tcMar>
+            <w:vAlign w:val="center"/>
+          </w:tcPr>
+          <w:p>
+            <w:pPr>
+              <w:pStyle w:val="Normal"/>
+              <w:jc w:val="center"/>
+              <w:pBdr>
+                <w:bottom w:val="none" w:sz="0" w:space="0" w:color="000000"/>
+                <w:top w:val="none" w:sz="0" w:space="0" w:color="000000"/>
+                <w:left w:val="none" w:sz="0" w:space="0" w:color="000000"/>
+                <w:right w:val="none" w:sz="0" w:space="0" w:color="000000"/>
+              </w:pBdr>
+              <w:spacing w:after="100" w:before="100" w:line="240"/>
+              <w:ind w:left="100" w:right="100" w:firstLine="0" w:firstLineChars="0"/>
+              <w:rPr>
+                <w:rFonts w:ascii="Helvetica" w:hAnsi="Helvetica" w:eastAsia="Helvetica" w:cs="Helvetica"/>
+                <w:i w:val="false"/>
+                <w:b w:val="false"/>
+                <w:u w:val="none"/>
+                <w:sz w:val="18"/>
+                <w:szCs w:val="18"/>
+                <w:color w:val="000000"/>
+              </w:rPr>
+            </w:pPr>
+            <w:r>
+              <w:rPr>
+                <w:rFonts w:ascii="Helvetica" w:hAnsi="Helvetica" w:eastAsia="Helvetica" w:cs="Helvetica"/>
+                <w:i w:val="false"/>
+                <w:b w:val="false"/>
+                <w:u w:val="none"/>
+                <w:sz w:val="18"/>
+                <w:szCs w:val="18"/>
+                <w:color w:val="000000"/>
+              </w:rPr>
+              <w:t xml:space="preserve">8.4</w:t>
+            </w:r>
+          </w:p>
+        </w:tc>
+        <w:tc>
+          <w:tcPr>
+            <w:tcBorders>
+              <w:bottom w:val="none" w:sz="0" w:space="0" w:color="000000"/>
+              <w:top w:val="none" w:sz="0" w:space="0" w:color="000000"/>
+              <w:left w:val="none" w:sz="0" w:space="0" w:color="000000"/>
+              <w:right w:val="none" w:sz="0" w:space="0" w:color="000000"/>
+            </w:tcBorders>
+            <w:shd w:val="clear" w:color="auto" w:fill="FFEDA0"/>
+            <w:tcMar>
+              <w:top w:w="0" w:type="dxa"/>
+              <w:bottom w:w="0" w:type="dxa"/>
+              <w:left w:w="0" w:type="dxa"/>
+              <w:right w:w="0" w:type="dxa"/>
+            </w:tcMar>
+            <w:vAlign w:val="center"/>
+          </w:tcPr>
+          <w:p>
+            <w:pPr>
+              <w:pStyle w:val="Normal"/>
+              <w:jc w:val="center"/>
+              <w:pBdr>
+                <w:bottom w:val="none" w:sz="0" w:space="0" w:color="000000"/>
+                <w:top w:val="none" w:sz="0" w:space="0" w:color="000000"/>
+                <w:left w:val="none" w:sz="0" w:space="0" w:color="000000"/>
+                <w:right w:val="none" w:sz="0" w:space="0" w:color="000000"/>
+              </w:pBdr>
+              <w:spacing w:after="100" w:before="100" w:line="240"/>
+              <w:ind w:left="100" w:right="100" w:firstLine="0" w:firstLineChars="0"/>
+              <w:rPr>
+                <w:rFonts w:ascii="Helvetica" w:hAnsi="Helvetica" w:eastAsia="Helvetica" w:cs="Helvetica"/>
+                <w:i w:val="false"/>
+                <w:b w:val="false"/>
+                <w:u w:val="none"/>
+                <w:sz w:val="18"/>
+                <w:szCs w:val="18"/>
+                <w:color w:val="000000"/>
+              </w:rPr>
+            </w:pPr>
+            <w:r>
+              <w:rPr>
+                <w:rFonts w:ascii="Helvetica" w:hAnsi="Helvetica" w:eastAsia="Helvetica" w:cs="Helvetica"/>
+                <w:i w:val="false"/>
+                <w:b w:val="false"/>
+                <w:u w:val="none"/>
+                <w:sz w:val="18"/>
+                <w:szCs w:val="18"/>
+                <w:color w:val="000000"/>
+              </w:rPr>
+              <w:t xml:space="preserve">4.7</w:t>
             </w:r>
           </w:p>
         </w:tc>
@@ -4920,378 +5291,7 @@
                 <w:szCs w:val="18"/>
                 <w:color w:val="FFFFFF"/>
               </w:rPr>
-              <w:t xml:space="preserve">14.8</w:t>
-            </w:r>
-          </w:p>
-        </w:tc>
-        <w:tc>
-          <w:tcPr>
-            <w:tcBorders>
-              <w:bottom w:val="none" w:sz="0" w:space="0" w:color="000000"/>
-              <w:top w:val="none" w:sz="0" w:space="0" w:color="000000"/>
-              <w:left w:val="none" w:sz="0" w:space="0" w:color="000000"/>
-              <w:right w:val="none" w:sz="0" w:space="0" w:color="000000"/>
-            </w:tcBorders>
-            <w:shd w:val="clear" w:color="auto" w:fill="FEB24C"/>
-            <w:tcMar>
-              <w:top w:w="0" w:type="dxa"/>
-              <w:bottom w:w="0" w:type="dxa"/>
-              <w:left w:w="0" w:type="dxa"/>
-              <w:right w:w="0" w:type="dxa"/>
-            </w:tcMar>
-            <w:vAlign w:val="center"/>
-          </w:tcPr>
-          <w:p>
-            <w:pPr>
-              <w:pStyle w:val="Normal"/>
-              <w:jc w:val="center"/>
-              <w:pBdr>
-                <w:bottom w:val="none" w:sz="0" w:space="0" w:color="000000"/>
-                <w:top w:val="none" w:sz="0" w:space="0" w:color="000000"/>
-                <w:left w:val="none" w:sz="0" w:space="0" w:color="000000"/>
-                <w:right w:val="none" w:sz="0" w:space="0" w:color="000000"/>
-              </w:pBdr>
-              <w:spacing w:after="100" w:before="100" w:line="240"/>
-              <w:ind w:left="100" w:right="100" w:firstLine="0" w:firstLineChars="0"/>
-              <w:rPr>
-                <w:rFonts w:ascii="Helvetica" w:hAnsi="Helvetica" w:eastAsia="Helvetica" w:cs="Helvetica"/>
-                <w:i w:val="false"/>
-                <w:b w:val="false"/>
-                <w:u w:val="none"/>
-                <w:sz w:val="18"/>
-                <w:szCs w:val="18"/>
-                <w:color w:val="000000"/>
-              </w:rPr>
-            </w:pPr>
-            <w:r>
-              <w:rPr>
-                <w:rFonts w:ascii="Helvetica" w:hAnsi="Helvetica" w:eastAsia="Helvetica" w:cs="Helvetica"/>
-                <w:i w:val="false"/>
-                <w:b w:val="false"/>
-                <w:u w:val="none"/>
-                <w:sz w:val="18"/>
-                <w:szCs w:val="18"/>
-                <w:color w:val="000000"/>
-              </w:rPr>
-              <w:t xml:space="preserve">7.0</w:t>
-            </w:r>
-          </w:p>
-        </w:tc>
-        <w:tc>
-          <w:tcPr>
-            <w:tcBorders>
-              <w:bottom w:val="none" w:sz="0" w:space="0" w:color="000000"/>
-              <w:top w:val="none" w:sz="0" w:space="0" w:color="000000"/>
-              <w:left w:val="none" w:sz="0" w:space="0" w:color="000000"/>
-              <w:right w:val="none" w:sz="0" w:space="0" w:color="000000"/>
-            </w:tcBorders>
-            <w:shd w:val="clear" w:color="auto" w:fill="FFEDA0"/>
-            <w:tcMar>
-              <w:top w:w="0" w:type="dxa"/>
-              <w:bottom w:w="0" w:type="dxa"/>
-              <w:left w:w="0" w:type="dxa"/>
-              <w:right w:w="0" w:type="dxa"/>
-            </w:tcMar>
-            <w:vAlign w:val="center"/>
-          </w:tcPr>
-          <w:p>
-            <w:pPr>
-              <w:pStyle w:val="Normal"/>
-              <w:jc w:val="center"/>
-              <w:pBdr>
-                <w:bottom w:val="none" w:sz="0" w:space="0" w:color="000000"/>
-                <w:top w:val="none" w:sz="0" w:space="0" w:color="000000"/>
-                <w:left w:val="none" w:sz="0" w:space="0" w:color="000000"/>
-                <w:right w:val="none" w:sz="0" w:space="0" w:color="000000"/>
-              </w:pBdr>
-              <w:spacing w:after="100" w:before="100" w:line="240"/>
-              <w:ind w:left="100" w:right="100" w:firstLine="0" w:firstLineChars="0"/>
-              <w:rPr>
-                <w:rFonts w:ascii="Helvetica" w:hAnsi="Helvetica" w:eastAsia="Helvetica" w:cs="Helvetica"/>
-                <w:i w:val="false"/>
-                <w:b w:val="false"/>
-                <w:u w:val="none"/>
-                <w:sz w:val="18"/>
-                <w:szCs w:val="18"/>
-                <w:color w:val="000000"/>
-              </w:rPr>
-            </w:pPr>
-            <w:r>
-              <w:rPr>
-                <w:rFonts w:ascii="Helvetica" w:hAnsi="Helvetica" w:eastAsia="Helvetica" w:cs="Helvetica"/>
-                <w:i w:val="false"/>
-                <w:b w:val="false"/>
-                <w:u w:val="none"/>
-                <w:sz w:val="18"/>
-                <w:szCs w:val="18"/>
-                <w:color w:val="000000"/>
-              </w:rPr>
-              <w:t xml:space="preserve">4.2</w:t>
-            </w:r>
-          </w:p>
-        </w:tc>
-        <w:tc>
-          <w:tcPr>
-            <w:tcBorders>
-              <w:bottom w:val="none" w:sz="0" w:space="0" w:color="000000"/>
-              <w:top w:val="none" w:sz="0" w:space="0" w:color="000000"/>
-              <w:left w:val="none" w:sz="0" w:space="0" w:color="000000"/>
-              <w:right w:val="none" w:sz="0" w:space="0" w:color="000000"/>
-            </w:tcBorders>
-            <w:shd w:val="clear" w:color="auto" w:fill="FFEDA0"/>
-            <w:tcMar>
-              <w:top w:w="0" w:type="dxa"/>
-              <w:bottom w:w="0" w:type="dxa"/>
-              <w:left w:w="0" w:type="dxa"/>
-              <w:right w:w="0" w:type="dxa"/>
-            </w:tcMar>
-            <w:vAlign w:val="center"/>
-          </w:tcPr>
-          <w:p>
-            <w:pPr>
-              <w:pStyle w:val="Normal"/>
-              <w:jc w:val="center"/>
-              <w:pBdr>
-                <w:bottom w:val="none" w:sz="0" w:space="0" w:color="000000"/>
-                <w:top w:val="none" w:sz="0" w:space="0" w:color="000000"/>
-                <w:left w:val="none" w:sz="0" w:space="0" w:color="000000"/>
-                <w:right w:val="none" w:sz="0" w:space="0" w:color="000000"/>
-              </w:pBdr>
-              <w:spacing w:after="100" w:before="100" w:line="240"/>
-              <w:ind w:left="100" w:right="100" w:firstLine="0" w:firstLineChars="0"/>
-              <w:rPr>
-                <w:rFonts w:ascii="Helvetica" w:hAnsi="Helvetica" w:eastAsia="Helvetica" w:cs="Helvetica"/>
-                <w:i w:val="false"/>
-                <w:b w:val="false"/>
-                <w:u w:val="none"/>
-                <w:sz w:val="18"/>
-                <w:szCs w:val="18"/>
-                <w:color w:val="000000"/>
-              </w:rPr>
-            </w:pPr>
-            <w:r>
-              <w:rPr>
-                <w:rFonts w:ascii="Helvetica" w:hAnsi="Helvetica" w:eastAsia="Helvetica" w:cs="Helvetica"/>
-                <w:i w:val="false"/>
-                <w:b w:val="false"/>
-                <w:u w:val="none"/>
-                <w:sz w:val="18"/>
-                <w:szCs w:val="18"/>
-                <w:color w:val="000000"/>
-              </w:rPr>
-              <w:t xml:space="preserve">4.1</w:t>
-            </w:r>
-          </w:p>
-        </w:tc>
-        <w:tc>
-          <w:tcPr>
-            <w:tcBorders>
-              <w:bottom w:val="none" w:sz="0" w:space="0" w:color="000000"/>
-              <w:top w:val="none" w:sz="0" w:space="0" w:color="000000"/>
-              <w:left w:val="none" w:sz="0" w:space="0" w:color="000000"/>
-              <w:right w:val="none" w:sz="0" w:space="0" w:color="000000"/>
-            </w:tcBorders>
-            <w:shd w:val="clear" w:color="auto" w:fill="FEB24C"/>
-            <w:tcMar>
-              <w:top w:w="0" w:type="dxa"/>
-              <w:bottom w:w="0" w:type="dxa"/>
-              <w:left w:w="0" w:type="dxa"/>
-              <w:right w:w="0" w:type="dxa"/>
-            </w:tcMar>
-            <w:vAlign w:val="center"/>
-          </w:tcPr>
-          <w:p>
-            <w:pPr>
-              <w:pStyle w:val="Normal"/>
-              <w:jc w:val="center"/>
-              <w:pBdr>
-                <w:bottom w:val="none" w:sz="0" w:space="0" w:color="000000"/>
-                <w:top w:val="none" w:sz="0" w:space="0" w:color="000000"/>
-                <w:left w:val="none" w:sz="0" w:space="0" w:color="000000"/>
-                <w:right w:val="none" w:sz="0" w:space="0" w:color="000000"/>
-              </w:pBdr>
-              <w:spacing w:after="100" w:before="100" w:line="240"/>
-              <w:ind w:left="100" w:right="100" w:firstLine="0" w:firstLineChars="0"/>
-              <w:rPr>
-                <w:rFonts w:ascii="Helvetica" w:hAnsi="Helvetica" w:eastAsia="Helvetica" w:cs="Helvetica"/>
-                <w:i w:val="false"/>
-                <w:b w:val="false"/>
-                <w:u w:val="none"/>
-                <w:sz w:val="18"/>
-                <w:szCs w:val="18"/>
-                <w:color w:val="000000"/>
-              </w:rPr>
-            </w:pPr>
-            <w:r>
-              <w:rPr>
-                <w:rFonts w:ascii="Helvetica" w:hAnsi="Helvetica" w:eastAsia="Helvetica" w:cs="Helvetica"/>
-                <w:i w:val="false"/>
-                <w:b w:val="false"/>
-                <w:u w:val="none"/>
-                <w:sz w:val="18"/>
-                <w:szCs w:val="18"/>
-                <w:color w:val="000000"/>
-              </w:rPr>
-              <w:t xml:space="preserve">5.6</w:t>
-            </w:r>
-          </w:p>
-        </w:tc>
-        <w:tc>
-          <w:tcPr>
-            <w:tcBorders>
-              <w:bottom w:val="none" w:sz="0" w:space="0" w:color="000000"/>
-              <w:top w:val="none" w:sz="0" w:space="0" w:color="000000"/>
-              <w:left w:val="none" w:sz="0" w:space="0" w:color="000000"/>
-              <w:right w:val="none" w:sz="0" w:space="0" w:color="000000"/>
-            </w:tcBorders>
-            <w:shd w:val="clear" w:color="auto" w:fill="FFEDA0"/>
-            <w:tcMar>
-              <w:top w:w="0" w:type="dxa"/>
-              <w:bottom w:w="0" w:type="dxa"/>
-              <w:left w:w="0" w:type="dxa"/>
-              <w:right w:w="0" w:type="dxa"/>
-            </w:tcMar>
-            <w:vAlign w:val="center"/>
-          </w:tcPr>
-          <w:p>
-            <w:pPr>
-              <w:pStyle w:val="Normal"/>
-              <w:jc w:val="center"/>
-              <w:pBdr>
-                <w:bottom w:val="none" w:sz="0" w:space="0" w:color="000000"/>
-                <w:top w:val="none" w:sz="0" w:space="0" w:color="000000"/>
-                <w:left w:val="none" w:sz="0" w:space="0" w:color="000000"/>
-                <w:right w:val="none" w:sz="0" w:space="0" w:color="000000"/>
-              </w:pBdr>
-              <w:spacing w:after="100" w:before="100" w:line="240"/>
-              <w:ind w:left="100" w:right="100" w:firstLine="0" w:firstLineChars="0"/>
-              <w:rPr>
-                <w:rFonts w:ascii="Helvetica" w:hAnsi="Helvetica" w:eastAsia="Helvetica" w:cs="Helvetica"/>
-                <w:i w:val="false"/>
-                <w:b w:val="false"/>
-                <w:u w:val="none"/>
-                <w:sz w:val="18"/>
-                <w:szCs w:val="18"/>
-                <w:color w:val="000000"/>
-              </w:rPr>
-            </w:pPr>
-            <w:r>
-              <w:rPr>
-                <w:rFonts w:ascii="Helvetica" w:hAnsi="Helvetica" w:eastAsia="Helvetica" w:cs="Helvetica"/>
-                <w:i w:val="false"/>
-                <w:b w:val="false"/>
-                <w:u w:val="none"/>
-                <w:sz w:val="18"/>
-                <w:szCs w:val="18"/>
-                <w:color w:val="000000"/>
-              </w:rPr>
-              <w:t xml:space="preserve">4.5</w:t>
-            </w:r>
-          </w:p>
-        </w:tc>
-        <w:tc>
-          <w:tcPr>
-            <w:tcBorders>
-              <w:bottom w:val="none" w:sz="0" w:space="0" w:color="000000"/>
-              <w:top w:val="none" w:sz="0" w:space="0" w:color="000000"/>
-              <w:left w:val="none" w:sz="0" w:space="0" w:color="000000"/>
-              <w:right w:val="none" w:sz="0" w:space="0" w:color="000000"/>
-            </w:tcBorders>
-            <w:shd w:val="clear" w:color="auto" w:fill="FEB24C"/>
-            <w:tcMar>
-              <w:top w:w="0" w:type="dxa"/>
-              <w:bottom w:w="0" w:type="dxa"/>
-              <w:left w:w="0" w:type="dxa"/>
-              <w:right w:w="0" w:type="dxa"/>
-            </w:tcMar>
-            <w:vAlign w:val="center"/>
-          </w:tcPr>
-          <w:p>
-            <w:pPr>
-              <w:pStyle w:val="Normal"/>
-              <w:jc w:val="center"/>
-              <w:pBdr>
-                <w:bottom w:val="none" w:sz="0" w:space="0" w:color="000000"/>
-                <w:top w:val="none" w:sz="0" w:space="0" w:color="000000"/>
-                <w:left w:val="none" w:sz="0" w:space="0" w:color="000000"/>
-                <w:right w:val="none" w:sz="0" w:space="0" w:color="000000"/>
-              </w:pBdr>
-              <w:spacing w:after="100" w:before="100" w:line="240"/>
-              <w:ind w:left="100" w:right="100" w:firstLine="0" w:firstLineChars="0"/>
-              <w:rPr>
-                <w:rFonts w:ascii="Helvetica" w:hAnsi="Helvetica" w:eastAsia="Helvetica" w:cs="Helvetica"/>
-                <w:i w:val="false"/>
-                <w:b w:val="false"/>
-                <w:u w:val="none"/>
-                <w:sz w:val="18"/>
-                <w:szCs w:val="18"/>
-                <w:color w:val="000000"/>
-              </w:rPr>
-            </w:pPr>
-            <w:r>
-              <w:rPr>
-                <w:rFonts w:ascii="Helvetica" w:hAnsi="Helvetica" w:eastAsia="Helvetica" w:cs="Helvetica"/>
-                <w:i w:val="false"/>
-                <w:b w:val="false"/>
-                <w:u w:val="none"/>
-                <w:sz w:val="18"/>
-                <w:szCs w:val="18"/>
-                <w:color w:val="000000"/>
-              </w:rPr>
-              <w:t xml:space="preserve">5.7</w:t>
-            </w:r>
-          </w:p>
-        </w:tc>
-        <w:tc>
-          <w:tcPr>
-            <w:tcBorders>
-              <w:bottom w:val="none" w:sz="0" w:space="0" w:color="000000"/>
-              <w:top w:val="none" w:sz="0" w:space="0" w:color="000000"/>
-              <w:left w:val="none" w:sz="0" w:space="0" w:color="000000"/>
-              <w:right w:val="none" w:sz="0" w:space="0" w:color="000000"/>
-            </w:tcBorders>
-            <w:shd w:val="clear" w:color="auto" w:fill="FFEDA0"/>
-            <w:tcMar>
-              <w:top w:w="0" w:type="dxa"/>
-              <w:bottom w:w="0" w:type="dxa"/>
-              <w:left w:w="0" w:type="dxa"/>
-              <w:right w:w="0" w:type="dxa"/>
-            </w:tcMar>
-            <w:vAlign w:val="center"/>
-          </w:tcPr>
-          <w:p>
-            <w:pPr>
-              <w:pStyle w:val="Normal"/>
-              <w:jc w:val="center"/>
-              <w:pBdr>
-                <w:bottom w:val="none" w:sz="0" w:space="0" w:color="000000"/>
-                <w:top w:val="none" w:sz="0" w:space="0" w:color="000000"/>
-                <w:left w:val="none" w:sz="0" w:space="0" w:color="000000"/>
-                <w:right w:val="none" w:sz="0" w:space="0" w:color="000000"/>
-              </w:pBdr>
-              <w:spacing w:after="100" w:before="100" w:line="240"/>
-              <w:ind w:left="100" w:right="100" w:firstLine="0" w:firstLineChars="0"/>
-              <w:rPr>
-                <w:rFonts w:ascii="Helvetica" w:hAnsi="Helvetica" w:eastAsia="Helvetica" w:cs="Helvetica"/>
-                <w:i w:val="false"/>
-                <w:b w:val="false"/>
-                <w:u w:val="none"/>
-                <w:sz w:val="18"/>
-                <w:szCs w:val="18"/>
-                <w:color w:val="000000"/>
-              </w:rPr>
-            </w:pPr>
-            <w:r>
-              <w:rPr>
-                <w:rFonts w:ascii="Helvetica" w:hAnsi="Helvetica" w:eastAsia="Helvetica" w:cs="Helvetica"/>
-                <w:i w:val="false"/>
-                <w:b w:val="false"/>
-                <w:u w:val="none"/>
-                <w:sz w:val="18"/>
-                <w:szCs w:val="18"/>
-                <w:color w:val="000000"/>
-              </w:rPr>
-              <w:t xml:space="preserve">4.2</w:t>
+              <w:t xml:space="preserve">14.7</w:t>
             </w:r>
           </w:p>
         </w:tc>
@@ -5415,7 +5415,7 @@
               <w:left w:val="none" w:sz="0" w:space="0" w:color="000000"/>
               <w:right w:val="none" w:sz="0" w:space="0" w:color="000000"/>
             </w:tcBorders>
-            <w:shd w:val="clear" w:color="auto" w:fill="6A51A3"/>
+            <w:shd w:val="clear" w:color="auto" w:fill="F03B20"/>
             <w:tcMar>
               <w:top w:w="0" w:type="dxa"/>
               <w:bottom w:w="0" w:type="dxa"/>
@@ -5456,19 +5456,19 @@
                 <w:szCs w:val="18"/>
                 <w:color w:val="FFFFFF"/>
               </w:rPr>
-              <w:t xml:space="preserve">22.1</w:t>
-            </w:r>
-          </w:p>
-        </w:tc>
-        <w:tc>
-          <w:tcPr>
-            <w:tcBorders>
-              <w:bottom w:val="none" w:sz="0" w:space="0" w:color="000000"/>
-              <w:top w:val="none" w:sz="0" w:space="0" w:color="000000"/>
-              <w:left w:val="none" w:sz="0" w:space="0" w:color="000000"/>
-              <w:right w:val="none" w:sz="0" w:space="0" w:color="000000"/>
-            </w:tcBorders>
-            <w:shd w:val="clear" w:color="auto" w:fill="6A51A3"/>
+              <w:t xml:space="preserve">10.0</w:t>
+            </w:r>
+          </w:p>
+        </w:tc>
+        <w:tc>
+          <w:tcPr>
+            <w:tcBorders>
+              <w:bottom w:val="none" w:sz="0" w:space="0" w:color="000000"/>
+              <w:top w:val="none" w:sz="0" w:space="0" w:color="000000"/>
+              <w:left w:val="none" w:sz="0" w:space="0" w:color="000000"/>
+              <w:right w:val="none" w:sz="0" w:space="0" w:color="000000"/>
+            </w:tcBorders>
+            <w:shd w:val="clear" w:color="auto" w:fill="F03B20"/>
             <w:tcMar>
               <w:top w:w="0" w:type="dxa"/>
               <w:bottom w:w="0" w:type="dxa"/>
@@ -5509,7 +5509,166 @@
                 <w:szCs w:val="18"/>
                 <w:color w:val="FFFFFF"/>
               </w:rPr>
-              <w:t xml:space="preserve">32.1</w:t>
+              <w:t xml:space="preserve">10.4</w:t>
+            </w:r>
+          </w:p>
+        </w:tc>
+        <w:tc>
+          <w:tcPr>
+            <w:tcBorders>
+              <w:bottom w:val="none" w:sz="0" w:space="0" w:color="000000"/>
+              <w:top w:val="none" w:sz="0" w:space="0" w:color="000000"/>
+              <w:left w:val="none" w:sz="0" w:space="0" w:color="000000"/>
+              <w:right w:val="none" w:sz="0" w:space="0" w:color="000000"/>
+            </w:tcBorders>
+            <w:shd w:val="clear" w:color="auto" w:fill="FEB24C"/>
+            <w:tcMar>
+              <w:top w:w="0" w:type="dxa"/>
+              <w:bottom w:w="0" w:type="dxa"/>
+              <w:left w:w="0" w:type="dxa"/>
+              <w:right w:w="0" w:type="dxa"/>
+            </w:tcMar>
+            <w:vAlign w:val="center"/>
+          </w:tcPr>
+          <w:p>
+            <w:pPr>
+              <w:pStyle w:val="Normal"/>
+              <w:jc w:val="center"/>
+              <w:pBdr>
+                <w:bottom w:val="none" w:sz="0" w:space="0" w:color="000000"/>
+                <w:top w:val="none" w:sz="0" w:space="0" w:color="000000"/>
+                <w:left w:val="none" w:sz="0" w:space="0" w:color="000000"/>
+                <w:right w:val="none" w:sz="0" w:space="0" w:color="000000"/>
+              </w:pBdr>
+              <w:spacing w:after="100" w:before="100" w:line="240"/>
+              <w:ind w:left="100" w:right="100" w:firstLine="0" w:firstLineChars="0"/>
+              <w:rPr>
+                <w:rFonts w:ascii="Helvetica" w:hAnsi="Helvetica" w:eastAsia="Helvetica" w:cs="Helvetica"/>
+                <w:i w:val="false"/>
+                <w:b w:val="false"/>
+                <w:u w:val="none"/>
+                <w:sz w:val="18"/>
+                <w:szCs w:val="18"/>
+                <w:color w:val="000000"/>
+              </w:rPr>
+            </w:pPr>
+            <w:r>
+              <w:rPr>
+                <w:rFonts w:ascii="Helvetica" w:hAnsi="Helvetica" w:eastAsia="Helvetica" w:cs="Helvetica"/>
+                <w:i w:val="false"/>
+                <w:b w:val="false"/>
+                <w:u w:val="none"/>
+                <w:sz w:val="18"/>
+                <w:szCs w:val="18"/>
+                <w:color w:val="000000"/>
+              </w:rPr>
+              <w:t xml:space="preserve">9.7</w:t>
+            </w:r>
+          </w:p>
+        </w:tc>
+        <w:tc>
+          <w:tcPr>
+            <w:tcBorders>
+              <w:bottom w:val="none" w:sz="0" w:space="0" w:color="000000"/>
+              <w:top w:val="none" w:sz="0" w:space="0" w:color="000000"/>
+              <w:left w:val="none" w:sz="0" w:space="0" w:color="000000"/>
+              <w:right w:val="none" w:sz="0" w:space="0" w:color="000000"/>
+            </w:tcBorders>
+            <w:shd w:val="clear" w:color="auto" w:fill="FFEDA0"/>
+            <w:tcMar>
+              <w:top w:w="0" w:type="dxa"/>
+              <w:bottom w:w="0" w:type="dxa"/>
+              <w:left w:w="0" w:type="dxa"/>
+              <w:right w:w="0" w:type="dxa"/>
+            </w:tcMar>
+            <w:vAlign w:val="center"/>
+          </w:tcPr>
+          <w:p>
+            <w:pPr>
+              <w:pStyle w:val="Normal"/>
+              <w:jc w:val="center"/>
+              <w:pBdr>
+                <w:bottom w:val="none" w:sz="0" w:space="0" w:color="000000"/>
+                <w:top w:val="none" w:sz="0" w:space="0" w:color="000000"/>
+                <w:left w:val="none" w:sz="0" w:space="0" w:color="000000"/>
+                <w:right w:val="none" w:sz="0" w:space="0" w:color="000000"/>
+              </w:pBdr>
+              <w:spacing w:after="100" w:before="100" w:line="240"/>
+              <w:ind w:left="100" w:right="100" w:firstLine="0" w:firstLineChars="0"/>
+              <w:rPr>
+                <w:rFonts w:ascii="Helvetica" w:hAnsi="Helvetica" w:eastAsia="Helvetica" w:cs="Helvetica"/>
+                <w:i w:val="false"/>
+                <w:b w:val="false"/>
+                <w:u w:val="none"/>
+                <w:sz w:val="18"/>
+                <w:szCs w:val="18"/>
+                <w:color w:val="000000"/>
+              </w:rPr>
+            </w:pPr>
+            <w:r>
+              <w:rPr>
+                <w:rFonts w:ascii="Helvetica" w:hAnsi="Helvetica" w:eastAsia="Helvetica" w:cs="Helvetica"/>
+                <w:i w:val="false"/>
+                <w:b w:val="false"/>
+                <w:u w:val="none"/>
+                <w:sz w:val="18"/>
+                <w:szCs w:val="18"/>
+                <w:color w:val="000000"/>
+              </w:rPr>
+              <w:t xml:space="preserve">1.6</w:t>
+            </w:r>
+          </w:p>
+        </w:tc>
+        <w:tc>
+          <w:tcPr>
+            <w:tcBorders>
+              <w:bottom w:val="none" w:sz="0" w:space="0" w:color="000000"/>
+              <w:top w:val="none" w:sz="0" w:space="0" w:color="000000"/>
+              <w:left w:val="none" w:sz="0" w:space="0" w:color="000000"/>
+              <w:right w:val="none" w:sz="0" w:space="0" w:color="000000"/>
+            </w:tcBorders>
+            <w:shd w:val="clear" w:color="auto" w:fill="FEB24C"/>
+            <w:tcMar>
+              <w:top w:w="0" w:type="dxa"/>
+              <w:bottom w:w="0" w:type="dxa"/>
+              <w:left w:w="0" w:type="dxa"/>
+              <w:right w:w="0" w:type="dxa"/>
+            </w:tcMar>
+            <w:vAlign w:val="center"/>
+          </w:tcPr>
+          <w:p>
+            <w:pPr>
+              <w:pStyle w:val="Normal"/>
+              <w:jc w:val="center"/>
+              <w:pBdr>
+                <w:bottom w:val="none" w:sz="0" w:space="0" w:color="000000"/>
+                <w:top w:val="none" w:sz="0" w:space="0" w:color="000000"/>
+                <w:left w:val="none" w:sz="0" w:space="0" w:color="000000"/>
+                <w:right w:val="none" w:sz="0" w:space="0" w:color="000000"/>
+              </w:pBdr>
+              <w:spacing w:after="100" w:before="100" w:line="240"/>
+              <w:ind w:left="100" w:right="100" w:firstLine="0" w:firstLineChars="0"/>
+              <w:rPr>
+                <w:rFonts w:ascii="Helvetica" w:hAnsi="Helvetica" w:eastAsia="Helvetica" w:cs="Helvetica"/>
+                <w:i w:val="false"/>
+                <w:b w:val="false"/>
+                <w:u w:val="none"/>
+                <w:sz w:val="18"/>
+                <w:szCs w:val="18"/>
+                <w:color w:val="000000"/>
+              </w:rPr>
+            </w:pPr>
+            <w:r>
+              <w:rPr>
+                <w:rFonts w:ascii="Helvetica" w:hAnsi="Helvetica" w:eastAsia="Helvetica" w:cs="Helvetica"/>
+                <w:i w:val="false"/>
+                <w:b w:val="false"/>
+                <w:u w:val="none"/>
+                <w:sz w:val="18"/>
+                <w:szCs w:val="18"/>
+                <w:color w:val="000000"/>
+              </w:rPr>
+              <w:t xml:space="preserve">8.7</w:t>
             </w:r>
           </w:p>
         </w:tc>
@@ -5562,6 +5721,59 @@
                 <w:szCs w:val="18"/>
                 <w:color w:val="FFFFFF"/>
               </w:rPr>
+              <w:t xml:space="preserve">10.1</w:t>
+            </w:r>
+          </w:p>
+        </w:tc>
+        <w:tc>
+          <w:tcPr>
+            <w:tcBorders>
+              <w:bottom w:val="none" w:sz="0" w:space="0" w:color="000000"/>
+              <w:top w:val="none" w:sz="0" w:space="0" w:color="000000"/>
+              <w:left w:val="none" w:sz="0" w:space="0" w:color="000000"/>
+              <w:right w:val="none" w:sz="0" w:space="0" w:color="000000"/>
+            </w:tcBorders>
+            <w:shd w:val="clear" w:color="auto" w:fill="F03B20"/>
+            <w:tcMar>
+              <w:top w:w="0" w:type="dxa"/>
+              <w:bottom w:w="0" w:type="dxa"/>
+              <w:left w:w="0" w:type="dxa"/>
+              <w:right w:w="0" w:type="dxa"/>
+            </w:tcMar>
+            <w:vAlign w:val="center"/>
+          </w:tcPr>
+          <w:p>
+            <w:pPr>
+              <w:pStyle w:val="Normal"/>
+              <w:jc w:val="center"/>
+              <w:pBdr>
+                <w:bottom w:val="none" w:sz="0" w:space="0" w:color="000000"/>
+                <w:top w:val="none" w:sz="0" w:space="0" w:color="000000"/>
+                <w:left w:val="none" w:sz="0" w:space="0" w:color="000000"/>
+                <w:right w:val="none" w:sz="0" w:space="0" w:color="000000"/>
+              </w:pBdr>
+              <w:spacing w:after="100" w:before="100" w:line="240"/>
+              <w:ind w:left="100" w:right="100" w:firstLine="0" w:firstLineChars="0"/>
+              <w:rPr>
+                <w:rFonts w:ascii="Helvetica" w:hAnsi="Helvetica" w:eastAsia="Helvetica" w:cs="Helvetica"/>
+                <w:i w:val="false"/>
+                <w:b w:val="false"/>
+                <w:u w:val="none"/>
+                <w:sz w:val="18"/>
+                <w:szCs w:val="18"/>
+                <w:color w:val="FFFFFF"/>
+              </w:rPr>
+            </w:pPr>
+            <w:r>
+              <w:rPr>
+                <w:rFonts w:ascii="Helvetica" w:hAnsi="Helvetica" w:eastAsia="Helvetica" w:cs="Helvetica"/>
+                <w:i w:val="false"/>
+                <w:b w:val="false"/>
+                <w:u w:val="none"/>
+                <w:sz w:val="18"/>
+                <w:szCs w:val="18"/>
+                <w:color w:val="FFFFFF"/>
+              </w:rPr>
               <w:t xml:space="preserve">12.4</w:t>
             </w:r>
           </w:p>
@@ -5574,6 +5786,59 @@
               <w:left w:val="none" w:sz="0" w:space="0" w:color="000000"/>
               <w:right w:val="none" w:sz="0" w:space="0" w:color="000000"/>
             </w:tcBorders>
+            <w:shd w:val="clear" w:color="auto" w:fill="FEB24C"/>
+            <w:tcMar>
+              <w:top w:w="0" w:type="dxa"/>
+              <w:bottom w:w="0" w:type="dxa"/>
+              <w:left w:w="0" w:type="dxa"/>
+              <w:right w:w="0" w:type="dxa"/>
+            </w:tcMar>
+            <w:vAlign w:val="center"/>
+          </w:tcPr>
+          <w:p>
+            <w:pPr>
+              <w:pStyle w:val="Normal"/>
+              <w:jc w:val="center"/>
+              <w:pBdr>
+                <w:bottom w:val="none" w:sz="0" w:space="0" w:color="000000"/>
+                <w:top w:val="none" w:sz="0" w:space="0" w:color="000000"/>
+                <w:left w:val="none" w:sz="0" w:space="0" w:color="000000"/>
+                <w:right w:val="none" w:sz="0" w:space="0" w:color="000000"/>
+              </w:pBdr>
+              <w:spacing w:after="100" w:before="100" w:line="240"/>
+              <w:ind w:left="100" w:right="100" w:firstLine="0" w:firstLineChars="0"/>
+              <w:rPr>
+                <w:rFonts w:ascii="Helvetica" w:hAnsi="Helvetica" w:eastAsia="Helvetica" w:cs="Helvetica"/>
+                <w:i w:val="false"/>
+                <w:b w:val="false"/>
+                <w:u w:val="none"/>
+                <w:sz w:val="18"/>
+                <w:szCs w:val="18"/>
+                <w:color w:val="000000"/>
+              </w:rPr>
+            </w:pPr>
+            <w:r>
+              <w:rPr>
+                <w:rFonts w:ascii="Helvetica" w:hAnsi="Helvetica" w:eastAsia="Helvetica" w:cs="Helvetica"/>
+                <w:i w:val="false"/>
+                <w:b w:val="false"/>
+                <w:u w:val="none"/>
+                <w:sz w:val="18"/>
+                <w:szCs w:val="18"/>
+                <w:color w:val="000000"/>
+              </w:rPr>
+              <w:t xml:space="preserve">9.4</w:t>
+            </w:r>
+          </w:p>
+        </w:tc>
+        <w:tc>
+          <w:tcPr>
+            <w:tcBorders>
+              <w:bottom w:val="none" w:sz="0" w:space="0" w:color="000000"/>
+              <w:top w:val="none" w:sz="0" w:space="0" w:color="000000"/>
+              <w:left w:val="none" w:sz="0" w:space="0" w:color="000000"/>
+              <w:right w:val="none" w:sz="0" w:space="0" w:color="000000"/>
+            </w:tcBorders>
             <w:shd w:val="clear" w:color="auto" w:fill="F03B20"/>
             <w:tcMar>
               <w:top w:w="0" w:type="dxa"/>
@@ -5615,7 +5880,60 @@
                 <w:szCs w:val="18"/>
                 <w:color w:val="FFFFFF"/>
               </w:rPr>
-              <w:t xml:space="preserve">18.0</w:t>
+              <w:t xml:space="preserve">13.5</w:t>
+            </w:r>
+          </w:p>
+        </w:tc>
+        <w:tc>
+          <w:tcPr>
+            <w:tcBorders>
+              <w:bottom w:val="none" w:sz="0" w:space="0" w:color="000000"/>
+              <w:top w:val="none" w:sz="0" w:space="0" w:color="000000"/>
+              <w:left w:val="none" w:sz="0" w:space="0" w:color="000000"/>
+              <w:right w:val="none" w:sz="0" w:space="0" w:color="000000"/>
+            </w:tcBorders>
+            <w:shd w:val="clear" w:color="auto" w:fill="FEB24C"/>
+            <w:tcMar>
+              <w:top w:w="0" w:type="dxa"/>
+              <w:bottom w:w="0" w:type="dxa"/>
+              <w:left w:w="0" w:type="dxa"/>
+              <w:right w:w="0" w:type="dxa"/>
+            </w:tcMar>
+            <w:vAlign w:val="center"/>
+          </w:tcPr>
+          <w:p>
+            <w:pPr>
+              <w:pStyle w:val="Normal"/>
+              <w:jc w:val="center"/>
+              <w:pBdr>
+                <w:bottom w:val="none" w:sz="0" w:space="0" w:color="000000"/>
+                <w:top w:val="none" w:sz="0" w:space="0" w:color="000000"/>
+                <w:left w:val="none" w:sz="0" w:space="0" w:color="000000"/>
+                <w:right w:val="none" w:sz="0" w:space="0" w:color="000000"/>
+              </w:pBdr>
+              <w:spacing w:after="100" w:before="100" w:line="240"/>
+              <w:ind w:left="100" w:right="100" w:firstLine="0" w:firstLineChars="0"/>
+              <w:rPr>
+                <w:rFonts w:ascii="Helvetica" w:hAnsi="Helvetica" w:eastAsia="Helvetica" w:cs="Helvetica"/>
+                <w:i w:val="false"/>
+                <w:b w:val="false"/>
+                <w:u w:val="none"/>
+                <w:sz w:val="18"/>
+                <w:szCs w:val="18"/>
+                <w:color w:val="000000"/>
+              </w:rPr>
+            </w:pPr>
+            <w:r>
+              <w:rPr>
+                <w:rFonts w:ascii="Helvetica" w:hAnsi="Helvetica" w:eastAsia="Helvetica" w:cs="Helvetica"/>
+                <w:i w:val="false"/>
+                <w:b w:val="false"/>
+                <w:u w:val="none"/>
+                <w:sz w:val="18"/>
+                <w:szCs w:val="18"/>
+                <w:color w:val="000000"/>
+              </w:rPr>
+              <w:t xml:space="preserve">8.2</w:t>
             </w:r>
           </w:p>
         </w:tc>
@@ -5668,325 +5986,7 @@
                 <w:szCs w:val="18"/>
                 <w:color w:val="FFFFFF"/>
               </w:rPr>
-              <w:t xml:space="preserve">16.7</w:t>
-            </w:r>
-          </w:p>
-        </w:tc>
-        <w:tc>
-          <w:tcPr>
-            <w:tcBorders>
-              <w:bottom w:val="none" w:sz="0" w:space="0" w:color="000000"/>
-              <w:top w:val="none" w:sz="0" w:space="0" w:color="000000"/>
-              <w:left w:val="none" w:sz="0" w:space="0" w:color="000000"/>
-              <w:right w:val="none" w:sz="0" w:space="0" w:color="000000"/>
-            </w:tcBorders>
-            <w:shd w:val="clear" w:color="auto" w:fill="F03B20"/>
-            <w:tcMar>
-              <w:top w:w="0" w:type="dxa"/>
-              <w:bottom w:w="0" w:type="dxa"/>
-              <w:left w:w="0" w:type="dxa"/>
-              <w:right w:w="0" w:type="dxa"/>
-            </w:tcMar>
-            <w:vAlign w:val="center"/>
-          </w:tcPr>
-          <w:p>
-            <w:pPr>
-              <w:pStyle w:val="Normal"/>
-              <w:jc w:val="center"/>
-              <w:pBdr>
-                <w:bottom w:val="none" w:sz="0" w:space="0" w:color="000000"/>
-                <w:top w:val="none" w:sz="0" w:space="0" w:color="000000"/>
-                <w:left w:val="none" w:sz="0" w:space="0" w:color="000000"/>
-                <w:right w:val="none" w:sz="0" w:space="0" w:color="000000"/>
-              </w:pBdr>
-              <w:spacing w:after="100" w:before="100" w:line="240"/>
-              <w:ind w:left="100" w:right="100" w:firstLine="0" w:firstLineChars="0"/>
-              <w:rPr>
-                <w:rFonts w:ascii="Helvetica" w:hAnsi="Helvetica" w:eastAsia="Helvetica" w:cs="Helvetica"/>
-                <w:i w:val="false"/>
-                <w:b w:val="false"/>
-                <w:u w:val="none"/>
-                <w:sz w:val="18"/>
-                <w:szCs w:val="18"/>
-                <w:color w:val="FFFFFF"/>
-              </w:rPr>
-            </w:pPr>
-            <w:r>
-              <w:rPr>
-                <w:rFonts w:ascii="Helvetica" w:hAnsi="Helvetica" w:eastAsia="Helvetica" w:cs="Helvetica"/>
-                <w:i w:val="false"/>
-                <w:b w:val="false"/>
-                <w:u w:val="none"/>
-                <w:sz w:val="18"/>
-                <w:szCs w:val="18"/>
-                <w:color w:val="FFFFFF"/>
-              </w:rPr>
-              <w:t xml:space="preserve">20.0</w:t>
-            </w:r>
-          </w:p>
-        </w:tc>
-        <w:tc>
-          <w:tcPr>
-            <w:tcBorders>
-              <w:bottom w:val="none" w:sz="0" w:space="0" w:color="000000"/>
-              <w:top w:val="none" w:sz="0" w:space="0" w:color="000000"/>
-              <w:left w:val="none" w:sz="0" w:space="0" w:color="000000"/>
-              <w:right w:val="none" w:sz="0" w:space="0" w:color="000000"/>
-            </w:tcBorders>
-            <w:shd w:val="clear" w:color="auto" w:fill="6A51A3"/>
-            <w:tcMar>
-              <w:top w:w="0" w:type="dxa"/>
-              <w:bottom w:w="0" w:type="dxa"/>
-              <w:left w:w="0" w:type="dxa"/>
-              <w:right w:w="0" w:type="dxa"/>
-            </w:tcMar>
-            <w:vAlign w:val="center"/>
-          </w:tcPr>
-          <w:p>
-            <w:pPr>
-              <w:pStyle w:val="Normal"/>
-              <w:jc w:val="center"/>
-              <w:pBdr>
-                <w:bottom w:val="none" w:sz="0" w:space="0" w:color="000000"/>
-                <w:top w:val="none" w:sz="0" w:space="0" w:color="000000"/>
-                <w:left w:val="none" w:sz="0" w:space="0" w:color="000000"/>
-                <w:right w:val="none" w:sz="0" w:space="0" w:color="000000"/>
-              </w:pBdr>
-              <w:spacing w:after="100" w:before="100" w:line="240"/>
-              <w:ind w:left="100" w:right="100" w:firstLine="0" w:firstLineChars="0"/>
-              <w:rPr>
-                <w:rFonts w:ascii="Helvetica" w:hAnsi="Helvetica" w:eastAsia="Helvetica" w:cs="Helvetica"/>
-                <w:i w:val="false"/>
-                <w:b w:val="false"/>
-                <w:u w:val="none"/>
-                <w:sz w:val="18"/>
-                <w:szCs w:val="18"/>
-                <w:color w:val="FFFFFF"/>
-              </w:rPr>
-            </w:pPr>
-            <w:r>
-              <w:rPr>
-                <w:rFonts w:ascii="Helvetica" w:hAnsi="Helvetica" w:eastAsia="Helvetica" w:cs="Helvetica"/>
-                <w:i w:val="false"/>
-                <w:b w:val="false"/>
-                <w:u w:val="none"/>
-                <w:sz w:val="18"/>
-                <w:szCs w:val="18"/>
-                <w:color w:val="FFFFFF"/>
-              </w:rPr>
-              <w:t xml:space="preserve">30.0</w:t>
-            </w:r>
-          </w:p>
-        </w:tc>
-        <w:tc>
-          <w:tcPr>
-            <w:tcBorders>
-              <w:bottom w:val="none" w:sz="0" w:space="0" w:color="000000"/>
-              <w:top w:val="none" w:sz="0" w:space="0" w:color="000000"/>
-              <w:left w:val="none" w:sz="0" w:space="0" w:color="000000"/>
-              <w:right w:val="none" w:sz="0" w:space="0" w:color="000000"/>
-            </w:tcBorders>
-            <w:shd w:val="clear" w:color="auto" w:fill="6A51A3"/>
-            <w:tcMar>
-              <w:top w:w="0" w:type="dxa"/>
-              <w:bottom w:w="0" w:type="dxa"/>
-              <w:left w:w="0" w:type="dxa"/>
-              <w:right w:w="0" w:type="dxa"/>
-            </w:tcMar>
-            <w:vAlign w:val="center"/>
-          </w:tcPr>
-          <w:p>
-            <w:pPr>
-              <w:pStyle w:val="Normal"/>
-              <w:jc w:val="center"/>
-              <w:pBdr>
-                <w:bottom w:val="none" w:sz="0" w:space="0" w:color="000000"/>
-                <w:top w:val="none" w:sz="0" w:space="0" w:color="000000"/>
-                <w:left w:val="none" w:sz="0" w:space="0" w:color="000000"/>
-                <w:right w:val="none" w:sz="0" w:space="0" w:color="000000"/>
-              </w:pBdr>
-              <w:spacing w:after="100" w:before="100" w:line="240"/>
-              <w:ind w:left="100" w:right="100" w:firstLine="0" w:firstLineChars="0"/>
-              <w:rPr>
-                <w:rFonts w:ascii="Helvetica" w:hAnsi="Helvetica" w:eastAsia="Helvetica" w:cs="Helvetica"/>
-                <w:i w:val="false"/>
-                <w:b w:val="false"/>
-                <w:u w:val="none"/>
-                <w:sz w:val="18"/>
-                <w:szCs w:val="18"/>
-                <w:color w:val="FFFFFF"/>
-              </w:rPr>
-            </w:pPr>
-            <w:r>
-              <w:rPr>
-                <w:rFonts w:ascii="Helvetica" w:hAnsi="Helvetica" w:eastAsia="Helvetica" w:cs="Helvetica"/>
-                <w:i w:val="false"/>
-                <w:b w:val="false"/>
-                <w:u w:val="none"/>
-                <w:sz w:val="18"/>
-                <w:szCs w:val="18"/>
-                <w:color w:val="FFFFFF"/>
-              </w:rPr>
-              <w:t xml:space="preserve">22.2</w:t>
-            </w:r>
-          </w:p>
-        </w:tc>
-        <w:tc>
-          <w:tcPr>
-            <w:tcBorders>
-              <w:bottom w:val="none" w:sz="0" w:space="0" w:color="000000"/>
-              <w:top w:val="none" w:sz="0" w:space="0" w:color="000000"/>
-              <w:left w:val="none" w:sz="0" w:space="0" w:color="000000"/>
-              <w:right w:val="none" w:sz="0" w:space="0" w:color="000000"/>
-            </w:tcBorders>
-            <w:shd w:val="clear" w:color="auto" w:fill="6A51A3"/>
-            <w:tcMar>
-              <w:top w:w="0" w:type="dxa"/>
-              <w:bottom w:w="0" w:type="dxa"/>
-              <w:left w:w="0" w:type="dxa"/>
-              <w:right w:w="0" w:type="dxa"/>
-            </w:tcMar>
-            <w:vAlign w:val="center"/>
-          </w:tcPr>
-          <w:p>
-            <w:pPr>
-              <w:pStyle w:val="Normal"/>
-              <w:jc w:val="center"/>
-              <w:pBdr>
-                <w:bottom w:val="none" w:sz="0" w:space="0" w:color="000000"/>
-                <w:top w:val="none" w:sz="0" w:space="0" w:color="000000"/>
-                <w:left w:val="none" w:sz="0" w:space="0" w:color="000000"/>
-                <w:right w:val="none" w:sz="0" w:space="0" w:color="000000"/>
-              </w:pBdr>
-              <w:spacing w:after="100" w:before="100" w:line="240"/>
-              <w:ind w:left="100" w:right="100" w:firstLine="0" w:firstLineChars="0"/>
-              <w:rPr>
-                <w:rFonts w:ascii="Helvetica" w:hAnsi="Helvetica" w:eastAsia="Helvetica" w:cs="Helvetica"/>
-                <w:i w:val="false"/>
-                <w:b w:val="false"/>
-                <w:u w:val="none"/>
-                <w:sz w:val="18"/>
-                <w:szCs w:val="18"/>
-                <w:color w:val="FFFFFF"/>
-              </w:rPr>
-            </w:pPr>
-            <w:r>
-              <w:rPr>
-                <w:rFonts w:ascii="Helvetica" w:hAnsi="Helvetica" w:eastAsia="Helvetica" w:cs="Helvetica"/>
-                <w:i w:val="false"/>
-                <w:b w:val="false"/>
-                <w:u w:val="none"/>
-                <w:sz w:val="18"/>
-                <w:szCs w:val="18"/>
-                <w:color w:val="FFFFFF"/>
-              </w:rPr>
-              <w:t xml:space="preserve">21.3</w:t>
-            </w:r>
-          </w:p>
-        </w:tc>
-        <w:tc>
-          <w:tcPr>
-            <w:tcBorders>
-              <w:bottom w:val="none" w:sz="0" w:space="0" w:color="000000"/>
-              <w:top w:val="none" w:sz="0" w:space="0" w:color="000000"/>
-              <w:left w:val="none" w:sz="0" w:space="0" w:color="000000"/>
-              <w:right w:val="none" w:sz="0" w:space="0" w:color="000000"/>
-            </w:tcBorders>
-            <w:shd w:val="clear" w:color="auto" w:fill="6A51A3"/>
-            <w:tcMar>
-              <w:top w:w="0" w:type="dxa"/>
-              <w:bottom w:w="0" w:type="dxa"/>
-              <w:left w:w="0" w:type="dxa"/>
-              <w:right w:w="0" w:type="dxa"/>
-            </w:tcMar>
-            <w:vAlign w:val="center"/>
-          </w:tcPr>
-          <w:p>
-            <w:pPr>
-              <w:pStyle w:val="Normal"/>
-              <w:jc w:val="center"/>
-              <w:pBdr>
-                <w:bottom w:val="none" w:sz="0" w:space="0" w:color="000000"/>
-                <w:top w:val="none" w:sz="0" w:space="0" w:color="000000"/>
-                <w:left w:val="none" w:sz="0" w:space="0" w:color="000000"/>
-                <w:right w:val="none" w:sz="0" w:space="0" w:color="000000"/>
-              </w:pBdr>
-              <w:spacing w:after="100" w:before="100" w:line="240"/>
-              <w:ind w:left="100" w:right="100" w:firstLine="0" w:firstLineChars="0"/>
-              <w:rPr>
-                <w:rFonts w:ascii="Helvetica" w:hAnsi="Helvetica" w:eastAsia="Helvetica" w:cs="Helvetica"/>
-                <w:i w:val="false"/>
-                <w:b w:val="false"/>
-                <w:u w:val="none"/>
-                <w:sz w:val="18"/>
-                <w:szCs w:val="18"/>
-                <w:color w:val="FFFFFF"/>
-              </w:rPr>
-            </w:pPr>
-            <w:r>
-              <w:rPr>
-                <w:rFonts w:ascii="Helvetica" w:hAnsi="Helvetica" w:eastAsia="Helvetica" w:cs="Helvetica"/>
-                <w:i w:val="false"/>
-                <w:b w:val="false"/>
-                <w:u w:val="none"/>
-                <w:sz w:val="18"/>
-                <w:szCs w:val="18"/>
-                <w:color w:val="FFFFFF"/>
-              </w:rPr>
-              <w:t xml:space="preserve">26.2</w:t>
-            </w:r>
-          </w:p>
-        </w:tc>
-        <w:tc>
-          <w:tcPr>
-            <w:tcBorders>
-              <w:bottom w:val="none" w:sz="0" w:space="0" w:color="000000"/>
-              <w:top w:val="none" w:sz="0" w:space="0" w:color="000000"/>
-              <w:left w:val="none" w:sz="0" w:space="0" w:color="000000"/>
-              <w:right w:val="none" w:sz="0" w:space="0" w:color="000000"/>
-            </w:tcBorders>
-            <w:shd w:val="clear" w:color="auto" w:fill="FEB24C"/>
-            <w:tcMar>
-              <w:top w:w="0" w:type="dxa"/>
-              <w:bottom w:w="0" w:type="dxa"/>
-              <w:left w:w="0" w:type="dxa"/>
-              <w:right w:w="0" w:type="dxa"/>
-            </w:tcMar>
-            <w:vAlign w:val="center"/>
-          </w:tcPr>
-          <w:p>
-            <w:pPr>
-              <w:pStyle w:val="Normal"/>
-              <w:jc w:val="center"/>
-              <w:pBdr>
-                <w:bottom w:val="none" w:sz="0" w:space="0" w:color="000000"/>
-                <w:top w:val="none" w:sz="0" w:space="0" w:color="000000"/>
-                <w:left w:val="none" w:sz="0" w:space="0" w:color="000000"/>
-                <w:right w:val="none" w:sz="0" w:space="0" w:color="000000"/>
-              </w:pBdr>
-              <w:spacing w:after="100" w:before="100" w:line="240"/>
-              <w:ind w:left="100" w:right="100" w:firstLine="0" w:firstLineChars="0"/>
-              <w:rPr>
-                <w:rFonts w:ascii="Helvetica" w:hAnsi="Helvetica" w:eastAsia="Helvetica" w:cs="Helvetica"/>
-                <w:i w:val="false"/>
-                <w:b w:val="false"/>
-                <w:u w:val="none"/>
-                <w:sz w:val="18"/>
-                <w:szCs w:val="18"/>
-                <w:color w:val="000000"/>
-              </w:rPr>
-            </w:pPr>
-            <w:r>
-              <w:rPr>
-                <w:rFonts w:ascii="Helvetica" w:hAnsi="Helvetica" w:eastAsia="Helvetica" w:cs="Helvetica"/>
-                <w:i w:val="false"/>
-                <w:b w:val="false"/>
-                <w:u w:val="none"/>
-                <w:sz w:val="18"/>
-                <w:szCs w:val="18"/>
-                <w:color w:val="000000"/>
-              </w:rPr>
-              <w:t xml:space="preserve">6.9</w:t>
+              <w:t xml:space="preserve">16.6</w:t>
             </w:r>
           </w:p>
         </w:tc>
@@ -6151,7 +6151,7 @@
                 <w:szCs w:val="18"/>
                 <w:color w:val="000000"/>
               </w:rPr>
-              <w:t xml:space="preserve">8.2</w:t>
+              <w:t xml:space="preserve">8.3</w:t>
             </w:r>
           </w:p>
         </w:tc>
@@ -6204,7 +6204,7 @@
                 <w:szCs w:val="18"/>
                 <w:color w:val="000000"/>
               </w:rPr>
-              <w:t xml:space="preserve">9.5</w:t>
+              <w:t xml:space="preserve">8.0</w:t>
             </w:r>
           </w:p>
         </w:tc>
@@ -6257,7 +6257,7 @@
                 <w:szCs w:val="18"/>
                 <w:color w:val="000000"/>
               </w:rPr>
-              <w:t xml:space="preserve">6.9</w:t>
+              <w:t xml:space="preserve">8.7</w:t>
             </w:r>
           </w:p>
         </w:tc>
@@ -6269,6 +6269,59 @@
               <w:left w:val="none" w:sz="0" w:space="0" w:color="000000"/>
               <w:right w:val="none" w:sz="0" w:space="0" w:color="000000"/>
             </w:tcBorders>
+            <w:shd w:val="clear" w:color="auto" w:fill="FEB24C"/>
+            <w:tcMar>
+              <w:top w:w="0" w:type="dxa"/>
+              <w:bottom w:w="0" w:type="dxa"/>
+              <w:left w:w="0" w:type="dxa"/>
+              <w:right w:w="0" w:type="dxa"/>
+            </w:tcMar>
+            <w:vAlign w:val="center"/>
+          </w:tcPr>
+          <w:p>
+            <w:pPr>
+              <w:pStyle w:val="Normal"/>
+              <w:jc w:val="center"/>
+              <w:pBdr>
+                <w:bottom w:val="none" w:sz="0" w:space="0" w:color="000000"/>
+                <w:top w:val="none" w:sz="0" w:space="0" w:color="000000"/>
+                <w:left w:val="none" w:sz="0" w:space="0" w:color="000000"/>
+                <w:right w:val="none" w:sz="0" w:space="0" w:color="000000"/>
+              </w:pBdr>
+              <w:spacing w:after="100" w:before="100" w:line="240"/>
+              <w:ind w:left="100" w:right="100" w:firstLine="0" w:firstLineChars="0"/>
+              <w:rPr>
+                <w:rFonts w:ascii="Helvetica" w:hAnsi="Helvetica" w:eastAsia="Helvetica" w:cs="Helvetica"/>
+                <w:i w:val="false"/>
+                <w:b w:val="false"/>
+                <w:u w:val="none"/>
+                <w:sz w:val="18"/>
+                <w:szCs w:val="18"/>
+                <w:color w:val="000000"/>
+              </w:rPr>
+            </w:pPr>
+            <w:r>
+              <w:rPr>
+                <w:rFonts w:ascii="Helvetica" w:hAnsi="Helvetica" w:eastAsia="Helvetica" w:cs="Helvetica"/>
+                <w:i w:val="false"/>
+                <w:b w:val="false"/>
+                <w:u w:val="none"/>
+                <w:sz w:val="18"/>
+                <w:szCs w:val="18"/>
+                <w:color w:val="000000"/>
+              </w:rPr>
+              <w:t xml:space="preserve">9.8</w:t>
+            </w:r>
+          </w:p>
+        </w:tc>
+        <w:tc>
+          <w:tcPr>
+            <w:tcBorders>
+              <w:bottom w:val="single" w:sz="12" w:space="0" w:color="666666"/>
+              <w:top w:val="none" w:sz="0" w:space="0" w:color="000000"/>
+              <w:left w:val="none" w:sz="0" w:space="0" w:color="000000"/>
+              <w:right w:val="none" w:sz="0" w:space="0" w:color="000000"/>
+            </w:tcBorders>
             <w:shd w:val="clear" w:color="auto" w:fill="F03B20"/>
             <w:tcMar>
               <w:top w:w="0" w:type="dxa"/>
@@ -6310,7 +6363,7 @@
                 <w:szCs w:val="18"/>
                 <w:color w:val="FFFFFF"/>
               </w:rPr>
-              <w:t xml:space="preserve">19.7</w:t>
+              <w:t xml:space="preserve">12.7</w:t>
             </w:r>
           </w:p>
         </w:tc>
@@ -6322,6 +6375,165 @@
               <w:left w:val="none" w:sz="0" w:space="0" w:color="000000"/>
               <w:right w:val="none" w:sz="0" w:space="0" w:color="000000"/>
             </w:tcBorders>
+            <w:shd w:val="clear" w:color="auto" w:fill="FEB24C"/>
+            <w:tcMar>
+              <w:top w:w="0" w:type="dxa"/>
+              <w:bottom w:w="0" w:type="dxa"/>
+              <w:left w:w="0" w:type="dxa"/>
+              <w:right w:w="0" w:type="dxa"/>
+            </w:tcMar>
+            <w:vAlign w:val="center"/>
+          </w:tcPr>
+          <w:p>
+            <w:pPr>
+              <w:pStyle w:val="Normal"/>
+              <w:jc w:val="center"/>
+              <w:pBdr>
+                <w:bottom w:val="none" w:sz="0" w:space="0" w:color="000000"/>
+                <w:top w:val="none" w:sz="0" w:space="0" w:color="000000"/>
+                <w:left w:val="none" w:sz="0" w:space="0" w:color="000000"/>
+                <w:right w:val="none" w:sz="0" w:space="0" w:color="000000"/>
+              </w:pBdr>
+              <w:spacing w:after="100" w:before="100" w:line="240"/>
+              <w:ind w:left="100" w:right="100" w:firstLine="0" w:firstLineChars="0"/>
+              <w:rPr>
+                <w:rFonts w:ascii="Helvetica" w:hAnsi="Helvetica" w:eastAsia="Helvetica" w:cs="Helvetica"/>
+                <w:i w:val="false"/>
+                <w:b w:val="false"/>
+                <w:u w:val="none"/>
+                <w:sz w:val="18"/>
+                <w:szCs w:val="18"/>
+                <w:color w:val="000000"/>
+              </w:rPr>
+            </w:pPr>
+            <w:r>
+              <w:rPr>
+                <w:rFonts w:ascii="Helvetica" w:hAnsi="Helvetica" w:eastAsia="Helvetica" w:cs="Helvetica"/>
+                <w:i w:val="false"/>
+                <w:b w:val="false"/>
+                <w:u w:val="none"/>
+                <w:sz w:val="18"/>
+                <w:szCs w:val="18"/>
+                <w:color w:val="000000"/>
+              </w:rPr>
+              <w:t xml:space="preserve">7.8</w:t>
+            </w:r>
+          </w:p>
+        </w:tc>
+        <w:tc>
+          <w:tcPr>
+            <w:tcBorders>
+              <w:bottom w:val="single" w:sz="12" w:space="0" w:color="666666"/>
+              <w:top w:val="none" w:sz="0" w:space="0" w:color="000000"/>
+              <w:left w:val="none" w:sz="0" w:space="0" w:color="000000"/>
+              <w:right w:val="none" w:sz="0" w:space="0" w:color="000000"/>
+            </w:tcBorders>
+            <w:shd w:val="clear" w:color="auto" w:fill="FEB24C"/>
+            <w:tcMar>
+              <w:top w:w="0" w:type="dxa"/>
+              <w:bottom w:w="0" w:type="dxa"/>
+              <w:left w:w="0" w:type="dxa"/>
+              <w:right w:w="0" w:type="dxa"/>
+            </w:tcMar>
+            <w:vAlign w:val="center"/>
+          </w:tcPr>
+          <w:p>
+            <w:pPr>
+              <w:pStyle w:val="Normal"/>
+              <w:jc w:val="center"/>
+              <w:pBdr>
+                <w:bottom w:val="none" w:sz="0" w:space="0" w:color="000000"/>
+                <w:top w:val="none" w:sz="0" w:space="0" w:color="000000"/>
+                <w:left w:val="none" w:sz="0" w:space="0" w:color="000000"/>
+                <w:right w:val="none" w:sz="0" w:space="0" w:color="000000"/>
+              </w:pBdr>
+              <w:spacing w:after="100" w:before="100" w:line="240"/>
+              <w:ind w:left="100" w:right="100" w:firstLine="0" w:firstLineChars="0"/>
+              <w:rPr>
+                <w:rFonts w:ascii="Helvetica" w:hAnsi="Helvetica" w:eastAsia="Helvetica" w:cs="Helvetica"/>
+                <w:i w:val="false"/>
+                <w:b w:val="false"/>
+                <w:u w:val="none"/>
+                <w:sz w:val="18"/>
+                <w:szCs w:val="18"/>
+                <w:color w:val="000000"/>
+              </w:rPr>
+            </w:pPr>
+            <w:r>
+              <w:rPr>
+                <w:rFonts w:ascii="Helvetica" w:hAnsi="Helvetica" w:eastAsia="Helvetica" w:cs="Helvetica"/>
+                <w:i w:val="false"/>
+                <w:b w:val="false"/>
+                <w:u w:val="none"/>
+                <w:sz w:val="18"/>
+                <w:szCs w:val="18"/>
+                <w:color w:val="000000"/>
+              </w:rPr>
+              <w:t xml:space="preserve">5.2</w:t>
+            </w:r>
+          </w:p>
+        </w:tc>
+        <w:tc>
+          <w:tcPr>
+            <w:tcBorders>
+              <w:bottom w:val="single" w:sz="12" w:space="0" w:color="666666"/>
+              <w:top w:val="none" w:sz="0" w:space="0" w:color="000000"/>
+              <w:left w:val="none" w:sz="0" w:space="0" w:color="000000"/>
+              <w:right w:val="none" w:sz="0" w:space="0" w:color="000000"/>
+            </w:tcBorders>
+            <w:shd w:val="clear" w:color="auto" w:fill="FEB24C"/>
+            <w:tcMar>
+              <w:top w:w="0" w:type="dxa"/>
+              <w:bottom w:w="0" w:type="dxa"/>
+              <w:left w:w="0" w:type="dxa"/>
+              <w:right w:w="0" w:type="dxa"/>
+            </w:tcMar>
+            <w:vAlign w:val="center"/>
+          </w:tcPr>
+          <w:p>
+            <w:pPr>
+              <w:pStyle w:val="Normal"/>
+              <w:jc w:val="center"/>
+              <w:pBdr>
+                <w:bottom w:val="none" w:sz="0" w:space="0" w:color="000000"/>
+                <w:top w:val="none" w:sz="0" w:space="0" w:color="000000"/>
+                <w:left w:val="none" w:sz="0" w:space="0" w:color="000000"/>
+                <w:right w:val="none" w:sz="0" w:space="0" w:color="000000"/>
+              </w:pBdr>
+              <w:spacing w:after="100" w:before="100" w:line="240"/>
+              <w:ind w:left="100" w:right="100" w:firstLine="0" w:firstLineChars="0"/>
+              <w:rPr>
+                <w:rFonts w:ascii="Helvetica" w:hAnsi="Helvetica" w:eastAsia="Helvetica" w:cs="Helvetica"/>
+                <w:i w:val="false"/>
+                <w:b w:val="false"/>
+                <w:u w:val="none"/>
+                <w:sz w:val="18"/>
+                <w:szCs w:val="18"/>
+                <w:color w:val="000000"/>
+              </w:rPr>
+            </w:pPr>
+            <w:r>
+              <w:rPr>
+                <w:rFonts w:ascii="Helvetica" w:hAnsi="Helvetica" w:eastAsia="Helvetica" w:cs="Helvetica"/>
+                <w:i w:val="false"/>
+                <w:b w:val="false"/>
+                <w:u w:val="none"/>
+                <w:sz w:val="18"/>
+                <w:szCs w:val="18"/>
+                <w:color w:val="000000"/>
+              </w:rPr>
+              <w:t xml:space="preserve">8.0</w:t>
+            </w:r>
+          </w:p>
+        </w:tc>
+        <w:tc>
+          <w:tcPr>
+            <w:tcBorders>
+              <w:bottom w:val="single" w:sz="12" w:space="0" w:color="666666"/>
+              <w:top w:val="none" w:sz="0" w:space="0" w:color="000000"/>
+              <w:left w:val="none" w:sz="0" w:space="0" w:color="000000"/>
+              <w:right w:val="none" w:sz="0" w:space="0" w:color="000000"/>
+            </w:tcBorders>
             <w:shd w:val="clear" w:color="auto" w:fill="F03B20"/>
             <w:tcMar>
               <w:top w:w="0" w:type="dxa"/>
@@ -6363,7 +6575,7 @@
                 <w:szCs w:val="18"/>
                 <w:color w:val="FFFFFF"/>
               </w:rPr>
-              <w:t xml:space="preserve">10.7</w:t>
+              <w:t xml:space="preserve">10.1</w:t>
             </w:r>
           </w:p>
         </w:tc>
@@ -6416,7 +6628,7 @@
                 <w:szCs w:val="18"/>
                 <w:color w:val="000000"/>
               </w:rPr>
-              <w:t xml:space="preserve">7.4</w:t>
+              <w:t xml:space="preserve">5.0</w:t>
             </w:r>
           </w:p>
         </w:tc>
@@ -6428,260 +6640,48 @@
               <w:left w:val="none" w:sz="0" w:space="0" w:color="000000"/>
               <w:right w:val="none" w:sz="0" w:space="0" w:color="000000"/>
             </w:tcBorders>
-            <w:shd w:val="clear" w:color="auto" w:fill="FEB24C"/>
-            <w:tcMar>
-              <w:top w:w="0" w:type="dxa"/>
-              <w:bottom w:w="0" w:type="dxa"/>
-              <w:left w:w="0" w:type="dxa"/>
-              <w:right w:w="0" w:type="dxa"/>
-            </w:tcMar>
-            <w:vAlign w:val="center"/>
-          </w:tcPr>
-          <w:p>
-            <w:pPr>
-              <w:pStyle w:val="Normal"/>
-              <w:jc w:val="center"/>
-              <w:pBdr>
-                <w:bottom w:val="none" w:sz="0" w:space="0" w:color="000000"/>
-                <w:top w:val="none" w:sz="0" w:space="0" w:color="000000"/>
-                <w:left w:val="none" w:sz="0" w:space="0" w:color="000000"/>
-                <w:right w:val="none" w:sz="0" w:space="0" w:color="000000"/>
-              </w:pBdr>
-              <w:spacing w:after="100" w:before="100" w:line="240"/>
-              <w:ind w:left="100" w:right="100" w:firstLine="0" w:firstLineChars="0"/>
-              <w:rPr>
-                <w:rFonts w:ascii="Helvetica" w:hAnsi="Helvetica" w:eastAsia="Helvetica" w:cs="Helvetica"/>
-                <w:i w:val="false"/>
-                <w:b w:val="false"/>
-                <w:u w:val="none"/>
-                <w:sz w:val="18"/>
-                <w:szCs w:val="18"/>
-                <w:color w:val="000000"/>
-              </w:rPr>
-            </w:pPr>
-            <w:r>
-              <w:rPr>
-                <w:rFonts w:ascii="Helvetica" w:hAnsi="Helvetica" w:eastAsia="Helvetica" w:cs="Helvetica"/>
-                <w:i w:val="false"/>
-                <w:b w:val="false"/>
-                <w:u w:val="none"/>
-                <w:sz w:val="18"/>
-                <w:szCs w:val="18"/>
-                <w:color w:val="000000"/>
-              </w:rPr>
-              <w:t xml:space="preserve">5.2</w:t>
-            </w:r>
-          </w:p>
-        </w:tc>
-        <w:tc>
-          <w:tcPr>
-            <w:tcBorders>
-              <w:bottom w:val="single" w:sz="12" w:space="0" w:color="666666"/>
-              <w:top w:val="none" w:sz="0" w:space="0" w:color="000000"/>
-              <w:left w:val="none" w:sz="0" w:space="0" w:color="000000"/>
-              <w:right w:val="none" w:sz="0" w:space="0" w:color="000000"/>
-            </w:tcBorders>
-            <w:shd w:val="clear" w:color="auto" w:fill="FEB24C"/>
-            <w:tcMar>
-              <w:top w:w="0" w:type="dxa"/>
-              <w:bottom w:w="0" w:type="dxa"/>
-              <w:left w:w="0" w:type="dxa"/>
-              <w:right w:w="0" w:type="dxa"/>
-            </w:tcMar>
-            <w:vAlign w:val="center"/>
-          </w:tcPr>
-          <w:p>
-            <w:pPr>
-              <w:pStyle w:val="Normal"/>
-              <w:jc w:val="center"/>
-              <w:pBdr>
-                <w:bottom w:val="none" w:sz="0" w:space="0" w:color="000000"/>
-                <w:top w:val="none" w:sz="0" w:space="0" w:color="000000"/>
-                <w:left w:val="none" w:sz="0" w:space="0" w:color="000000"/>
-                <w:right w:val="none" w:sz="0" w:space="0" w:color="000000"/>
-              </w:pBdr>
-              <w:spacing w:after="100" w:before="100" w:line="240"/>
-              <w:ind w:left="100" w:right="100" w:firstLine="0" w:firstLineChars="0"/>
-              <w:rPr>
-                <w:rFonts w:ascii="Helvetica" w:hAnsi="Helvetica" w:eastAsia="Helvetica" w:cs="Helvetica"/>
-                <w:i w:val="false"/>
-                <w:b w:val="false"/>
-                <w:u w:val="none"/>
-                <w:sz w:val="18"/>
-                <w:szCs w:val="18"/>
-                <w:color w:val="000000"/>
-              </w:rPr>
-            </w:pPr>
-            <w:r>
-              <w:rPr>
-                <w:rFonts w:ascii="Helvetica" w:hAnsi="Helvetica" w:eastAsia="Helvetica" w:cs="Helvetica"/>
-                <w:i w:val="false"/>
-                <w:b w:val="false"/>
-                <w:u w:val="none"/>
-                <w:sz w:val="18"/>
-                <w:szCs w:val="18"/>
-                <w:color w:val="000000"/>
-              </w:rPr>
-              <w:t xml:space="preserve">8.4</w:t>
-            </w:r>
-          </w:p>
-        </w:tc>
-        <w:tc>
-          <w:tcPr>
-            <w:tcBorders>
-              <w:bottom w:val="single" w:sz="12" w:space="0" w:color="666666"/>
-              <w:top w:val="none" w:sz="0" w:space="0" w:color="000000"/>
-              <w:left w:val="none" w:sz="0" w:space="0" w:color="000000"/>
-              <w:right w:val="none" w:sz="0" w:space="0" w:color="000000"/>
-            </w:tcBorders>
-            <w:shd w:val="clear" w:color="auto" w:fill="FEB24C"/>
-            <w:tcMar>
-              <w:top w:w="0" w:type="dxa"/>
-              <w:bottom w:w="0" w:type="dxa"/>
-              <w:left w:w="0" w:type="dxa"/>
-              <w:right w:w="0" w:type="dxa"/>
-            </w:tcMar>
-            <w:vAlign w:val="center"/>
-          </w:tcPr>
-          <w:p>
-            <w:pPr>
-              <w:pStyle w:val="Normal"/>
-              <w:jc w:val="center"/>
-              <w:pBdr>
-                <w:bottom w:val="none" w:sz="0" w:space="0" w:color="000000"/>
-                <w:top w:val="none" w:sz="0" w:space="0" w:color="000000"/>
-                <w:left w:val="none" w:sz="0" w:space="0" w:color="000000"/>
-                <w:right w:val="none" w:sz="0" w:space="0" w:color="000000"/>
-              </w:pBdr>
-              <w:spacing w:after="100" w:before="100" w:line="240"/>
-              <w:ind w:left="100" w:right="100" w:firstLine="0" w:firstLineChars="0"/>
-              <w:rPr>
-                <w:rFonts w:ascii="Helvetica" w:hAnsi="Helvetica" w:eastAsia="Helvetica" w:cs="Helvetica"/>
-                <w:i w:val="false"/>
-                <w:b w:val="false"/>
-                <w:u w:val="none"/>
-                <w:sz w:val="18"/>
-                <w:szCs w:val="18"/>
-                <w:color w:val="000000"/>
-              </w:rPr>
-            </w:pPr>
-            <w:r>
-              <w:rPr>
-                <w:rFonts w:ascii="Helvetica" w:hAnsi="Helvetica" w:eastAsia="Helvetica" w:cs="Helvetica"/>
-                <w:i w:val="false"/>
-                <w:b w:val="false"/>
-                <w:u w:val="none"/>
-                <w:sz w:val="18"/>
-                <w:szCs w:val="18"/>
-                <w:color w:val="000000"/>
-              </w:rPr>
-              <w:t xml:space="preserve">6.7</w:t>
-            </w:r>
-          </w:p>
-        </w:tc>
-        <w:tc>
-          <w:tcPr>
-            <w:tcBorders>
-              <w:bottom w:val="single" w:sz="12" w:space="0" w:color="666666"/>
-              <w:top w:val="none" w:sz="0" w:space="0" w:color="000000"/>
-              <w:left w:val="none" w:sz="0" w:space="0" w:color="000000"/>
-              <w:right w:val="none" w:sz="0" w:space="0" w:color="000000"/>
-            </w:tcBorders>
-            <w:shd w:val="clear" w:color="auto" w:fill="FEB24C"/>
-            <w:tcMar>
-              <w:top w:w="0" w:type="dxa"/>
-              <w:bottom w:w="0" w:type="dxa"/>
-              <w:left w:w="0" w:type="dxa"/>
-              <w:right w:w="0" w:type="dxa"/>
-            </w:tcMar>
-            <w:vAlign w:val="center"/>
-          </w:tcPr>
-          <w:p>
-            <w:pPr>
-              <w:pStyle w:val="Normal"/>
-              <w:jc w:val="center"/>
-              <w:pBdr>
-                <w:bottom w:val="none" w:sz="0" w:space="0" w:color="000000"/>
-                <w:top w:val="none" w:sz="0" w:space="0" w:color="000000"/>
-                <w:left w:val="none" w:sz="0" w:space="0" w:color="000000"/>
-                <w:right w:val="none" w:sz="0" w:space="0" w:color="000000"/>
-              </w:pBdr>
-              <w:spacing w:after="100" w:before="100" w:line="240"/>
-              <w:ind w:left="100" w:right="100" w:firstLine="0" w:firstLineChars="0"/>
-              <w:rPr>
-                <w:rFonts w:ascii="Helvetica" w:hAnsi="Helvetica" w:eastAsia="Helvetica" w:cs="Helvetica"/>
-                <w:i w:val="false"/>
-                <w:b w:val="false"/>
-                <w:u w:val="none"/>
-                <w:sz w:val="18"/>
-                <w:szCs w:val="18"/>
-                <w:color w:val="000000"/>
-              </w:rPr>
-            </w:pPr>
-            <w:r>
-              <w:rPr>
-                <w:rFonts w:ascii="Helvetica" w:hAnsi="Helvetica" w:eastAsia="Helvetica" w:cs="Helvetica"/>
-                <w:i w:val="false"/>
-                <w:b w:val="false"/>
-                <w:u w:val="none"/>
-                <w:sz w:val="18"/>
-                <w:szCs w:val="18"/>
-                <w:color w:val="000000"/>
-              </w:rPr>
-              <w:t xml:space="preserve">8.9</w:t>
-            </w:r>
-          </w:p>
-        </w:tc>
-        <w:tc>
-          <w:tcPr>
-            <w:tcBorders>
-              <w:bottom w:val="single" w:sz="12" w:space="0" w:color="666666"/>
-              <w:top w:val="none" w:sz="0" w:space="0" w:color="000000"/>
-              <w:left w:val="none" w:sz="0" w:space="0" w:color="000000"/>
-              <w:right w:val="none" w:sz="0" w:space="0" w:color="000000"/>
-            </w:tcBorders>
-            <w:shd w:val="clear" w:color="auto" w:fill="FEB24C"/>
-            <w:tcMar>
-              <w:top w:w="0" w:type="dxa"/>
-              <w:bottom w:w="0" w:type="dxa"/>
-              <w:left w:w="0" w:type="dxa"/>
-              <w:right w:w="0" w:type="dxa"/>
-            </w:tcMar>
-            <w:vAlign w:val="center"/>
-          </w:tcPr>
-          <w:p>
-            <w:pPr>
-              <w:pStyle w:val="Normal"/>
-              <w:jc w:val="center"/>
-              <w:pBdr>
-                <w:bottom w:val="none" w:sz="0" w:space="0" w:color="000000"/>
-                <w:top w:val="none" w:sz="0" w:space="0" w:color="000000"/>
-                <w:left w:val="none" w:sz="0" w:space="0" w:color="000000"/>
-                <w:right w:val="none" w:sz="0" w:space="0" w:color="000000"/>
-              </w:pBdr>
-              <w:spacing w:after="100" w:before="100" w:line="240"/>
-              <w:ind w:left="100" w:right="100" w:firstLine="0" w:firstLineChars="0"/>
-              <w:rPr>
-                <w:rFonts w:ascii="Helvetica" w:hAnsi="Helvetica" w:eastAsia="Helvetica" w:cs="Helvetica"/>
-                <w:i w:val="false"/>
-                <w:b w:val="false"/>
-                <w:u w:val="none"/>
-                <w:sz w:val="18"/>
-                <w:szCs w:val="18"/>
-                <w:color w:val="000000"/>
-              </w:rPr>
-            </w:pPr>
-            <w:r>
-              <w:rPr>
-                <w:rFonts w:ascii="Helvetica" w:hAnsi="Helvetica" w:eastAsia="Helvetica" w:cs="Helvetica"/>
-                <w:i w:val="false"/>
-                <w:b w:val="false"/>
-                <w:u w:val="none"/>
-                <w:sz w:val="18"/>
-                <w:szCs w:val="18"/>
-                <w:color w:val="000000"/>
-              </w:rPr>
-              <w:t xml:space="preserve">5.4</w:t>
+            <w:shd w:val="clear" w:color="auto" w:fill="6A51A3"/>
+            <w:tcMar>
+              <w:top w:w="0" w:type="dxa"/>
+              <w:bottom w:w="0" w:type="dxa"/>
+              <w:left w:w="0" w:type="dxa"/>
+              <w:right w:w="0" w:type="dxa"/>
+            </w:tcMar>
+            <w:vAlign w:val="center"/>
+          </w:tcPr>
+          <w:p>
+            <w:pPr>
+              <w:pStyle w:val="Normal"/>
+              <w:jc w:val="center"/>
+              <w:pBdr>
+                <w:bottom w:val="none" w:sz="0" w:space="0" w:color="000000"/>
+                <w:top w:val="none" w:sz="0" w:space="0" w:color="000000"/>
+                <w:left w:val="none" w:sz="0" w:space="0" w:color="000000"/>
+                <w:right w:val="none" w:sz="0" w:space="0" w:color="000000"/>
+              </w:pBdr>
+              <w:spacing w:after="100" w:before="100" w:line="240"/>
+              <w:ind w:left="100" w:right="100" w:firstLine="0" w:firstLineChars="0"/>
+              <w:rPr>
+                <w:rFonts w:ascii="Helvetica" w:hAnsi="Helvetica" w:eastAsia="Helvetica" w:cs="Helvetica"/>
+                <w:i w:val="false"/>
+                <w:b w:val="false"/>
+                <w:u w:val="none"/>
+                <w:sz w:val="18"/>
+                <w:szCs w:val="18"/>
+                <w:color w:val="FFFFFF"/>
+              </w:rPr>
+            </w:pPr>
+            <w:r>
+              <w:rPr>
+                <w:rFonts w:ascii="Helvetica" w:hAnsi="Helvetica" w:eastAsia="Helvetica" w:cs="Helvetica"/>
+                <w:i w:val="false"/>
+                <w:b w:val="false"/>
+                <w:u w:val="none"/>
+                <w:sz w:val="18"/>
+                <w:szCs w:val="18"/>
+                <w:color w:val="FFFFFF"/>
+              </w:rPr>
+              <w:t xml:space="preserve">20.5</w:t>
             </w:r>
           </w:p>
         </w:tc>
